--- a/uploads-by-year/2021/Katren-10.03.2021.docx
+++ b/uploads-by-year/2021/Katren-10.03.2021.docx
@@ -4,492 +4,4032 @@
   <w:body>
     <w:p>
       <w:pPr>
-        <w:rPr>
+        <w:tabs>
+          <w:tab w:val="left" w:pos="560"/>
+          <w:tab w:val="left" w:pos="1120"/>
+          <w:tab w:val="left" w:pos="1680"/>
+          <w:tab w:val="left" w:pos="2240"/>
+          <w:tab w:val="left" w:pos="2800"/>
+          <w:tab w:val="left" w:pos="3360"/>
+          <w:tab w:val="left" w:pos="3920"/>
+          <w:tab w:val="left" w:pos="4480"/>
+          <w:tab w:val="left" w:pos="5040"/>
+          <w:tab w:val="left" w:pos="5600"/>
+          <w:tab w:val="left" w:pos="6160"/>
+          <w:tab w:val="left" w:pos="6720"/>
+        </w:tabs>
+        <w:autoSpaceDE w:val="0"/>
+        <w:autoSpaceDN w:val="0"/>
+        <w:adjustRightInd w:val="0"/>
+        <w:spacing w:after="0" w:line="240" w:lineRule="auto"/>
+        <w:rPr>
+          <w:rFonts w:ascii="Helvetica Neue" w:hAnsi="Helvetica Neue" w:cs="Helvetica Neue"/>
           <w:b/>
           <w:bCs/>
-        </w:rPr>
-      </w:pPr>
-      <w:r>
-        <w:rPr>
+          <w:color w:val="000000"/>
+          <w:kern w:val="0"/>
+          <w:sz w:val="26"/>
+          <w:szCs w:val="26"/>
+        </w:rPr>
+      </w:pPr>
+      <w:r>
+        <w:rPr>
+          <w:rFonts w:ascii="Helvetica Neue" w:hAnsi="Helvetica Neue" w:cs="Helvetica Neue"/>
           <w:b/>
           <w:bCs/>
-        </w:rPr>
-        <w:t>10.03.2021 Катрен “</w:t>
+          <w:color w:val="000000"/>
+          <w:kern w:val="0"/>
+          <w:sz w:val="26"/>
+          <w:szCs w:val="26"/>
+        </w:rPr>
+        <w:t>10.02.2021 Катрен “Пандемия и капитал – объединили людей!”</w:t>
+      </w:r>
+    </w:p>
+    <w:p>
+      <w:pPr>
+        <w:tabs>
+          <w:tab w:val="left" w:pos="560"/>
+          <w:tab w:val="left" w:pos="1120"/>
+          <w:tab w:val="left" w:pos="1680"/>
+          <w:tab w:val="left" w:pos="2240"/>
+          <w:tab w:val="left" w:pos="2800"/>
+          <w:tab w:val="left" w:pos="3360"/>
+          <w:tab w:val="left" w:pos="3920"/>
+          <w:tab w:val="left" w:pos="4480"/>
+          <w:tab w:val="left" w:pos="5040"/>
+          <w:tab w:val="left" w:pos="5600"/>
+          <w:tab w:val="left" w:pos="6160"/>
+          <w:tab w:val="left" w:pos="6720"/>
+        </w:tabs>
+        <w:autoSpaceDE w:val="0"/>
+        <w:autoSpaceDN w:val="0"/>
+        <w:adjustRightInd w:val="0"/>
+        <w:spacing w:after="0" w:line="240" w:lineRule="auto"/>
+        <w:rPr>
+          <w:rFonts w:ascii="Helvetica Neue" w:hAnsi="Helvetica Neue" w:cs="Helvetica Neue"/>
+          <w:color w:val="000000"/>
+          <w:kern w:val="0"/>
+          <w:sz w:val="26"/>
+          <w:szCs w:val="26"/>
+        </w:rPr>
+      </w:pPr>
+    </w:p>
+    <w:p>
+      <w:pPr>
+        <w:tabs>
+          <w:tab w:val="left" w:pos="560"/>
+          <w:tab w:val="left" w:pos="1120"/>
+          <w:tab w:val="left" w:pos="1680"/>
+          <w:tab w:val="left" w:pos="2240"/>
+          <w:tab w:val="left" w:pos="2800"/>
+          <w:tab w:val="left" w:pos="3360"/>
+          <w:tab w:val="left" w:pos="3920"/>
+          <w:tab w:val="left" w:pos="4480"/>
+          <w:tab w:val="left" w:pos="5040"/>
+          <w:tab w:val="left" w:pos="5600"/>
+          <w:tab w:val="left" w:pos="6160"/>
+          <w:tab w:val="left" w:pos="6720"/>
+        </w:tabs>
+        <w:autoSpaceDE w:val="0"/>
+        <w:autoSpaceDN w:val="0"/>
+        <w:adjustRightInd w:val="0"/>
+        <w:spacing w:after="0" w:line="240" w:lineRule="auto"/>
+        <w:rPr>
+          <w:rFonts w:ascii="Helvetica Neue" w:hAnsi="Helvetica Neue" w:cs="Helvetica Neue"/>
+          <w:color w:val="000000"/>
+          <w:kern w:val="0"/>
+          <w:sz w:val="26"/>
+          <w:szCs w:val="26"/>
+        </w:rPr>
+      </w:pPr>
+      <w:r>
+        <w:rPr>
+          <w:rFonts w:ascii="Helvetica Neue" w:hAnsi="Helvetica Neue" w:cs="Helvetica Neue"/>
+          <w:color w:val="000000"/>
+          <w:kern w:val="0"/>
+          <w:sz w:val="26"/>
+          <w:szCs w:val="26"/>
+        </w:rPr>
+        <w:t>Вам надо понять, что вы всё можете!</w:t>
+      </w:r>
+    </w:p>
+    <w:p>
+      <w:pPr>
+        <w:tabs>
+          <w:tab w:val="left" w:pos="560"/>
+          <w:tab w:val="left" w:pos="1120"/>
+          <w:tab w:val="left" w:pos="1680"/>
+          <w:tab w:val="left" w:pos="2240"/>
+          <w:tab w:val="left" w:pos="2800"/>
+          <w:tab w:val="left" w:pos="3360"/>
+          <w:tab w:val="left" w:pos="3920"/>
+          <w:tab w:val="left" w:pos="4480"/>
+          <w:tab w:val="left" w:pos="5040"/>
+          <w:tab w:val="left" w:pos="5600"/>
+          <w:tab w:val="left" w:pos="6160"/>
+          <w:tab w:val="left" w:pos="6720"/>
+        </w:tabs>
+        <w:autoSpaceDE w:val="0"/>
+        <w:autoSpaceDN w:val="0"/>
+        <w:adjustRightInd w:val="0"/>
+        <w:spacing w:after="0" w:line="240" w:lineRule="auto"/>
+        <w:rPr>
+          <w:rFonts w:ascii="Helvetica Neue" w:hAnsi="Helvetica Neue" w:cs="Helvetica Neue"/>
+          <w:color w:val="000000"/>
+          <w:kern w:val="0"/>
+          <w:sz w:val="26"/>
+          <w:szCs w:val="26"/>
+        </w:rPr>
+      </w:pPr>
+      <w:r>
+        <w:rPr>
+          <w:rFonts w:ascii="Helvetica Neue" w:hAnsi="Helvetica Neue" w:cs="Helvetica Neue"/>
+          <w:color w:val="000000"/>
+          <w:kern w:val="0"/>
+          <w:sz w:val="26"/>
+          <w:szCs w:val="26"/>
+        </w:rPr>
+        <w:t>Вспомните, кем Вы при творении были!</w:t>
+      </w:r>
+    </w:p>
+    <w:p>
+      <w:pPr>
+        <w:tabs>
+          <w:tab w:val="left" w:pos="560"/>
+          <w:tab w:val="left" w:pos="1120"/>
+          <w:tab w:val="left" w:pos="1680"/>
+          <w:tab w:val="left" w:pos="2240"/>
+          <w:tab w:val="left" w:pos="2800"/>
+          <w:tab w:val="left" w:pos="3360"/>
+          <w:tab w:val="left" w:pos="3920"/>
+          <w:tab w:val="left" w:pos="4480"/>
+          <w:tab w:val="left" w:pos="5040"/>
+          <w:tab w:val="left" w:pos="5600"/>
+          <w:tab w:val="left" w:pos="6160"/>
+          <w:tab w:val="left" w:pos="6720"/>
+        </w:tabs>
+        <w:autoSpaceDE w:val="0"/>
+        <w:autoSpaceDN w:val="0"/>
+        <w:adjustRightInd w:val="0"/>
+        <w:spacing w:after="0" w:line="240" w:lineRule="auto"/>
+        <w:rPr>
+          <w:rFonts w:ascii="Helvetica Neue" w:hAnsi="Helvetica Neue" w:cs="Helvetica Neue"/>
+          <w:color w:val="000000"/>
+          <w:kern w:val="0"/>
+          <w:sz w:val="26"/>
+          <w:szCs w:val="26"/>
+        </w:rPr>
+      </w:pPr>
+      <w:r>
+        <w:rPr>
+          <w:rFonts w:ascii="Helvetica Neue" w:hAnsi="Helvetica Neue" w:cs="Helvetica Neue"/>
+          <w:color w:val="000000"/>
+          <w:kern w:val="0"/>
+          <w:sz w:val="26"/>
+          <w:szCs w:val="26"/>
+        </w:rPr>
+        <w:t>Вы Новую картину Мира завтра сложите,</w:t>
+      </w:r>
+    </w:p>
+    <w:p>
+      <w:pPr>
+        <w:tabs>
+          <w:tab w:val="left" w:pos="560"/>
+          <w:tab w:val="left" w:pos="1120"/>
+          <w:tab w:val="left" w:pos="1680"/>
+          <w:tab w:val="left" w:pos="2240"/>
+          <w:tab w:val="left" w:pos="2800"/>
+          <w:tab w:val="left" w:pos="3360"/>
+          <w:tab w:val="left" w:pos="3920"/>
+          <w:tab w:val="left" w:pos="4480"/>
+          <w:tab w:val="left" w:pos="5040"/>
+          <w:tab w:val="left" w:pos="5600"/>
+          <w:tab w:val="left" w:pos="6160"/>
+          <w:tab w:val="left" w:pos="6720"/>
+        </w:tabs>
+        <w:autoSpaceDE w:val="0"/>
+        <w:autoSpaceDN w:val="0"/>
+        <w:adjustRightInd w:val="0"/>
+        <w:spacing w:after="0" w:line="240" w:lineRule="auto"/>
+        <w:rPr>
+          <w:rFonts w:ascii="Helvetica Neue" w:hAnsi="Helvetica Neue" w:cs="Helvetica Neue"/>
+          <w:color w:val="000000"/>
+          <w:kern w:val="0"/>
+          <w:sz w:val="26"/>
+          <w:szCs w:val="26"/>
+        </w:rPr>
+      </w:pPr>
+      <w:r>
+        <w:rPr>
+          <w:rFonts w:ascii="Helvetica Neue" w:hAnsi="Helvetica Neue" w:cs="Helvetica Neue"/>
+          <w:color w:val="000000"/>
+          <w:kern w:val="0"/>
+          <w:sz w:val="26"/>
+          <w:szCs w:val="26"/>
+        </w:rPr>
+        <w:t>Вы те, кто эту Планету открыли!</w:t>
+      </w:r>
+    </w:p>
+    <w:p>
+      <w:pPr>
+        <w:tabs>
+          <w:tab w:val="left" w:pos="560"/>
+          <w:tab w:val="left" w:pos="1120"/>
+          <w:tab w:val="left" w:pos="1680"/>
+          <w:tab w:val="left" w:pos="2240"/>
+          <w:tab w:val="left" w:pos="2800"/>
+          <w:tab w:val="left" w:pos="3360"/>
+          <w:tab w:val="left" w:pos="3920"/>
+          <w:tab w:val="left" w:pos="4480"/>
+          <w:tab w:val="left" w:pos="5040"/>
+          <w:tab w:val="left" w:pos="5600"/>
+          <w:tab w:val="left" w:pos="6160"/>
+          <w:tab w:val="left" w:pos="6720"/>
+        </w:tabs>
+        <w:autoSpaceDE w:val="0"/>
+        <w:autoSpaceDN w:val="0"/>
+        <w:adjustRightInd w:val="0"/>
+        <w:spacing w:after="0" w:line="240" w:lineRule="auto"/>
+        <w:rPr>
+          <w:rFonts w:ascii="Helvetica Neue" w:hAnsi="Helvetica Neue" w:cs="Helvetica Neue"/>
+          <w:color w:val="000000"/>
+          <w:kern w:val="0"/>
+          <w:sz w:val="26"/>
+          <w:szCs w:val="26"/>
+        </w:rPr>
+      </w:pPr>
+    </w:p>
+    <w:p>
+      <w:pPr>
+        <w:tabs>
+          <w:tab w:val="left" w:pos="560"/>
+          <w:tab w:val="left" w:pos="1120"/>
+          <w:tab w:val="left" w:pos="1680"/>
+          <w:tab w:val="left" w:pos="2240"/>
+          <w:tab w:val="left" w:pos="2800"/>
+          <w:tab w:val="left" w:pos="3360"/>
+          <w:tab w:val="left" w:pos="3920"/>
+          <w:tab w:val="left" w:pos="4480"/>
+          <w:tab w:val="left" w:pos="5040"/>
+          <w:tab w:val="left" w:pos="5600"/>
+          <w:tab w:val="left" w:pos="6160"/>
+          <w:tab w:val="left" w:pos="6720"/>
+        </w:tabs>
+        <w:autoSpaceDE w:val="0"/>
+        <w:autoSpaceDN w:val="0"/>
+        <w:adjustRightInd w:val="0"/>
+        <w:spacing w:after="0" w:line="240" w:lineRule="auto"/>
+        <w:rPr>
+          <w:rFonts w:ascii="Helvetica Neue" w:hAnsi="Helvetica Neue" w:cs="Helvetica Neue"/>
+          <w:color w:val="000000"/>
+          <w:kern w:val="0"/>
+          <w:sz w:val="26"/>
+          <w:szCs w:val="26"/>
+        </w:rPr>
+      </w:pPr>
+      <w:r>
+        <w:rPr>
+          <w:rFonts w:ascii="Helvetica Neue" w:hAnsi="Helvetica Neue" w:cs="Helvetica Neue"/>
+          <w:color w:val="000000"/>
+          <w:kern w:val="0"/>
+          <w:sz w:val="26"/>
+          <w:szCs w:val="26"/>
+        </w:rPr>
+        <w:t>Только Вам дано творить Право,</w:t>
+      </w:r>
+    </w:p>
+    <w:p>
+      <w:pPr>
+        <w:tabs>
+          <w:tab w:val="left" w:pos="560"/>
+          <w:tab w:val="left" w:pos="1120"/>
+          <w:tab w:val="left" w:pos="1680"/>
+          <w:tab w:val="left" w:pos="2240"/>
+          <w:tab w:val="left" w:pos="2800"/>
+          <w:tab w:val="left" w:pos="3360"/>
+          <w:tab w:val="left" w:pos="3920"/>
+          <w:tab w:val="left" w:pos="4480"/>
+          <w:tab w:val="left" w:pos="5040"/>
+          <w:tab w:val="left" w:pos="5600"/>
+          <w:tab w:val="left" w:pos="6160"/>
+          <w:tab w:val="left" w:pos="6720"/>
+        </w:tabs>
+        <w:autoSpaceDE w:val="0"/>
+        <w:autoSpaceDN w:val="0"/>
+        <w:adjustRightInd w:val="0"/>
+        <w:spacing w:after="0" w:line="240" w:lineRule="auto"/>
+        <w:rPr>
+          <w:rFonts w:ascii="Helvetica Neue" w:hAnsi="Helvetica Neue" w:cs="Helvetica Neue"/>
+          <w:color w:val="000000"/>
+          <w:kern w:val="0"/>
+          <w:sz w:val="26"/>
+          <w:szCs w:val="26"/>
+        </w:rPr>
+      </w:pPr>
+      <w:r>
+        <w:rPr>
+          <w:rFonts w:ascii="Helvetica Neue" w:hAnsi="Helvetica Neue" w:cs="Helvetica Neue"/>
+          <w:color w:val="000000"/>
+          <w:kern w:val="0"/>
+          <w:sz w:val="26"/>
+          <w:szCs w:val="26"/>
+        </w:rPr>
+        <w:t xml:space="preserve">Объединить Народы в </w:t>
       </w:r>
       <w:proofErr w:type="gramStart"/>
       <w:r>
         <w:rPr>
+          <w:rFonts w:ascii="Helvetica Neue" w:hAnsi="Helvetica Neue" w:cs="Helvetica Neue"/>
+          <w:color w:val="000000"/>
+          <w:kern w:val="0"/>
+          <w:sz w:val="26"/>
+          <w:szCs w:val="26"/>
+        </w:rPr>
+        <w:t>человеческое Одно</w:t>
+      </w:r>
+      <w:proofErr w:type="gramEnd"/>
+      <w:r>
+        <w:rPr>
+          <w:rFonts w:ascii="Helvetica Neue" w:hAnsi="Helvetica Neue" w:cs="Helvetica Neue"/>
+          <w:color w:val="000000"/>
+          <w:kern w:val="0"/>
+          <w:sz w:val="26"/>
+          <w:szCs w:val="26"/>
+        </w:rPr>
+        <w:t>!</w:t>
+      </w:r>
+    </w:p>
+    <w:p>
+      <w:pPr>
+        <w:tabs>
+          <w:tab w:val="left" w:pos="560"/>
+          <w:tab w:val="left" w:pos="1120"/>
+          <w:tab w:val="left" w:pos="1680"/>
+          <w:tab w:val="left" w:pos="2240"/>
+          <w:tab w:val="left" w:pos="2800"/>
+          <w:tab w:val="left" w:pos="3360"/>
+          <w:tab w:val="left" w:pos="3920"/>
+          <w:tab w:val="left" w:pos="4480"/>
+          <w:tab w:val="left" w:pos="5040"/>
+          <w:tab w:val="left" w:pos="5600"/>
+          <w:tab w:val="left" w:pos="6160"/>
+          <w:tab w:val="left" w:pos="6720"/>
+        </w:tabs>
+        <w:autoSpaceDE w:val="0"/>
+        <w:autoSpaceDN w:val="0"/>
+        <w:adjustRightInd w:val="0"/>
+        <w:spacing w:after="0" w:line="240" w:lineRule="auto"/>
+        <w:rPr>
+          <w:rFonts w:ascii="Helvetica Neue" w:hAnsi="Helvetica Neue" w:cs="Helvetica Neue"/>
+          <w:color w:val="000000"/>
+          <w:kern w:val="0"/>
+          <w:sz w:val="26"/>
+          <w:szCs w:val="26"/>
+        </w:rPr>
+      </w:pPr>
+      <w:r>
+        <w:rPr>
+          <w:rFonts w:ascii="Helvetica Neue" w:hAnsi="Helvetica Neue" w:cs="Helvetica Neue"/>
+          <w:color w:val="000000"/>
+          <w:kern w:val="0"/>
+          <w:sz w:val="26"/>
+          <w:szCs w:val="26"/>
+        </w:rPr>
+        <w:t>Открыть народам, наконец, Правду,</w:t>
+      </w:r>
+    </w:p>
+    <w:p>
+      <w:pPr>
+        <w:tabs>
+          <w:tab w:val="left" w:pos="560"/>
+          <w:tab w:val="left" w:pos="1120"/>
+          <w:tab w:val="left" w:pos="1680"/>
+          <w:tab w:val="left" w:pos="2240"/>
+          <w:tab w:val="left" w:pos="2800"/>
+          <w:tab w:val="left" w:pos="3360"/>
+          <w:tab w:val="left" w:pos="3920"/>
+          <w:tab w:val="left" w:pos="4480"/>
+          <w:tab w:val="left" w:pos="5040"/>
+          <w:tab w:val="left" w:pos="5600"/>
+          <w:tab w:val="left" w:pos="6160"/>
+          <w:tab w:val="left" w:pos="6720"/>
+        </w:tabs>
+        <w:autoSpaceDE w:val="0"/>
+        <w:autoSpaceDN w:val="0"/>
+        <w:adjustRightInd w:val="0"/>
+        <w:spacing w:after="0" w:line="240" w:lineRule="auto"/>
+        <w:rPr>
+          <w:rFonts w:ascii="Helvetica Neue" w:hAnsi="Helvetica Neue" w:cs="Helvetica Neue"/>
+          <w:color w:val="000000"/>
+          <w:kern w:val="0"/>
+          <w:sz w:val="26"/>
+          <w:szCs w:val="26"/>
+        </w:rPr>
+      </w:pPr>
+      <w:r>
+        <w:rPr>
+          <w:rFonts w:ascii="Helvetica Neue" w:hAnsi="Helvetica Neue" w:cs="Helvetica Neue"/>
+          <w:color w:val="000000"/>
+          <w:kern w:val="0"/>
+          <w:sz w:val="26"/>
+          <w:szCs w:val="26"/>
+        </w:rPr>
+        <w:t xml:space="preserve">Что </w:t>
+      </w:r>
+      <w:proofErr w:type="gramStart"/>
+      <w:r>
+        <w:rPr>
+          <w:rFonts w:ascii="Helvetica Neue" w:hAnsi="Helvetica Neue" w:cs="Helvetica Neue"/>
+          <w:color w:val="000000"/>
+          <w:kern w:val="0"/>
+          <w:sz w:val="26"/>
+          <w:szCs w:val="26"/>
+        </w:rPr>
+        <w:t>Вы – Целое</w:t>
+      </w:r>
+      <w:proofErr w:type="gramEnd"/>
+      <w:r>
+        <w:rPr>
+          <w:rFonts w:ascii="Helvetica Neue" w:hAnsi="Helvetica Neue" w:cs="Helvetica Neue"/>
+          <w:color w:val="000000"/>
+          <w:kern w:val="0"/>
+          <w:sz w:val="26"/>
+          <w:szCs w:val="26"/>
+        </w:rPr>
+        <w:t>, теперь хорошо видно!</w:t>
+      </w:r>
+    </w:p>
+    <w:p>
+      <w:pPr>
+        <w:tabs>
+          <w:tab w:val="left" w:pos="560"/>
+          <w:tab w:val="left" w:pos="1120"/>
+          <w:tab w:val="left" w:pos="1680"/>
+          <w:tab w:val="left" w:pos="2240"/>
+          <w:tab w:val="left" w:pos="2800"/>
+          <w:tab w:val="left" w:pos="3360"/>
+          <w:tab w:val="left" w:pos="3920"/>
+          <w:tab w:val="left" w:pos="4480"/>
+          <w:tab w:val="left" w:pos="5040"/>
+          <w:tab w:val="left" w:pos="5600"/>
+          <w:tab w:val="left" w:pos="6160"/>
+          <w:tab w:val="left" w:pos="6720"/>
+        </w:tabs>
+        <w:autoSpaceDE w:val="0"/>
+        <w:autoSpaceDN w:val="0"/>
+        <w:adjustRightInd w:val="0"/>
+        <w:spacing w:after="0" w:line="240" w:lineRule="auto"/>
+        <w:rPr>
+          <w:rFonts w:ascii="Helvetica Neue" w:hAnsi="Helvetica Neue" w:cs="Helvetica Neue"/>
+          <w:color w:val="000000"/>
+          <w:kern w:val="0"/>
+          <w:sz w:val="26"/>
+          <w:szCs w:val="26"/>
+        </w:rPr>
+      </w:pPr>
+    </w:p>
+    <w:p>
+      <w:pPr>
+        <w:tabs>
+          <w:tab w:val="left" w:pos="560"/>
+          <w:tab w:val="left" w:pos="1120"/>
+          <w:tab w:val="left" w:pos="1680"/>
+          <w:tab w:val="left" w:pos="2240"/>
+          <w:tab w:val="left" w:pos="2800"/>
+          <w:tab w:val="left" w:pos="3360"/>
+          <w:tab w:val="left" w:pos="3920"/>
+          <w:tab w:val="left" w:pos="4480"/>
+          <w:tab w:val="left" w:pos="5040"/>
+          <w:tab w:val="left" w:pos="5600"/>
+          <w:tab w:val="left" w:pos="6160"/>
+          <w:tab w:val="left" w:pos="6720"/>
+        </w:tabs>
+        <w:autoSpaceDE w:val="0"/>
+        <w:autoSpaceDN w:val="0"/>
+        <w:adjustRightInd w:val="0"/>
+        <w:spacing w:after="0" w:line="240" w:lineRule="auto"/>
+        <w:rPr>
+          <w:rFonts w:ascii="Helvetica Neue" w:hAnsi="Helvetica Neue" w:cs="Helvetica Neue"/>
+          <w:color w:val="000000"/>
+          <w:kern w:val="0"/>
+          <w:sz w:val="26"/>
+          <w:szCs w:val="26"/>
+        </w:rPr>
+      </w:pPr>
+      <w:r>
+        <w:rPr>
+          <w:rFonts w:ascii="Helvetica Neue" w:hAnsi="Helvetica Neue" w:cs="Helvetica Neue"/>
+          <w:color w:val="000000"/>
+          <w:kern w:val="0"/>
+          <w:sz w:val="26"/>
+          <w:szCs w:val="26"/>
+        </w:rPr>
+        <w:t>Люди живут, не замечая Идею России!</w:t>
+      </w:r>
+    </w:p>
+    <w:p>
+      <w:pPr>
+        <w:tabs>
+          <w:tab w:val="left" w:pos="560"/>
+          <w:tab w:val="left" w:pos="1120"/>
+          <w:tab w:val="left" w:pos="1680"/>
+          <w:tab w:val="left" w:pos="2240"/>
+          <w:tab w:val="left" w:pos="2800"/>
+          <w:tab w:val="left" w:pos="3360"/>
+          <w:tab w:val="left" w:pos="3920"/>
+          <w:tab w:val="left" w:pos="4480"/>
+          <w:tab w:val="left" w:pos="5040"/>
+          <w:tab w:val="left" w:pos="5600"/>
+          <w:tab w:val="left" w:pos="6160"/>
+          <w:tab w:val="left" w:pos="6720"/>
+        </w:tabs>
+        <w:autoSpaceDE w:val="0"/>
+        <w:autoSpaceDN w:val="0"/>
+        <w:adjustRightInd w:val="0"/>
+        <w:spacing w:after="0" w:line="240" w:lineRule="auto"/>
+        <w:rPr>
+          <w:rFonts w:ascii="Helvetica Neue" w:hAnsi="Helvetica Neue" w:cs="Helvetica Neue"/>
+          <w:color w:val="000000"/>
+          <w:kern w:val="0"/>
+          <w:sz w:val="26"/>
+          <w:szCs w:val="26"/>
+        </w:rPr>
+      </w:pPr>
+      <w:r>
+        <w:rPr>
+          <w:rFonts w:ascii="Helvetica Neue" w:hAnsi="Helvetica Neue" w:cs="Helvetica Neue"/>
+          <w:color w:val="000000"/>
+          <w:kern w:val="0"/>
+          <w:sz w:val="26"/>
+          <w:szCs w:val="26"/>
+        </w:rPr>
+        <w:t>Для спасения себя, Русь им придётся найти!</w:t>
+      </w:r>
+    </w:p>
+    <w:p>
+      <w:pPr>
+        <w:tabs>
+          <w:tab w:val="left" w:pos="560"/>
+          <w:tab w:val="left" w:pos="1120"/>
+          <w:tab w:val="left" w:pos="1680"/>
+          <w:tab w:val="left" w:pos="2240"/>
+          <w:tab w:val="left" w:pos="2800"/>
+          <w:tab w:val="left" w:pos="3360"/>
+          <w:tab w:val="left" w:pos="3920"/>
+          <w:tab w:val="left" w:pos="4480"/>
+          <w:tab w:val="left" w:pos="5040"/>
+          <w:tab w:val="left" w:pos="5600"/>
+          <w:tab w:val="left" w:pos="6160"/>
+          <w:tab w:val="left" w:pos="6720"/>
+        </w:tabs>
+        <w:autoSpaceDE w:val="0"/>
+        <w:autoSpaceDN w:val="0"/>
+        <w:adjustRightInd w:val="0"/>
+        <w:spacing w:after="0" w:line="240" w:lineRule="auto"/>
+        <w:rPr>
+          <w:rFonts w:ascii="Helvetica Neue" w:hAnsi="Helvetica Neue" w:cs="Helvetica Neue"/>
+          <w:color w:val="000000"/>
+          <w:kern w:val="0"/>
+          <w:sz w:val="26"/>
+          <w:szCs w:val="26"/>
+        </w:rPr>
+      </w:pPr>
+      <w:r>
+        <w:rPr>
+          <w:rFonts w:ascii="Helvetica Neue" w:hAnsi="Helvetica Neue" w:cs="Helvetica Neue"/>
+          <w:color w:val="000000"/>
+          <w:kern w:val="0"/>
+          <w:sz w:val="26"/>
+          <w:szCs w:val="26"/>
+        </w:rPr>
+        <w:t>Бог – Един и Един – для всех Мессия!</w:t>
+      </w:r>
+    </w:p>
+    <w:p>
+      <w:pPr>
+        <w:tabs>
+          <w:tab w:val="left" w:pos="560"/>
+          <w:tab w:val="left" w:pos="1120"/>
+          <w:tab w:val="left" w:pos="1680"/>
+          <w:tab w:val="left" w:pos="2240"/>
+          <w:tab w:val="left" w:pos="2800"/>
+          <w:tab w:val="left" w:pos="3360"/>
+          <w:tab w:val="left" w:pos="3920"/>
+          <w:tab w:val="left" w:pos="4480"/>
+          <w:tab w:val="left" w:pos="5040"/>
+          <w:tab w:val="left" w:pos="5600"/>
+          <w:tab w:val="left" w:pos="6160"/>
+          <w:tab w:val="left" w:pos="6720"/>
+        </w:tabs>
+        <w:autoSpaceDE w:val="0"/>
+        <w:autoSpaceDN w:val="0"/>
+        <w:adjustRightInd w:val="0"/>
+        <w:spacing w:after="0" w:line="240" w:lineRule="auto"/>
+        <w:rPr>
+          <w:rFonts w:ascii="Helvetica Neue" w:hAnsi="Helvetica Neue" w:cs="Helvetica Neue"/>
+          <w:color w:val="000000"/>
+          <w:kern w:val="0"/>
+          <w:sz w:val="26"/>
+          <w:szCs w:val="26"/>
+        </w:rPr>
+      </w:pPr>
+      <w:r>
+        <w:rPr>
+          <w:rFonts w:ascii="Helvetica Neue" w:hAnsi="Helvetica Neue" w:cs="Helvetica Neue"/>
+          <w:color w:val="000000"/>
+          <w:kern w:val="0"/>
+          <w:sz w:val="26"/>
+          <w:szCs w:val="26"/>
+        </w:rPr>
+        <w:t>Другого у человечества нет пути!</w:t>
+      </w:r>
+    </w:p>
+    <w:p>
+      <w:pPr>
+        <w:tabs>
+          <w:tab w:val="left" w:pos="560"/>
+          <w:tab w:val="left" w:pos="1120"/>
+          <w:tab w:val="left" w:pos="1680"/>
+          <w:tab w:val="left" w:pos="2240"/>
+          <w:tab w:val="left" w:pos="2800"/>
+          <w:tab w:val="left" w:pos="3360"/>
+          <w:tab w:val="left" w:pos="3920"/>
+          <w:tab w:val="left" w:pos="4480"/>
+          <w:tab w:val="left" w:pos="5040"/>
+          <w:tab w:val="left" w:pos="5600"/>
+          <w:tab w:val="left" w:pos="6160"/>
+          <w:tab w:val="left" w:pos="6720"/>
+        </w:tabs>
+        <w:autoSpaceDE w:val="0"/>
+        <w:autoSpaceDN w:val="0"/>
+        <w:adjustRightInd w:val="0"/>
+        <w:spacing w:after="0" w:line="240" w:lineRule="auto"/>
+        <w:rPr>
+          <w:rFonts w:ascii="Helvetica Neue" w:hAnsi="Helvetica Neue" w:cs="Helvetica Neue"/>
+          <w:color w:val="000000"/>
+          <w:kern w:val="0"/>
+          <w:sz w:val="26"/>
+          <w:szCs w:val="26"/>
+        </w:rPr>
+      </w:pPr>
+    </w:p>
+    <w:p>
+      <w:pPr>
+        <w:tabs>
+          <w:tab w:val="left" w:pos="560"/>
+          <w:tab w:val="left" w:pos="1120"/>
+          <w:tab w:val="left" w:pos="1680"/>
+          <w:tab w:val="left" w:pos="2240"/>
+          <w:tab w:val="left" w:pos="2800"/>
+          <w:tab w:val="left" w:pos="3360"/>
+          <w:tab w:val="left" w:pos="3920"/>
+          <w:tab w:val="left" w:pos="4480"/>
+          <w:tab w:val="left" w:pos="5040"/>
+          <w:tab w:val="left" w:pos="5600"/>
+          <w:tab w:val="left" w:pos="6160"/>
+          <w:tab w:val="left" w:pos="6720"/>
+        </w:tabs>
+        <w:autoSpaceDE w:val="0"/>
+        <w:autoSpaceDN w:val="0"/>
+        <w:adjustRightInd w:val="0"/>
+        <w:spacing w:after="0" w:line="240" w:lineRule="auto"/>
+        <w:rPr>
+          <w:rFonts w:ascii="Helvetica Neue" w:hAnsi="Helvetica Neue" w:cs="Helvetica Neue"/>
+          <w:color w:val="000000"/>
+          <w:kern w:val="0"/>
+          <w:sz w:val="26"/>
+          <w:szCs w:val="26"/>
+        </w:rPr>
+      </w:pPr>
+      <w:r>
+        <w:rPr>
+          <w:rFonts w:ascii="Helvetica Neue" w:hAnsi="Helvetica Neue" w:cs="Helvetica Neue"/>
+          <w:color w:val="000000"/>
+          <w:kern w:val="0"/>
+          <w:sz w:val="26"/>
+          <w:szCs w:val="26"/>
+        </w:rPr>
+        <w:t>Скоро Исторические произойдут события:</w:t>
+      </w:r>
+    </w:p>
+    <w:p>
+      <w:pPr>
+        <w:tabs>
+          <w:tab w:val="left" w:pos="560"/>
+          <w:tab w:val="left" w:pos="1120"/>
+          <w:tab w:val="left" w:pos="1680"/>
+          <w:tab w:val="left" w:pos="2240"/>
+          <w:tab w:val="left" w:pos="2800"/>
+          <w:tab w:val="left" w:pos="3360"/>
+          <w:tab w:val="left" w:pos="3920"/>
+          <w:tab w:val="left" w:pos="4480"/>
+          <w:tab w:val="left" w:pos="5040"/>
+          <w:tab w:val="left" w:pos="5600"/>
+          <w:tab w:val="left" w:pos="6160"/>
+          <w:tab w:val="left" w:pos="6720"/>
+        </w:tabs>
+        <w:autoSpaceDE w:val="0"/>
+        <w:autoSpaceDN w:val="0"/>
+        <w:adjustRightInd w:val="0"/>
+        <w:spacing w:after="0" w:line="240" w:lineRule="auto"/>
+        <w:rPr>
+          <w:rFonts w:ascii="Helvetica Neue" w:hAnsi="Helvetica Neue" w:cs="Helvetica Neue"/>
+          <w:color w:val="000000"/>
+          <w:kern w:val="0"/>
+          <w:sz w:val="26"/>
+          <w:szCs w:val="26"/>
+        </w:rPr>
+      </w:pPr>
+      <w:r>
+        <w:rPr>
+          <w:rFonts w:ascii="Helvetica Neue" w:hAnsi="Helvetica Neue" w:cs="Helvetica Neue"/>
+          <w:color w:val="000000"/>
+          <w:kern w:val="0"/>
+          <w:sz w:val="26"/>
+          <w:szCs w:val="26"/>
+        </w:rPr>
+        <w:t>Планетарные землетрясения!</w:t>
+      </w:r>
+    </w:p>
+    <w:p>
+      <w:pPr>
+        <w:tabs>
+          <w:tab w:val="left" w:pos="560"/>
+          <w:tab w:val="left" w:pos="1120"/>
+          <w:tab w:val="left" w:pos="1680"/>
+          <w:tab w:val="left" w:pos="2240"/>
+          <w:tab w:val="left" w:pos="2800"/>
+          <w:tab w:val="left" w:pos="3360"/>
+          <w:tab w:val="left" w:pos="3920"/>
+          <w:tab w:val="left" w:pos="4480"/>
+          <w:tab w:val="left" w:pos="5040"/>
+          <w:tab w:val="left" w:pos="5600"/>
+          <w:tab w:val="left" w:pos="6160"/>
+          <w:tab w:val="left" w:pos="6720"/>
+        </w:tabs>
+        <w:autoSpaceDE w:val="0"/>
+        <w:autoSpaceDN w:val="0"/>
+        <w:adjustRightInd w:val="0"/>
+        <w:spacing w:after="0" w:line="240" w:lineRule="auto"/>
+        <w:rPr>
+          <w:rFonts w:ascii="Helvetica Neue" w:hAnsi="Helvetica Neue" w:cs="Helvetica Neue"/>
+          <w:color w:val="000000"/>
+          <w:kern w:val="0"/>
+          <w:sz w:val="26"/>
+          <w:szCs w:val="26"/>
+        </w:rPr>
+      </w:pPr>
+      <w:r>
+        <w:rPr>
+          <w:rFonts w:ascii="Helvetica Neue" w:hAnsi="Helvetica Neue" w:cs="Helvetica Neue"/>
+          <w:color w:val="000000"/>
+          <w:kern w:val="0"/>
+          <w:sz w:val="26"/>
+          <w:szCs w:val="26"/>
+        </w:rPr>
+        <w:t>Разрушатся условия привычного бытия,</w:t>
+      </w:r>
+    </w:p>
+    <w:p>
+      <w:pPr>
+        <w:tabs>
+          <w:tab w:val="left" w:pos="560"/>
+          <w:tab w:val="left" w:pos="1120"/>
+          <w:tab w:val="left" w:pos="1680"/>
+          <w:tab w:val="left" w:pos="2240"/>
+          <w:tab w:val="left" w:pos="2800"/>
+          <w:tab w:val="left" w:pos="3360"/>
+          <w:tab w:val="left" w:pos="3920"/>
+          <w:tab w:val="left" w:pos="4480"/>
+          <w:tab w:val="left" w:pos="5040"/>
+          <w:tab w:val="left" w:pos="5600"/>
+          <w:tab w:val="left" w:pos="6160"/>
+          <w:tab w:val="left" w:pos="6720"/>
+        </w:tabs>
+        <w:autoSpaceDE w:val="0"/>
+        <w:autoSpaceDN w:val="0"/>
+        <w:adjustRightInd w:val="0"/>
+        <w:spacing w:after="0" w:line="240" w:lineRule="auto"/>
+        <w:rPr>
+          <w:rFonts w:ascii="Helvetica Neue" w:hAnsi="Helvetica Neue" w:cs="Helvetica Neue"/>
+          <w:color w:val="000000"/>
+          <w:kern w:val="0"/>
+          <w:sz w:val="26"/>
+          <w:szCs w:val="26"/>
+        </w:rPr>
+      </w:pPr>
+      <w:r>
+        <w:rPr>
+          <w:rFonts w:ascii="Helvetica Neue" w:hAnsi="Helvetica Neue" w:cs="Helvetica Neue"/>
+          <w:color w:val="000000"/>
+          <w:kern w:val="0"/>
+          <w:sz w:val="26"/>
+          <w:szCs w:val="26"/>
+        </w:rPr>
+        <w:t>Придётся срочно искать спасения!</w:t>
+      </w:r>
+    </w:p>
+    <w:p>
+      <w:pPr>
+        <w:tabs>
+          <w:tab w:val="left" w:pos="560"/>
+          <w:tab w:val="left" w:pos="1120"/>
+          <w:tab w:val="left" w:pos="1680"/>
+          <w:tab w:val="left" w:pos="2240"/>
+          <w:tab w:val="left" w:pos="2800"/>
+          <w:tab w:val="left" w:pos="3360"/>
+          <w:tab w:val="left" w:pos="3920"/>
+          <w:tab w:val="left" w:pos="4480"/>
+          <w:tab w:val="left" w:pos="5040"/>
+          <w:tab w:val="left" w:pos="5600"/>
+          <w:tab w:val="left" w:pos="6160"/>
+          <w:tab w:val="left" w:pos="6720"/>
+        </w:tabs>
+        <w:autoSpaceDE w:val="0"/>
+        <w:autoSpaceDN w:val="0"/>
+        <w:adjustRightInd w:val="0"/>
+        <w:spacing w:after="0" w:line="240" w:lineRule="auto"/>
+        <w:rPr>
+          <w:rFonts w:ascii="Helvetica Neue" w:hAnsi="Helvetica Neue" w:cs="Helvetica Neue"/>
+          <w:color w:val="000000"/>
+          <w:kern w:val="0"/>
+          <w:sz w:val="26"/>
+          <w:szCs w:val="26"/>
+        </w:rPr>
+      </w:pPr>
+    </w:p>
+    <w:p>
+      <w:pPr>
+        <w:tabs>
+          <w:tab w:val="left" w:pos="560"/>
+          <w:tab w:val="left" w:pos="1120"/>
+          <w:tab w:val="left" w:pos="1680"/>
+          <w:tab w:val="left" w:pos="2240"/>
+          <w:tab w:val="left" w:pos="2800"/>
+          <w:tab w:val="left" w:pos="3360"/>
+          <w:tab w:val="left" w:pos="3920"/>
+          <w:tab w:val="left" w:pos="4480"/>
+          <w:tab w:val="left" w:pos="5040"/>
+          <w:tab w:val="left" w:pos="5600"/>
+          <w:tab w:val="left" w:pos="6160"/>
+          <w:tab w:val="left" w:pos="6720"/>
+        </w:tabs>
+        <w:autoSpaceDE w:val="0"/>
+        <w:autoSpaceDN w:val="0"/>
+        <w:adjustRightInd w:val="0"/>
+        <w:spacing w:after="0" w:line="240" w:lineRule="auto"/>
+        <w:rPr>
+          <w:rFonts w:ascii="Helvetica Neue" w:hAnsi="Helvetica Neue" w:cs="Helvetica Neue"/>
+          <w:color w:val="000000"/>
+          <w:kern w:val="0"/>
+          <w:sz w:val="26"/>
+          <w:szCs w:val="26"/>
+        </w:rPr>
+      </w:pPr>
+      <w:r>
+        <w:rPr>
+          <w:rFonts w:ascii="Helvetica Neue" w:hAnsi="Helvetica Neue" w:cs="Helvetica Neue"/>
+          <w:color w:val="000000"/>
+          <w:kern w:val="0"/>
+          <w:sz w:val="26"/>
+          <w:szCs w:val="26"/>
+        </w:rPr>
+        <w:t>Все взгляды теперь – на Восток!</w:t>
+      </w:r>
+    </w:p>
+    <w:p>
+      <w:pPr>
+        <w:tabs>
+          <w:tab w:val="left" w:pos="560"/>
+          <w:tab w:val="left" w:pos="1120"/>
+          <w:tab w:val="left" w:pos="1680"/>
+          <w:tab w:val="left" w:pos="2240"/>
+          <w:tab w:val="left" w:pos="2800"/>
+          <w:tab w:val="left" w:pos="3360"/>
+          <w:tab w:val="left" w:pos="3920"/>
+          <w:tab w:val="left" w:pos="4480"/>
+          <w:tab w:val="left" w:pos="5040"/>
+          <w:tab w:val="left" w:pos="5600"/>
+          <w:tab w:val="left" w:pos="6160"/>
+          <w:tab w:val="left" w:pos="6720"/>
+        </w:tabs>
+        <w:autoSpaceDE w:val="0"/>
+        <w:autoSpaceDN w:val="0"/>
+        <w:adjustRightInd w:val="0"/>
+        <w:spacing w:after="0" w:line="240" w:lineRule="auto"/>
+        <w:rPr>
+          <w:rFonts w:ascii="Helvetica Neue" w:hAnsi="Helvetica Neue" w:cs="Helvetica Neue"/>
+          <w:color w:val="000000"/>
+          <w:kern w:val="0"/>
+          <w:sz w:val="26"/>
+          <w:szCs w:val="26"/>
+        </w:rPr>
+      </w:pPr>
+      <w:r>
+        <w:rPr>
+          <w:rFonts w:ascii="Helvetica Neue" w:hAnsi="Helvetica Neue" w:cs="Helvetica Neue"/>
+          <w:color w:val="000000"/>
+          <w:kern w:val="0"/>
+          <w:sz w:val="26"/>
+          <w:szCs w:val="26"/>
+        </w:rPr>
+        <w:t>Европа будет морально раздавлена!</w:t>
+      </w:r>
+    </w:p>
+    <w:p>
+      <w:pPr>
+        <w:tabs>
+          <w:tab w:val="left" w:pos="560"/>
+          <w:tab w:val="left" w:pos="1120"/>
+          <w:tab w:val="left" w:pos="1680"/>
+          <w:tab w:val="left" w:pos="2240"/>
+          <w:tab w:val="left" w:pos="2800"/>
+          <w:tab w:val="left" w:pos="3360"/>
+          <w:tab w:val="left" w:pos="3920"/>
+          <w:tab w:val="left" w:pos="4480"/>
+          <w:tab w:val="left" w:pos="5040"/>
+          <w:tab w:val="left" w:pos="5600"/>
+          <w:tab w:val="left" w:pos="6160"/>
+          <w:tab w:val="left" w:pos="6720"/>
+        </w:tabs>
+        <w:autoSpaceDE w:val="0"/>
+        <w:autoSpaceDN w:val="0"/>
+        <w:adjustRightInd w:val="0"/>
+        <w:spacing w:after="0" w:line="240" w:lineRule="auto"/>
+        <w:rPr>
+          <w:rFonts w:ascii="Helvetica Neue" w:hAnsi="Helvetica Neue" w:cs="Helvetica Neue"/>
+          <w:color w:val="000000"/>
+          <w:kern w:val="0"/>
+          <w:sz w:val="26"/>
+          <w:szCs w:val="26"/>
+        </w:rPr>
+      </w:pPr>
+      <w:r>
+        <w:rPr>
+          <w:rFonts w:ascii="Helvetica Neue" w:hAnsi="Helvetica Neue" w:cs="Helvetica Neue"/>
+          <w:color w:val="000000"/>
+          <w:kern w:val="0"/>
+          <w:sz w:val="26"/>
+          <w:szCs w:val="26"/>
+        </w:rPr>
+        <w:t>Люди для спасения будут искать Исток,</w:t>
+      </w:r>
+    </w:p>
+    <w:p>
+      <w:pPr>
+        <w:tabs>
+          <w:tab w:val="left" w:pos="560"/>
+          <w:tab w:val="left" w:pos="1120"/>
+          <w:tab w:val="left" w:pos="1680"/>
+          <w:tab w:val="left" w:pos="2240"/>
+          <w:tab w:val="left" w:pos="2800"/>
+          <w:tab w:val="left" w:pos="3360"/>
+          <w:tab w:val="left" w:pos="3920"/>
+          <w:tab w:val="left" w:pos="4480"/>
+          <w:tab w:val="left" w:pos="5040"/>
+          <w:tab w:val="left" w:pos="5600"/>
+          <w:tab w:val="left" w:pos="6160"/>
+          <w:tab w:val="left" w:pos="6720"/>
+        </w:tabs>
+        <w:autoSpaceDE w:val="0"/>
+        <w:autoSpaceDN w:val="0"/>
+        <w:adjustRightInd w:val="0"/>
+        <w:spacing w:after="0" w:line="240" w:lineRule="auto"/>
+        <w:rPr>
+          <w:rFonts w:ascii="Helvetica Neue" w:hAnsi="Helvetica Neue" w:cs="Helvetica Neue"/>
+          <w:color w:val="000000"/>
+          <w:kern w:val="0"/>
+          <w:sz w:val="26"/>
+          <w:szCs w:val="26"/>
+        </w:rPr>
+      </w:pPr>
+      <w:r>
+        <w:rPr>
+          <w:rFonts w:ascii="Helvetica Neue" w:hAnsi="Helvetica Neue" w:cs="Helvetica Neue"/>
+          <w:color w:val="000000"/>
+          <w:kern w:val="0"/>
+          <w:sz w:val="26"/>
+          <w:szCs w:val="26"/>
+        </w:rPr>
+        <w:t>Русь тогда будет Миру явлена!</w:t>
+      </w:r>
+    </w:p>
+    <w:p>
+      <w:pPr>
+        <w:tabs>
+          <w:tab w:val="left" w:pos="560"/>
+          <w:tab w:val="left" w:pos="1120"/>
+          <w:tab w:val="left" w:pos="1680"/>
+          <w:tab w:val="left" w:pos="2240"/>
+          <w:tab w:val="left" w:pos="2800"/>
+          <w:tab w:val="left" w:pos="3360"/>
+          <w:tab w:val="left" w:pos="3920"/>
+          <w:tab w:val="left" w:pos="4480"/>
+          <w:tab w:val="left" w:pos="5040"/>
+          <w:tab w:val="left" w:pos="5600"/>
+          <w:tab w:val="left" w:pos="6160"/>
+          <w:tab w:val="left" w:pos="6720"/>
+        </w:tabs>
+        <w:autoSpaceDE w:val="0"/>
+        <w:autoSpaceDN w:val="0"/>
+        <w:adjustRightInd w:val="0"/>
+        <w:spacing w:after="0" w:line="240" w:lineRule="auto"/>
+        <w:rPr>
+          <w:rFonts w:ascii="Helvetica Neue" w:hAnsi="Helvetica Neue" w:cs="Helvetica Neue"/>
+          <w:color w:val="000000"/>
+          <w:kern w:val="0"/>
+          <w:sz w:val="26"/>
+          <w:szCs w:val="26"/>
+        </w:rPr>
+      </w:pPr>
+    </w:p>
+    <w:p>
+      <w:pPr>
+        <w:tabs>
+          <w:tab w:val="left" w:pos="560"/>
+          <w:tab w:val="left" w:pos="1120"/>
+          <w:tab w:val="left" w:pos="1680"/>
+          <w:tab w:val="left" w:pos="2240"/>
+          <w:tab w:val="left" w:pos="2800"/>
+          <w:tab w:val="left" w:pos="3360"/>
+          <w:tab w:val="left" w:pos="3920"/>
+          <w:tab w:val="left" w:pos="4480"/>
+          <w:tab w:val="left" w:pos="5040"/>
+          <w:tab w:val="left" w:pos="5600"/>
+          <w:tab w:val="left" w:pos="6160"/>
+          <w:tab w:val="left" w:pos="6720"/>
+        </w:tabs>
+        <w:autoSpaceDE w:val="0"/>
+        <w:autoSpaceDN w:val="0"/>
+        <w:adjustRightInd w:val="0"/>
+        <w:spacing w:after="0" w:line="240" w:lineRule="auto"/>
+        <w:rPr>
+          <w:rFonts w:ascii="Helvetica Neue" w:hAnsi="Helvetica Neue" w:cs="Helvetica Neue"/>
+          <w:color w:val="000000"/>
+          <w:kern w:val="0"/>
+          <w:sz w:val="26"/>
+          <w:szCs w:val="26"/>
+        </w:rPr>
+      </w:pPr>
+      <w:r>
+        <w:rPr>
+          <w:rFonts w:ascii="Helvetica Neue" w:hAnsi="Helvetica Neue" w:cs="Helvetica Neue"/>
+          <w:color w:val="000000"/>
+          <w:kern w:val="0"/>
+          <w:sz w:val="26"/>
+          <w:szCs w:val="26"/>
+        </w:rPr>
+        <w:t>Люди будут искать и Знания!</w:t>
+      </w:r>
+    </w:p>
+    <w:p>
+      <w:pPr>
+        <w:tabs>
+          <w:tab w:val="left" w:pos="560"/>
+          <w:tab w:val="left" w:pos="1120"/>
+          <w:tab w:val="left" w:pos="1680"/>
+          <w:tab w:val="left" w:pos="2240"/>
+          <w:tab w:val="left" w:pos="2800"/>
+          <w:tab w:val="left" w:pos="3360"/>
+          <w:tab w:val="left" w:pos="3920"/>
+          <w:tab w:val="left" w:pos="4480"/>
+          <w:tab w:val="left" w:pos="5040"/>
+          <w:tab w:val="left" w:pos="5600"/>
+          <w:tab w:val="left" w:pos="6160"/>
+          <w:tab w:val="left" w:pos="6720"/>
+        </w:tabs>
+        <w:autoSpaceDE w:val="0"/>
+        <w:autoSpaceDN w:val="0"/>
+        <w:adjustRightInd w:val="0"/>
+        <w:spacing w:after="0" w:line="240" w:lineRule="auto"/>
+        <w:rPr>
+          <w:rFonts w:ascii="Helvetica Neue" w:hAnsi="Helvetica Neue" w:cs="Helvetica Neue"/>
+          <w:color w:val="000000"/>
+          <w:kern w:val="0"/>
+          <w:sz w:val="26"/>
+          <w:szCs w:val="26"/>
+        </w:rPr>
+      </w:pPr>
+      <w:r>
+        <w:rPr>
+          <w:rFonts w:ascii="Helvetica Neue" w:hAnsi="Helvetica Neue" w:cs="Helvetica Neue"/>
+          <w:color w:val="000000"/>
+          <w:kern w:val="0"/>
+          <w:sz w:val="26"/>
+          <w:szCs w:val="26"/>
+        </w:rPr>
+        <w:t>Им не прочитать сразу все книги!</w:t>
+      </w:r>
+    </w:p>
+    <w:p>
+      <w:pPr>
+        <w:tabs>
+          <w:tab w:val="left" w:pos="560"/>
+          <w:tab w:val="left" w:pos="1120"/>
+          <w:tab w:val="left" w:pos="1680"/>
+          <w:tab w:val="left" w:pos="2240"/>
+          <w:tab w:val="left" w:pos="2800"/>
+          <w:tab w:val="left" w:pos="3360"/>
+          <w:tab w:val="left" w:pos="3920"/>
+          <w:tab w:val="left" w:pos="4480"/>
+          <w:tab w:val="left" w:pos="5040"/>
+          <w:tab w:val="left" w:pos="5600"/>
+          <w:tab w:val="left" w:pos="6160"/>
+          <w:tab w:val="left" w:pos="6720"/>
+        </w:tabs>
+        <w:autoSpaceDE w:val="0"/>
+        <w:autoSpaceDN w:val="0"/>
+        <w:adjustRightInd w:val="0"/>
+        <w:spacing w:after="0" w:line="240" w:lineRule="auto"/>
+        <w:rPr>
+          <w:rFonts w:ascii="Helvetica Neue" w:hAnsi="Helvetica Neue" w:cs="Helvetica Neue"/>
+          <w:color w:val="000000"/>
+          <w:kern w:val="0"/>
+          <w:sz w:val="26"/>
+          <w:szCs w:val="26"/>
+        </w:rPr>
+      </w:pPr>
+      <w:r>
+        <w:rPr>
+          <w:rFonts w:ascii="Helvetica Neue" w:hAnsi="Helvetica Neue" w:cs="Helvetica Neue"/>
+          <w:color w:val="000000"/>
+          <w:kern w:val="0"/>
+          <w:sz w:val="26"/>
+          <w:szCs w:val="26"/>
+        </w:rPr>
+        <w:t>Главное, надо изменить Сознание,</w:t>
+      </w:r>
+    </w:p>
+    <w:p>
+      <w:pPr>
+        <w:tabs>
+          <w:tab w:val="left" w:pos="560"/>
+          <w:tab w:val="left" w:pos="1120"/>
+          <w:tab w:val="left" w:pos="1680"/>
+          <w:tab w:val="left" w:pos="2240"/>
+          <w:tab w:val="left" w:pos="2800"/>
+          <w:tab w:val="left" w:pos="3360"/>
+          <w:tab w:val="left" w:pos="3920"/>
+          <w:tab w:val="left" w:pos="4480"/>
+          <w:tab w:val="left" w:pos="5040"/>
+          <w:tab w:val="left" w:pos="5600"/>
+          <w:tab w:val="left" w:pos="6160"/>
+          <w:tab w:val="left" w:pos="6720"/>
+        </w:tabs>
+        <w:autoSpaceDE w:val="0"/>
+        <w:autoSpaceDN w:val="0"/>
+        <w:adjustRightInd w:val="0"/>
+        <w:spacing w:after="0" w:line="240" w:lineRule="auto"/>
+        <w:rPr>
+          <w:rFonts w:ascii="Helvetica Neue" w:hAnsi="Helvetica Neue" w:cs="Helvetica Neue"/>
+          <w:color w:val="000000"/>
+          <w:kern w:val="0"/>
+          <w:sz w:val="26"/>
+          <w:szCs w:val="26"/>
+        </w:rPr>
+      </w:pPr>
+      <w:r>
+        <w:rPr>
+          <w:rFonts w:ascii="Helvetica Neue" w:hAnsi="Helvetica Neue" w:cs="Helvetica Neue"/>
+          <w:color w:val="000000"/>
+          <w:kern w:val="0"/>
+          <w:sz w:val="26"/>
+          <w:szCs w:val="26"/>
+        </w:rPr>
+        <w:t>И сбросить с Души вериги!</w:t>
+      </w:r>
+    </w:p>
+    <w:p>
+      <w:pPr>
+        <w:tabs>
+          <w:tab w:val="left" w:pos="560"/>
+          <w:tab w:val="left" w:pos="1120"/>
+          <w:tab w:val="left" w:pos="1680"/>
+          <w:tab w:val="left" w:pos="2240"/>
+          <w:tab w:val="left" w:pos="2800"/>
+          <w:tab w:val="left" w:pos="3360"/>
+          <w:tab w:val="left" w:pos="3920"/>
+          <w:tab w:val="left" w:pos="4480"/>
+          <w:tab w:val="left" w:pos="5040"/>
+          <w:tab w:val="left" w:pos="5600"/>
+          <w:tab w:val="left" w:pos="6160"/>
+          <w:tab w:val="left" w:pos="6720"/>
+        </w:tabs>
+        <w:autoSpaceDE w:val="0"/>
+        <w:autoSpaceDN w:val="0"/>
+        <w:adjustRightInd w:val="0"/>
+        <w:spacing w:after="0" w:line="240" w:lineRule="auto"/>
+        <w:rPr>
+          <w:rFonts w:ascii="Helvetica Neue" w:hAnsi="Helvetica Neue" w:cs="Helvetica Neue"/>
+          <w:color w:val="000000"/>
+          <w:kern w:val="0"/>
+          <w:sz w:val="26"/>
+          <w:szCs w:val="26"/>
+        </w:rPr>
+      </w:pPr>
+    </w:p>
+    <w:p>
+      <w:pPr>
+        <w:tabs>
+          <w:tab w:val="left" w:pos="560"/>
+          <w:tab w:val="left" w:pos="1120"/>
+          <w:tab w:val="left" w:pos="1680"/>
+          <w:tab w:val="left" w:pos="2240"/>
+          <w:tab w:val="left" w:pos="2800"/>
+          <w:tab w:val="left" w:pos="3360"/>
+          <w:tab w:val="left" w:pos="3920"/>
+          <w:tab w:val="left" w:pos="4480"/>
+          <w:tab w:val="left" w:pos="5040"/>
+          <w:tab w:val="left" w:pos="5600"/>
+          <w:tab w:val="left" w:pos="6160"/>
+          <w:tab w:val="left" w:pos="6720"/>
+        </w:tabs>
+        <w:autoSpaceDE w:val="0"/>
+        <w:autoSpaceDN w:val="0"/>
+        <w:adjustRightInd w:val="0"/>
+        <w:spacing w:after="0" w:line="240" w:lineRule="auto"/>
+        <w:rPr>
+          <w:rFonts w:ascii="Helvetica Neue" w:hAnsi="Helvetica Neue" w:cs="Helvetica Neue"/>
+          <w:color w:val="000000"/>
+          <w:kern w:val="0"/>
+          <w:sz w:val="26"/>
+          <w:szCs w:val="26"/>
+        </w:rPr>
+      </w:pPr>
+      <w:r>
+        <w:rPr>
+          <w:rFonts w:ascii="Helvetica Neue" w:hAnsi="Helvetica Neue" w:cs="Helvetica Neue"/>
+          <w:color w:val="000000"/>
+          <w:kern w:val="0"/>
+          <w:sz w:val="26"/>
+          <w:szCs w:val="26"/>
+        </w:rPr>
+        <w:t>Не изменить людей за 5 минут!</w:t>
+      </w:r>
+    </w:p>
+    <w:p>
+      <w:pPr>
+        <w:tabs>
+          <w:tab w:val="left" w:pos="560"/>
+          <w:tab w:val="left" w:pos="1120"/>
+          <w:tab w:val="left" w:pos="1680"/>
+          <w:tab w:val="left" w:pos="2240"/>
+          <w:tab w:val="left" w:pos="2800"/>
+          <w:tab w:val="left" w:pos="3360"/>
+          <w:tab w:val="left" w:pos="3920"/>
+          <w:tab w:val="left" w:pos="4480"/>
+          <w:tab w:val="left" w:pos="5040"/>
+          <w:tab w:val="left" w:pos="5600"/>
+          <w:tab w:val="left" w:pos="6160"/>
+          <w:tab w:val="left" w:pos="6720"/>
+        </w:tabs>
+        <w:autoSpaceDE w:val="0"/>
+        <w:autoSpaceDN w:val="0"/>
+        <w:adjustRightInd w:val="0"/>
+        <w:spacing w:after="0" w:line="240" w:lineRule="auto"/>
+        <w:rPr>
+          <w:rFonts w:ascii="Helvetica Neue" w:hAnsi="Helvetica Neue" w:cs="Helvetica Neue"/>
+          <w:color w:val="000000"/>
+          <w:kern w:val="0"/>
+          <w:sz w:val="26"/>
+          <w:szCs w:val="26"/>
+        </w:rPr>
+      </w:pPr>
+      <w:r>
+        <w:rPr>
+          <w:rFonts w:ascii="Helvetica Neue" w:hAnsi="Helvetica Neue" w:cs="Helvetica Neue"/>
+          <w:color w:val="000000"/>
+          <w:kern w:val="0"/>
+          <w:sz w:val="26"/>
+          <w:szCs w:val="26"/>
+        </w:rPr>
+        <w:t>Нужно к человечеству Обращение!</w:t>
+      </w:r>
+    </w:p>
+    <w:p>
+      <w:pPr>
+        <w:tabs>
+          <w:tab w:val="left" w:pos="560"/>
+          <w:tab w:val="left" w:pos="1120"/>
+          <w:tab w:val="left" w:pos="1680"/>
+          <w:tab w:val="left" w:pos="2240"/>
+          <w:tab w:val="left" w:pos="2800"/>
+          <w:tab w:val="left" w:pos="3360"/>
+          <w:tab w:val="left" w:pos="3920"/>
+          <w:tab w:val="left" w:pos="4480"/>
+          <w:tab w:val="left" w:pos="5040"/>
+          <w:tab w:val="left" w:pos="5600"/>
+          <w:tab w:val="left" w:pos="6160"/>
+          <w:tab w:val="left" w:pos="6720"/>
+        </w:tabs>
+        <w:autoSpaceDE w:val="0"/>
+        <w:autoSpaceDN w:val="0"/>
+        <w:adjustRightInd w:val="0"/>
+        <w:spacing w:after="0" w:line="240" w:lineRule="auto"/>
+        <w:rPr>
+          <w:rFonts w:ascii="Helvetica Neue" w:hAnsi="Helvetica Neue" w:cs="Helvetica Neue"/>
+          <w:color w:val="000000"/>
+          <w:kern w:val="0"/>
+          <w:sz w:val="26"/>
+          <w:szCs w:val="26"/>
+        </w:rPr>
+      </w:pPr>
+      <w:r>
+        <w:rPr>
+          <w:rFonts w:ascii="Helvetica Neue" w:hAnsi="Helvetica Neue" w:cs="Helvetica Neue"/>
+          <w:color w:val="000000"/>
+          <w:kern w:val="0"/>
+          <w:sz w:val="26"/>
+          <w:szCs w:val="26"/>
+        </w:rPr>
+        <w:t>Многие люди напрасно погибнут,</w:t>
+      </w:r>
+    </w:p>
+    <w:p>
+      <w:pPr>
+        <w:tabs>
+          <w:tab w:val="left" w:pos="560"/>
+          <w:tab w:val="left" w:pos="1120"/>
+          <w:tab w:val="left" w:pos="1680"/>
+          <w:tab w:val="left" w:pos="2240"/>
+          <w:tab w:val="left" w:pos="2800"/>
+          <w:tab w:val="left" w:pos="3360"/>
+          <w:tab w:val="left" w:pos="3920"/>
+          <w:tab w:val="left" w:pos="4480"/>
+          <w:tab w:val="left" w:pos="5040"/>
+          <w:tab w:val="left" w:pos="5600"/>
+          <w:tab w:val="left" w:pos="6160"/>
+          <w:tab w:val="left" w:pos="6720"/>
+        </w:tabs>
+        <w:autoSpaceDE w:val="0"/>
+        <w:autoSpaceDN w:val="0"/>
+        <w:adjustRightInd w:val="0"/>
+        <w:spacing w:after="0" w:line="240" w:lineRule="auto"/>
+        <w:rPr>
+          <w:rFonts w:ascii="Helvetica Neue" w:hAnsi="Helvetica Neue" w:cs="Helvetica Neue"/>
+          <w:color w:val="000000"/>
+          <w:kern w:val="0"/>
+          <w:sz w:val="26"/>
+          <w:szCs w:val="26"/>
+        </w:rPr>
+      </w:pPr>
+      <w:r>
+        <w:rPr>
+          <w:rFonts w:ascii="Helvetica Neue" w:hAnsi="Helvetica Neue" w:cs="Helvetica Neue"/>
+          <w:color w:val="000000"/>
+          <w:kern w:val="0"/>
+          <w:sz w:val="26"/>
+          <w:szCs w:val="26"/>
+        </w:rPr>
+        <w:t>Не получив от Бога Прощения!</w:t>
+      </w:r>
+    </w:p>
+    <w:p>
+      <w:pPr>
+        <w:tabs>
+          <w:tab w:val="left" w:pos="560"/>
+          <w:tab w:val="left" w:pos="1120"/>
+          <w:tab w:val="left" w:pos="1680"/>
+          <w:tab w:val="left" w:pos="2240"/>
+          <w:tab w:val="left" w:pos="2800"/>
+          <w:tab w:val="left" w:pos="3360"/>
+          <w:tab w:val="left" w:pos="3920"/>
+          <w:tab w:val="left" w:pos="4480"/>
+          <w:tab w:val="left" w:pos="5040"/>
+          <w:tab w:val="left" w:pos="5600"/>
+          <w:tab w:val="left" w:pos="6160"/>
+          <w:tab w:val="left" w:pos="6720"/>
+        </w:tabs>
+        <w:autoSpaceDE w:val="0"/>
+        <w:autoSpaceDN w:val="0"/>
+        <w:adjustRightInd w:val="0"/>
+        <w:spacing w:after="0" w:line="240" w:lineRule="auto"/>
+        <w:rPr>
+          <w:rFonts w:ascii="Helvetica Neue" w:hAnsi="Helvetica Neue" w:cs="Helvetica Neue"/>
+          <w:color w:val="000000"/>
+          <w:kern w:val="0"/>
+          <w:sz w:val="26"/>
+          <w:szCs w:val="26"/>
+        </w:rPr>
+      </w:pPr>
+    </w:p>
+    <w:p>
+      <w:pPr>
+        <w:tabs>
+          <w:tab w:val="left" w:pos="560"/>
+          <w:tab w:val="left" w:pos="1120"/>
+          <w:tab w:val="left" w:pos="1680"/>
+          <w:tab w:val="left" w:pos="2240"/>
+          <w:tab w:val="left" w:pos="2800"/>
+          <w:tab w:val="left" w:pos="3360"/>
+          <w:tab w:val="left" w:pos="3920"/>
+          <w:tab w:val="left" w:pos="4480"/>
+          <w:tab w:val="left" w:pos="5040"/>
+          <w:tab w:val="left" w:pos="5600"/>
+          <w:tab w:val="left" w:pos="6160"/>
+          <w:tab w:val="left" w:pos="6720"/>
+        </w:tabs>
+        <w:autoSpaceDE w:val="0"/>
+        <w:autoSpaceDN w:val="0"/>
+        <w:adjustRightInd w:val="0"/>
+        <w:spacing w:after="0" w:line="240" w:lineRule="auto"/>
+        <w:rPr>
+          <w:rFonts w:ascii="Helvetica Neue" w:hAnsi="Helvetica Neue" w:cs="Helvetica Neue"/>
+          <w:color w:val="000000"/>
+          <w:kern w:val="0"/>
+          <w:sz w:val="26"/>
+          <w:szCs w:val="26"/>
+        </w:rPr>
+      </w:pPr>
+      <w:r>
+        <w:rPr>
+          <w:rFonts w:ascii="Helvetica Neue" w:hAnsi="Helvetica Neue" w:cs="Helvetica Neue"/>
+          <w:color w:val="000000"/>
+          <w:kern w:val="0"/>
+          <w:sz w:val="26"/>
+          <w:szCs w:val="26"/>
+        </w:rPr>
+        <w:t>Вот когда станет понятным,</w:t>
+      </w:r>
+    </w:p>
+    <w:p>
+      <w:pPr>
+        <w:tabs>
+          <w:tab w:val="left" w:pos="560"/>
+          <w:tab w:val="left" w:pos="1120"/>
+          <w:tab w:val="left" w:pos="1680"/>
+          <w:tab w:val="left" w:pos="2240"/>
+          <w:tab w:val="left" w:pos="2800"/>
+          <w:tab w:val="left" w:pos="3360"/>
+          <w:tab w:val="left" w:pos="3920"/>
+          <w:tab w:val="left" w:pos="4480"/>
+          <w:tab w:val="left" w:pos="5040"/>
+          <w:tab w:val="left" w:pos="5600"/>
+          <w:tab w:val="left" w:pos="6160"/>
+          <w:tab w:val="left" w:pos="6720"/>
+        </w:tabs>
+        <w:autoSpaceDE w:val="0"/>
+        <w:autoSpaceDN w:val="0"/>
+        <w:adjustRightInd w:val="0"/>
+        <w:spacing w:after="0" w:line="240" w:lineRule="auto"/>
+        <w:rPr>
+          <w:rFonts w:ascii="Helvetica Neue" w:hAnsi="Helvetica Neue" w:cs="Helvetica Neue"/>
+          <w:color w:val="000000"/>
+          <w:kern w:val="0"/>
+          <w:sz w:val="26"/>
+          <w:szCs w:val="26"/>
+        </w:rPr>
+      </w:pPr>
+      <w:r>
+        <w:rPr>
+          <w:rFonts w:ascii="Helvetica Neue" w:hAnsi="Helvetica Neue" w:cs="Helvetica Neue"/>
+          <w:color w:val="000000"/>
+          <w:kern w:val="0"/>
+          <w:sz w:val="26"/>
+          <w:szCs w:val="26"/>
+        </w:rPr>
+        <w:t>Что деньги – это предтеча смерти!</w:t>
+      </w:r>
+    </w:p>
+    <w:p>
+      <w:pPr>
+        <w:tabs>
+          <w:tab w:val="left" w:pos="560"/>
+          <w:tab w:val="left" w:pos="1120"/>
+          <w:tab w:val="left" w:pos="1680"/>
+          <w:tab w:val="left" w:pos="2240"/>
+          <w:tab w:val="left" w:pos="2800"/>
+          <w:tab w:val="left" w:pos="3360"/>
+          <w:tab w:val="left" w:pos="3920"/>
+          <w:tab w:val="left" w:pos="4480"/>
+          <w:tab w:val="left" w:pos="5040"/>
+          <w:tab w:val="left" w:pos="5600"/>
+          <w:tab w:val="left" w:pos="6160"/>
+          <w:tab w:val="left" w:pos="6720"/>
+        </w:tabs>
+        <w:autoSpaceDE w:val="0"/>
+        <w:autoSpaceDN w:val="0"/>
+        <w:adjustRightInd w:val="0"/>
+        <w:spacing w:after="0" w:line="240" w:lineRule="auto"/>
+        <w:rPr>
+          <w:rFonts w:ascii="Helvetica Neue" w:hAnsi="Helvetica Neue" w:cs="Helvetica Neue"/>
+          <w:color w:val="000000"/>
+          <w:kern w:val="0"/>
+          <w:sz w:val="26"/>
+          <w:szCs w:val="26"/>
+        </w:rPr>
+      </w:pPr>
+      <w:r>
+        <w:rPr>
+          <w:rFonts w:ascii="Helvetica Neue" w:hAnsi="Helvetica Neue" w:cs="Helvetica Neue"/>
+          <w:color w:val="000000"/>
+          <w:kern w:val="0"/>
+          <w:sz w:val="26"/>
+          <w:szCs w:val="26"/>
+        </w:rPr>
+        <w:t>Бог всем людям говорил внятно,</w:t>
+      </w:r>
+    </w:p>
+    <w:p>
+      <w:pPr>
+        <w:tabs>
+          <w:tab w:val="left" w:pos="560"/>
+          <w:tab w:val="left" w:pos="1120"/>
+          <w:tab w:val="left" w:pos="1680"/>
+          <w:tab w:val="left" w:pos="2240"/>
+          <w:tab w:val="left" w:pos="2800"/>
+          <w:tab w:val="left" w:pos="3360"/>
+          <w:tab w:val="left" w:pos="3920"/>
+          <w:tab w:val="left" w:pos="4480"/>
+          <w:tab w:val="left" w:pos="5040"/>
+          <w:tab w:val="left" w:pos="5600"/>
+          <w:tab w:val="left" w:pos="6160"/>
+          <w:tab w:val="left" w:pos="6720"/>
+        </w:tabs>
+        <w:autoSpaceDE w:val="0"/>
+        <w:autoSpaceDN w:val="0"/>
+        <w:adjustRightInd w:val="0"/>
+        <w:spacing w:after="0" w:line="240" w:lineRule="auto"/>
+        <w:rPr>
+          <w:rFonts w:ascii="Helvetica Neue" w:hAnsi="Helvetica Neue" w:cs="Helvetica Neue"/>
+          <w:color w:val="000000"/>
+          <w:kern w:val="0"/>
+          <w:sz w:val="26"/>
+          <w:szCs w:val="26"/>
+        </w:rPr>
+      </w:pPr>
+      <w:r>
+        <w:rPr>
+          <w:rFonts w:ascii="Helvetica Neue" w:hAnsi="Helvetica Neue" w:cs="Helvetica Neue"/>
+          <w:color w:val="000000"/>
+          <w:kern w:val="0"/>
+          <w:sz w:val="26"/>
+          <w:szCs w:val="26"/>
+        </w:rPr>
+        <w:t>Что будут и, обязательно, потери!</w:t>
+      </w:r>
+    </w:p>
+    <w:p>
+      <w:pPr>
+        <w:tabs>
+          <w:tab w:val="left" w:pos="560"/>
+          <w:tab w:val="left" w:pos="1120"/>
+          <w:tab w:val="left" w:pos="1680"/>
+          <w:tab w:val="left" w:pos="2240"/>
+          <w:tab w:val="left" w:pos="2800"/>
+          <w:tab w:val="left" w:pos="3360"/>
+          <w:tab w:val="left" w:pos="3920"/>
+          <w:tab w:val="left" w:pos="4480"/>
+          <w:tab w:val="left" w:pos="5040"/>
+          <w:tab w:val="left" w:pos="5600"/>
+          <w:tab w:val="left" w:pos="6160"/>
+          <w:tab w:val="left" w:pos="6720"/>
+        </w:tabs>
+        <w:autoSpaceDE w:val="0"/>
+        <w:autoSpaceDN w:val="0"/>
+        <w:adjustRightInd w:val="0"/>
+        <w:spacing w:after="0" w:line="240" w:lineRule="auto"/>
+        <w:rPr>
+          <w:rFonts w:ascii="Helvetica Neue" w:hAnsi="Helvetica Neue" w:cs="Helvetica Neue"/>
+          <w:color w:val="000000"/>
+          <w:kern w:val="0"/>
+          <w:sz w:val="26"/>
+          <w:szCs w:val="26"/>
+        </w:rPr>
+      </w:pPr>
+    </w:p>
+    <w:p>
+      <w:pPr>
+        <w:tabs>
+          <w:tab w:val="left" w:pos="560"/>
+          <w:tab w:val="left" w:pos="1120"/>
+          <w:tab w:val="left" w:pos="1680"/>
+          <w:tab w:val="left" w:pos="2240"/>
+          <w:tab w:val="left" w:pos="2800"/>
+          <w:tab w:val="left" w:pos="3360"/>
+          <w:tab w:val="left" w:pos="3920"/>
+          <w:tab w:val="left" w:pos="4480"/>
+          <w:tab w:val="left" w:pos="5040"/>
+          <w:tab w:val="left" w:pos="5600"/>
+          <w:tab w:val="left" w:pos="6160"/>
+          <w:tab w:val="left" w:pos="6720"/>
+        </w:tabs>
+        <w:autoSpaceDE w:val="0"/>
+        <w:autoSpaceDN w:val="0"/>
+        <w:adjustRightInd w:val="0"/>
+        <w:spacing w:after="0" w:line="240" w:lineRule="auto"/>
+        <w:rPr>
+          <w:rFonts w:ascii="Helvetica Neue" w:hAnsi="Helvetica Neue" w:cs="Helvetica Neue"/>
+          <w:color w:val="000000"/>
+          <w:kern w:val="0"/>
+          <w:sz w:val="26"/>
+          <w:szCs w:val="26"/>
+        </w:rPr>
+      </w:pPr>
+      <w:r>
+        <w:rPr>
+          <w:rFonts w:ascii="Helvetica Neue" w:hAnsi="Helvetica Neue" w:cs="Helvetica Neue"/>
+          <w:color w:val="000000"/>
+          <w:kern w:val="0"/>
+          <w:sz w:val="26"/>
+          <w:szCs w:val="26"/>
+        </w:rPr>
+        <w:t>Пять двоек – это открытая дверь!</w:t>
+      </w:r>
+    </w:p>
+    <w:p>
+      <w:pPr>
+        <w:tabs>
+          <w:tab w:val="left" w:pos="560"/>
+          <w:tab w:val="left" w:pos="1120"/>
+          <w:tab w:val="left" w:pos="1680"/>
+          <w:tab w:val="left" w:pos="2240"/>
+          <w:tab w:val="left" w:pos="2800"/>
+          <w:tab w:val="left" w:pos="3360"/>
+          <w:tab w:val="left" w:pos="3920"/>
+          <w:tab w:val="left" w:pos="4480"/>
+          <w:tab w:val="left" w:pos="5040"/>
+          <w:tab w:val="left" w:pos="5600"/>
+          <w:tab w:val="left" w:pos="6160"/>
+          <w:tab w:val="left" w:pos="6720"/>
+        </w:tabs>
+        <w:autoSpaceDE w:val="0"/>
+        <w:autoSpaceDN w:val="0"/>
+        <w:adjustRightInd w:val="0"/>
+        <w:spacing w:after="0" w:line="240" w:lineRule="auto"/>
+        <w:rPr>
+          <w:rFonts w:ascii="Helvetica Neue" w:hAnsi="Helvetica Neue" w:cs="Helvetica Neue"/>
+          <w:color w:val="000000"/>
+          <w:kern w:val="0"/>
+          <w:sz w:val="26"/>
+          <w:szCs w:val="26"/>
+        </w:rPr>
+      </w:pPr>
+      <w:r>
+        <w:rPr>
+          <w:rFonts w:ascii="Helvetica Neue" w:hAnsi="Helvetica Neue" w:cs="Helvetica Neue"/>
+          <w:color w:val="000000"/>
+          <w:kern w:val="0"/>
+          <w:sz w:val="26"/>
+          <w:szCs w:val="26"/>
+        </w:rPr>
+        <w:t>Это – Начало Преображения!</w:t>
+      </w:r>
+    </w:p>
+    <w:p>
+      <w:pPr>
+        <w:tabs>
+          <w:tab w:val="left" w:pos="560"/>
+          <w:tab w:val="left" w:pos="1120"/>
+          <w:tab w:val="left" w:pos="1680"/>
+          <w:tab w:val="left" w:pos="2240"/>
+          <w:tab w:val="left" w:pos="2800"/>
+          <w:tab w:val="left" w:pos="3360"/>
+          <w:tab w:val="left" w:pos="3920"/>
+          <w:tab w:val="left" w:pos="4480"/>
+          <w:tab w:val="left" w:pos="5040"/>
+          <w:tab w:val="left" w:pos="5600"/>
+          <w:tab w:val="left" w:pos="6160"/>
+          <w:tab w:val="left" w:pos="6720"/>
+        </w:tabs>
+        <w:autoSpaceDE w:val="0"/>
+        <w:autoSpaceDN w:val="0"/>
+        <w:adjustRightInd w:val="0"/>
+        <w:spacing w:after="0" w:line="240" w:lineRule="auto"/>
+        <w:rPr>
+          <w:rFonts w:ascii="Helvetica Neue" w:hAnsi="Helvetica Neue" w:cs="Helvetica Neue"/>
+          <w:color w:val="000000"/>
+          <w:kern w:val="0"/>
+          <w:sz w:val="26"/>
+          <w:szCs w:val="26"/>
+        </w:rPr>
+      </w:pPr>
+      <w:r>
+        <w:rPr>
+          <w:rFonts w:ascii="Helvetica Neue" w:hAnsi="Helvetica Neue" w:cs="Helvetica Neue"/>
+          <w:color w:val="000000"/>
+          <w:kern w:val="0"/>
+          <w:sz w:val="26"/>
+          <w:szCs w:val="26"/>
+        </w:rPr>
+        <w:t>Хочешь верь или не верь,</w:t>
+      </w:r>
+    </w:p>
+    <w:p>
+      <w:pPr>
+        <w:tabs>
+          <w:tab w:val="left" w:pos="560"/>
+          <w:tab w:val="left" w:pos="1120"/>
+          <w:tab w:val="left" w:pos="1680"/>
+          <w:tab w:val="left" w:pos="2240"/>
+          <w:tab w:val="left" w:pos="2800"/>
+          <w:tab w:val="left" w:pos="3360"/>
+          <w:tab w:val="left" w:pos="3920"/>
+          <w:tab w:val="left" w:pos="4480"/>
+          <w:tab w:val="left" w:pos="5040"/>
+          <w:tab w:val="left" w:pos="5600"/>
+          <w:tab w:val="left" w:pos="6160"/>
+          <w:tab w:val="left" w:pos="6720"/>
+        </w:tabs>
+        <w:autoSpaceDE w:val="0"/>
+        <w:autoSpaceDN w:val="0"/>
+        <w:adjustRightInd w:val="0"/>
+        <w:spacing w:after="0" w:line="240" w:lineRule="auto"/>
+        <w:rPr>
+          <w:rFonts w:ascii="Helvetica Neue" w:hAnsi="Helvetica Neue" w:cs="Helvetica Neue"/>
+          <w:color w:val="000000"/>
+          <w:kern w:val="0"/>
+          <w:sz w:val="26"/>
+          <w:szCs w:val="26"/>
+        </w:rPr>
+      </w:pPr>
+      <w:r>
+        <w:rPr>
+          <w:rFonts w:ascii="Helvetica Neue" w:hAnsi="Helvetica Neue" w:cs="Helvetica Neue"/>
+          <w:color w:val="000000"/>
+          <w:kern w:val="0"/>
+          <w:sz w:val="26"/>
+          <w:szCs w:val="26"/>
+        </w:rPr>
+        <w:t>Но это Начало к Богу движения!</w:t>
+      </w:r>
+    </w:p>
+    <w:p>
+      <w:pPr>
+        <w:tabs>
+          <w:tab w:val="left" w:pos="560"/>
+          <w:tab w:val="left" w:pos="1120"/>
+          <w:tab w:val="left" w:pos="1680"/>
+          <w:tab w:val="left" w:pos="2240"/>
+          <w:tab w:val="left" w:pos="2800"/>
+          <w:tab w:val="left" w:pos="3360"/>
+          <w:tab w:val="left" w:pos="3920"/>
+          <w:tab w:val="left" w:pos="4480"/>
+          <w:tab w:val="left" w:pos="5040"/>
+          <w:tab w:val="left" w:pos="5600"/>
+          <w:tab w:val="left" w:pos="6160"/>
+          <w:tab w:val="left" w:pos="6720"/>
+        </w:tabs>
+        <w:autoSpaceDE w:val="0"/>
+        <w:autoSpaceDN w:val="0"/>
+        <w:adjustRightInd w:val="0"/>
+        <w:spacing w:after="0" w:line="240" w:lineRule="auto"/>
+        <w:rPr>
+          <w:rFonts w:ascii="Helvetica Neue" w:hAnsi="Helvetica Neue" w:cs="Helvetica Neue"/>
+          <w:color w:val="000000"/>
+          <w:kern w:val="0"/>
+          <w:sz w:val="26"/>
+          <w:szCs w:val="26"/>
+        </w:rPr>
+      </w:pPr>
+    </w:p>
+    <w:p>
+      <w:pPr>
+        <w:tabs>
+          <w:tab w:val="left" w:pos="560"/>
+          <w:tab w:val="left" w:pos="1120"/>
+          <w:tab w:val="left" w:pos="1680"/>
+          <w:tab w:val="left" w:pos="2240"/>
+          <w:tab w:val="left" w:pos="2800"/>
+          <w:tab w:val="left" w:pos="3360"/>
+          <w:tab w:val="left" w:pos="3920"/>
+          <w:tab w:val="left" w:pos="4480"/>
+          <w:tab w:val="left" w:pos="5040"/>
+          <w:tab w:val="left" w:pos="5600"/>
+          <w:tab w:val="left" w:pos="6160"/>
+          <w:tab w:val="left" w:pos="6720"/>
+        </w:tabs>
+        <w:autoSpaceDE w:val="0"/>
+        <w:autoSpaceDN w:val="0"/>
+        <w:adjustRightInd w:val="0"/>
+        <w:spacing w:after="0" w:line="240" w:lineRule="auto"/>
+        <w:rPr>
+          <w:rFonts w:ascii="Helvetica Neue" w:hAnsi="Helvetica Neue" w:cs="Helvetica Neue"/>
+          <w:color w:val="000000"/>
+          <w:kern w:val="0"/>
+          <w:sz w:val="26"/>
+          <w:szCs w:val="26"/>
+        </w:rPr>
+      </w:pPr>
+      <w:r>
+        <w:rPr>
+          <w:rFonts w:ascii="Helvetica Neue" w:hAnsi="Helvetica Neue" w:cs="Helvetica Neue"/>
+          <w:color w:val="000000"/>
+          <w:kern w:val="0"/>
+          <w:sz w:val="26"/>
+          <w:szCs w:val="26"/>
+        </w:rPr>
+        <w:t>Вот когда, каждый получит своё!</w:t>
+      </w:r>
+    </w:p>
+    <w:p>
+      <w:pPr>
+        <w:tabs>
+          <w:tab w:val="left" w:pos="560"/>
+          <w:tab w:val="left" w:pos="1120"/>
+          <w:tab w:val="left" w:pos="1680"/>
+          <w:tab w:val="left" w:pos="2240"/>
+          <w:tab w:val="left" w:pos="2800"/>
+          <w:tab w:val="left" w:pos="3360"/>
+          <w:tab w:val="left" w:pos="3920"/>
+          <w:tab w:val="left" w:pos="4480"/>
+          <w:tab w:val="left" w:pos="5040"/>
+          <w:tab w:val="left" w:pos="5600"/>
+          <w:tab w:val="left" w:pos="6160"/>
+          <w:tab w:val="left" w:pos="6720"/>
+        </w:tabs>
+        <w:autoSpaceDE w:val="0"/>
+        <w:autoSpaceDN w:val="0"/>
+        <w:adjustRightInd w:val="0"/>
+        <w:spacing w:after="0" w:line="240" w:lineRule="auto"/>
+        <w:rPr>
+          <w:rFonts w:ascii="Helvetica Neue" w:hAnsi="Helvetica Neue" w:cs="Helvetica Neue"/>
+          <w:color w:val="000000"/>
+          <w:kern w:val="0"/>
+          <w:sz w:val="26"/>
+          <w:szCs w:val="26"/>
+        </w:rPr>
+      </w:pPr>
+      <w:r>
+        <w:rPr>
+          <w:rFonts w:ascii="Helvetica Neue" w:hAnsi="Helvetica Neue" w:cs="Helvetica Neue"/>
+          <w:color w:val="000000"/>
+          <w:kern w:val="0"/>
+          <w:sz w:val="26"/>
+          <w:szCs w:val="26"/>
+        </w:rPr>
+        <w:t>Того, кто у власти – ждут проблемы!</w:t>
+      </w:r>
+    </w:p>
+    <w:p>
+      <w:pPr>
+        <w:tabs>
+          <w:tab w:val="left" w:pos="560"/>
+          <w:tab w:val="left" w:pos="1120"/>
+          <w:tab w:val="left" w:pos="1680"/>
+          <w:tab w:val="left" w:pos="2240"/>
+          <w:tab w:val="left" w:pos="2800"/>
+          <w:tab w:val="left" w:pos="3360"/>
+          <w:tab w:val="left" w:pos="3920"/>
+          <w:tab w:val="left" w:pos="4480"/>
+          <w:tab w:val="left" w:pos="5040"/>
+          <w:tab w:val="left" w:pos="5600"/>
+          <w:tab w:val="left" w:pos="6160"/>
+          <w:tab w:val="left" w:pos="6720"/>
+        </w:tabs>
+        <w:autoSpaceDE w:val="0"/>
+        <w:autoSpaceDN w:val="0"/>
+        <w:adjustRightInd w:val="0"/>
+        <w:spacing w:after="0" w:line="240" w:lineRule="auto"/>
+        <w:rPr>
+          <w:rFonts w:ascii="Helvetica Neue" w:hAnsi="Helvetica Neue" w:cs="Helvetica Neue"/>
+          <w:color w:val="000000"/>
+          <w:kern w:val="0"/>
+          <w:sz w:val="26"/>
+          <w:szCs w:val="26"/>
+        </w:rPr>
+      </w:pPr>
+      <w:r>
+        <w:rPr>
+          <w:rFonts w:ascii="Helvetica Neue" w:hAnsi="Helvetica Neue" w:cs="Helvetica Neue"/>
+          <w:color w:val="000000"/>
+          <w:kern w:val="0"/>
+          <w:sz w:val="26"/>
+          <w:szCs w:val="26"/>
+        </w:rPr>
+        <w:t xml:space="preserve">Вы поймёте, </w:t>
+      </w:r>
+      <w:proofErr w:type="gramStart"/>
+      <w:r>
+        <w:rPr>
+          <w:rFonts w:ascii="Helvetica Neue" w:hAnsi="Helvetica Neue" w:cs="Helvetica Neue"/>
+          <w:color w:val="000000"/>
+          <w:kern w:val="0"/>
+          <w:sz w:val="26"/>
+          <w:szCs w:val="26"/>
+        </w:rPr>
+        <w:t>что Всё</w:t>
+      </w:r>
+      <w:proofErr w:type="gramEnd"/>
+      <w:r>
+        <w:rPr>
+          <w:rFonts w:ascii="Helvetica Neue" w:hAnsi="Helvetica Neue" w:cs="Helvetica Neue"/>
+          <w:color w:val="000000"/>
+          <w:kern w:val="0"/>
+          <w:sz w:val="26"/>
+          <w:szCs w:val="26"/>
+        </w:rPr>
+        <w:t xml:space="preserve"> на Планете Моё!</w:t>
+      </w:r>
+    </w:p>
+    <w:p>
+      <w:pPr>
+        <w:tabs>
+          <w:tab w:val="left" w:pos="560"/>
+          <w:tab w:val="left" w:pos="1120"/>
+          <w:tab w:val="left" w:pos="1680"/>
+          <w:tab w:val="left" w:pos="2240"/>
+          <w:tab w:val="left" w:pos="2800"/>
+          <w:tab w:val="left" w:pos="3360"/>
+          <w:tab w:val="left" w:pos="3920"/>
+          <w:tab w:val="left" w:pos="4480"/>
+          <w:tab w:val="left" w:pos="5040"/>
+          <w:tab w:val="left" w:pos="5600"/>
+          <w:tab w:val="left" w:pos="6160"/>
+          <w:tab w:val="left" w:pos="6720"/>
+        </w:tabs>
+        <w:autoSpaceDE w:val="0"/>
+        <w:autoSpaceDN w:val="0"/>
+        <w:adjustRightInd w:val="0"/>
+        <w:spacing w:after="0" w:line="240" w:lineRule="auto"/>
+        <w:rPr>
+          <w:rFonts w:ascii="Helvetica Neue" w:hAnsi="Helvetica Neue" w:cs="Helvetica Neue"/>
+          <w:color w:val="000000"/>
+          <w:kern w:val="0"/>
+          <w:sz w:val="26"/>
+          <w:szCs w:val="26"/>
+        </w:rPr>
+      </w:pPr>
+      <w:r>
+        <w:rPr>
+          <w:rFonts w:ascii="Helvetica Neue" w:hAnsi="Helvetica Neue" w:cs="Helvetica Neue"/>
+          <w:color w:val="000000"/>
+          <w:kern w:val="0"/>
+          <w:sz w:val="26"/>
+          <w:szCs w:val="26"/>
+        </w:rPr>
+        <w:t>Для людей без Бога – это дилемма!</w:t>
+      </w:r>
+    </w:p>
+    <w:p>
+      <w:pPr>
+        <w:tabs>
+          <w:tab w:val="left" w:pos="560"/>
+          <w:tab w:val="left" w:pos="1120"/>
+          <w:tab w:val="left" w:pos="1680"/>
+          <w:tab w:val="left" w:pos="2240"/>
+          <w:tab w:val="left" w:pos="2800"/>
+          <w:tab w:val="left" w:pos="3360"/>
+          <w:tab w:val="left" w:pos="3920"/>
+          <w:tab w:val="left" w:pos="4480"/>
+          <w:tab w:val="left" w:pos="5040"/>
+          <w:tab w:val="left" w:pos="5600"/>
+          <w:tab w:val="left" w:pos="6160"/>
+          <w:tab w:val="left" w:pos="6720"/>
+        </w:tabs>
+        <w:autoSpaceDE w:val="0"/>
+        <w:autoSpaceDN w:val="0"/>
+        <w:adjustRightInd w:val="0"/>
+        <w:spacing w:after="0" w:line="240" w:lineRule="auto"/>
+        <w:rPr>
+          <w:rFonts w:ascii="Helvetica Neue" w:hAnsi="Helvetica Neue" w:cs="Helvetica Neue"/>
+          <w:color w:val="000000"/>
+          <w:kern w:val="0"/>
+          <w:sz w:val="26"/>
+          <w:szCs w:val="26"/>
+        </w:rPr>
+      </w:pPr>
+    </w:p>
+    <w:p>
+      <w:pPr>
+        <w:tabs>
+          <w:tab w:val="left" w:pos="560"/>
+          <w:tab w:val="left" w:pos="1120"/>
+          <w:tab w:val="left" w:pos="1680"/>
+          <w:tab w:val="left" w:pos="2240"/>
+          <w:tab w:val="left" w:pos="2800"/>
+          <w:tab w:val="left" w:pos="3360"/>
+          <w:tab w:val="left" w:pos="3920"/>
+          <w:tab w:val="left" w:pos="4480"/>
+          <w:tab w:val="left" w:pos="5040"/>
+          <w:tab w:val="left" w:pos="5600"/>
+          <w:tab w:val="left" w:pos="6160"/>
+          <w:tab w:val="left" w:pos="6720"/>
+        </w:tabs>
+        <w:autoSpaceDE w:val="0"/>
+        <w:autoSpaceDN w:val="0"/>
+        <w:adjustRightInd w:val="0"/>
+        <w:spacing w:after="0" w:line="240" w:lineRule="auto"/>
+        <w:rPr>
+          <w:rFonts w:ascii="Helvetica Neue" w:hAnsi="Helvetica Neue" w:cs="Helvetica Neue"/>
+          <w:color w:val="000000"/>
+          <w:kern w:val="0"/>
+          <w:sz w:val="26"/>
+          <w:szCs w:val="26"/>
+        </w:rPr>
+      </w:pPr>
+      <w:r>
+        <w:rPr>
+          <w:rFonts w:ascii="Helvetica Neue" w:hAnsi="Helvetica Neue" w:cs="Helvetica Neue"/>
+          <w:color w:val="000000"/>
+          <w:kern w:val="0"/>
+          <w:sz w:val="26"/>
+          <w:szCs w:val="26"/>
+        </w:rPr>
+        <w:t>Миру нужна Нейтральность!</w:t>
+      </w:r>
+    </w:p>
+    <w:p>
+      <w:pPr>
+        <w:tabs>
+          <w:tab w:val="left" w:pos="560"/>
+          <w:tab w:val="left" w:pos="1120"/>
+          <w:tab w:val="left" w:pos="1680"/>
+          <w:tab w:val="left" w:pos="2240"/>
+          <w:tab w:val="left" w:pos="2800"/>
+          <w:tab w:val="left" w:pos="3360"/>
+          <w:tab w:val="left" w:pos="3920"/>
+          <w:tab w:val="left" w:pos="4480"/>
+          <w:tab w:val="left" w:pos="5040"/>
+          <w:tab w:val="left" w:pos="5600"/>
+          <w:tab w:val="left" w:pos="6160"/>
+          <w:tab w:val="left" w:pos="6720"/>
+        </w:tabs>
+        <w:autoSpaceDE w:val="0"/>
+        <w:autoSpaceDN w:val="0"/>
+        <w:adjustRightInd w:val="0"/>
+        <w:spacing w:after="0" w:line="240" w:lineRule="auto"/>
+        <w:rPr>
+          <w:rFonts w:ascii="Helvetica Neue" w:hAnsi="Helvetica Neue" w:cs="Helvetica Neue"/>
+          <w:color w:val="000000"/>
+          <w:kern w:val="0"/>
+          <w:sz w:val="26"/>
+          <w:szCs w:val="26"/>
+        </w:rPr>
+      </w:pPr>
+      <w:r>
+        <w:rPr>
+          <w:rFonts w:ascii="Helvetica Neue" w:hAnsi="Helvetica Neue" w:cs="Helvetica Neue"/>
+          <w:color w:val="000000"/>
+          <w:kern w:val="0"/>
+          <w:sz w:val="26"/>
+          <w:szCs w:val="26"/>
+        </w:rPr>
+        <w:t>Люди не слышат предупреждения!</w:t>
+      </w:r>
+    </w:p>
+    <w:p>
+      <w:pPr>
+        <w:tabs>
+          <w:tab w:val="left" w:pos="560"/>
+          <w:tab w:val="left" w:pos="1120"/>
+          <w:tab w:val="left" w:pos="1680"/>
+          <w:tab w:val="left" w:pos="2240"/>
+          <w:tab w:val="left" w:pos="2800"/>
+          <w:tab w:val="left" w:pos="3360"/>
+          <w:tab w:val="left" w:pos="3920"/>
+          <w:tab w:val="left" w:pos="4480"/>
+          <w:tab w:val="left" w:pos="5040"/>
+          <w:tab w:val="left" w:pos="5600"/>
+          <w:tab w:val="left" w:pos="6160"/>
+          <w:tab w:val="left" w:pos="6720"/>
+        </w:tabs>
+        <w:autoSpaceDE w:val="0"/>
+        <w:autoSpaceDN w:val="0"/>
+        <w:adjustRightInd w:val="0"/>
+        <w:spacing w:after="0" w:line="240" w:lineRule="auto"/>
+        <w:rPr>
+          <w:rFonts w:ascii="Helvetica Neue" w:hAnsi="Helvetica Neue" w:cs="Helvetica Neue"/>
+          <w:color w:val="000000"/>
+          <w:kern w:val="0"/>
+          <w:sz w:val="26"/>
+          <w:szCs w:val="26"/>
+        </w:rPr>
+      </w:pPr>
+      <w:r>
+        <w:rPr>
+          <w:rFonts w:ascii="Helvetica Neue" w:hAnsi="Helvetica Neue" w:cs="Helvetica Neue"/>
+          <w:color w:val="000000"/>
+          <w:kern w:val="0"/>
+          <w:sz w:val="26"/>
+          <w:szCs w:val="26"/>
+        </w:rPr>
+        <w:t>Останутся те, в ком Пассионарность,</w:t>
+      </w:r>
+    </w:p>
+    <w:p>
+      <w:pPr>
+        <w:tabs>
+          <w:tab w:val="left" w:pos="560"/>
+          <w:tab w:val="left" w:pos="1120"/>
+          <w:tab w:val="left" w:pos="1680"/>
+          <w:tab w:val="left" w:pos="2240"/>
+          <w:tab w:val="left" w:pos="2800"/>
+          <w:tab w:val="left" w:pos="3360"/>
+          <w:tab w:val="left" w:pos="3920"/>
+          <w:tab w:val="left" w:pos="4480"/>
+          <w:tab w:val="left" w:pos="5040"/>
+          <w:tab w:val="left" w:pos="5600"/>
+          <w:tab w:val="left" w:pos="6160"/>
+          <w:tab w:val="left" w:pos="6720"/>
+        </w:tabs>
+        <w:autoSpaceDE w:val="0"/>
+        <w:autoSpaceDN w:val="0"/>
+        <w:adjustRightInd w:val="0"/>
+        <w:spacing w:after="0" w:line="240" w:lineRule="auto"/>
+        <w:rPr>
+          <w:rFonts w:ascii="Helvetica Neue" w:hAnsi="Helvetica Neue" w:cs="Helvetica Neue"/>
+          <w:color w:val="000000"/>
+          <w:kern w:val="0"/>
+          <w:sz w:val="26"/>
+          <w:szCs w:val="26"/>
+        </w:rPr>
+      </w:pPr>
+      <w:r>
+        <w:rPr>
+          <w:rFonts w:ascii="Helvetica Neue" w:hAnsi="Helvetica Neue" w:cs="Helvetica Neue"/>
+          <w:color w:val="000000"/>
+          <w:kern w:val="0"/>
+          <w:sz w:val="26"/>
+          <w:szCs w:val="26"/>
+        </w:rPr>
+        <w:t>Будет собственное продолжение!</w:t>
+      </w:r>
+    </w:p>
+    <w:p>
+      <w:pPr>
+        <w:tabs>
+          <w:tab w:val="left" w:pos="560"/>
+          <w:tab w:val="left" w:pos="1120"/>
+          <w:tab w:val="left" w:pos="1680"/>
+          <w:tab w:val="left" w:pos="2240"/>
+          <w:tab w:val="left" w:pos="2800"/>
+          <w:tab w:val="left" w:pos="3360"/>
+          <w:tab w:val="left" w:pos="3920"/>
+          <w:tab w:val="left" w:pos="4480"/>
+          <w:tab w:val="left" w:pos="5040"/>
+          <w:tab w:val="left" w:pos="5600"/>
+          <w:tab w:val="left" w:pos="6160"/>
+          <w:tab w:val="left" w:pos="6720"/>
+        </w:tabs>
+        <w:autoSpaceDE w:val="0"/>
+        <w:autoSpaceDN w:val="0"/>
+        <w:adjustRightInd w:val="0"/>
+        <w:spacing w:after="0" w:line="240" w:lineRule="auto"/>
+        <w:rPr>
+          <w:rFonts w:ascii="Helvetica Neue" w:hAnsi="Helvetica Neue" w:cs="Helvetica Neue"/>
+          <w:color w:val="000000"/>
+          <w:kern w:val="0"/>
+          <w:sz w:val="26"/>
+          <w:szCs w:val="26"/>
+        </w:rPr>
+      </w:pPr>
+    </w:p>
+    <w:p>
+      <w:pPr>
+        <w:tabs>
+          <w:tab w:val="left" w:pos="560"/>
+          <w:tab w:val="left" w:pos="1120"/>
+          <w:tab w:val="left" w:pos="1680"/>
+          <w:tab w:val="left" w:pos="2240"/>
+          <w:tab w:val="left" w:pos="2800"/>
+          <w:tab w:val="left" w:pos="3360"/>
+          <w:tab w:val="left" w:pos="3920"/>
+          <w:tab w:val="left" w:pos="4480"/>
+          <w:tab w:val="left" w:pos="5040"/>
+          <w:tab w:val="left" w:pos="5600"/>
+          <w:tab w:val="left" w:pos="6160"/>
+          <w:tab w:val="left" w:pos="6720"/>
+        </w:tabs>
+        <w:autoSpaceDE w:val="0"/>
+        <w:autoSpaceDN w:val="0"/>
+        <w:adjustRightInd w:val="0"/>
+        <w:spacing w:after="0" w:line="240" w:lineRule="auto"/>
+        <w:rPr>
+          <w:rFonts w:ascii="Helvetica Neue" w:hAnsi="Helvetica Neue" w:cs="Helvetica Neue"/>
+          <w:color w:val="000000"/>
+          <w:kern w:val="0"/>
+          <w:sz w:val="26"/>
+          <w:szCs w:val="26"/>
+        </w:rPr>
+      </w:pPr>
+      <w:r>
+        <w:rPr>
+          <w:rFonts w:ascii="Helvetica Neue" w:hAnsi="Helvetica Neue" w:cs="Helvetica Neue"/>
+          <w:color w:val="000000"/>
+          <w:kern w:val="0"/>
+          <w:sz w:val="26"/>
+          <w:szCs w:val="26"/>
+        </w:rPr>
+        <w:t>К Весне кризис достигнет границы!</w:t>
+      </w:r>
+    </w:p>
+    <w:p>
+      <w:pPr>
+        <w:tabs>
+          <w:tab w:val="left" w:pos="560"/>
+          <w:tab w:val="left" w:pos="1120"/>
+          <w:tab w:val="left" w:pos="1680"/>
+          <w:tab w:val="left" w:pos="2240"/>
+          <w:tab w:val="left" w:pos="2800"/>
+          <w:tab w:val="left" w:pos="3360"/>
+          <w:tab w:val="left" w:pos="3920"/>
+          <w:tab w:val="left" w:pos="4480"/>
+          <w:tab w:val="left" w:pos="5040"/>
+          <w:tab w:val="left" w:pos="5600"/>
+          <w:tab w:val="left" w:pos="6160"/>
+          <w:tab w:val="left" w:pos="6720"/>
+        </w:tabs>
+        <w:autoSpaceDE w:val="0"/>
+        <w:autoSpaceDN w:val="0"/>
+        <w:adjustRightInd w:val="0"/>
+        <w:spacing w:after="0" w:line="240" w:lineRule="auto"/>
+        <w:rPr>
+          <w:rFonts w:ascii="Helvetica Neue" w:hAnsi="Helvetica Neue" w:cs="Helvetica Neue"/>
+          <w:color w:val="000000"/>
+          <w:kern w:val="0"/>
+          <w:sz w:val="26"/>
+          <w:szCs w:val="26"/>
+        </w:rPr>
+      </w:pPr>
+      <w:r>
+        <w:rPr>
+          <w:rFonts w:ascii="Helvetica Neue" w:hAnsi="Helvetica Neue" w:cs="Helvetica Neue"/>
+          <w:color w:val="000000"/>
+          <w:kern w:val="0"/>
+          <w:sz w:val="26"/>
+          <w:szCs w:val="26"/>
+        </w:rPr>
+        <w:t>Кто-то уйдёт, а кто-то останется!</w:t>
+      </w:r>
+    </w:p>
+    <w:p>
+      <w:pPr>
+        <w:tabs>
+          <w:tab w:val="left" w:pos="560"/>
+          <w:tab w:val="left" w:pos="1120"/>
+          <w:tab w:val="left" w:pos="1680"/>
+          <w:tab w:val="left" w:pos="2240"/>
+          <w:tab w:val="left" w:pos="2800"/>
+          <w:tab w:val="left" w:pos="3360"/>
+          <w:tab w:val="left" w:pos="3920"/>
+          <w:tab w:val="left" w:pos="4480"/>
+          <w:tab w:val="left" w:pos="5040"/>
+          <w:tab w:val="left" w:pos="5600"/>
+          <w:tab w:val="left" w:pos="6160"/>
+          <w:tab w:val="left" w:pos="6720"/>
+        </w:tabs>
+        <w:autoSpaceDE w:val="0"/>
+        <w:autoSpaceDN w:val="0"/>
+        <w:adjustRightInd w:val="0"/>
+        <w:spacing w:after="0" w:line="240" w:lineRule="auto"/>
+        <w:rPr>
+          <w:rFonts w:ascii="Helvetica Neue" w:hAnsi="Helvetica Neue" w:cs="Helvetica Neue"/>
+          <w:color w:val="000000"/>
+          <w:kern w:val="0"/>
+          <w:sz w:val="26"/>
+          <w:szCs w:val="26"/>
+        </w:rPr>
+      </w:pPr>
+      <w:r>
+        <w:rPr>
+          <w:rFonts w:ascii="Helvetica Neue" w:hAnsi="Helvetica Neue" w:cs="Helvetica Neue"/>
+          <w:color w:val="000000"/>
+          <w:kern w:val="0"/>
+          <w:sz w:val="26"/>
+          <w:szCs w:val="26"/>
+        </w:rPr>
+        <w:t>Русь увидит свою Зарницу!</w:t>
+      </w:r>
+    </w:p>
+    <w:p>
+      <w:pPr>
+        <w:tabs>
+          <w:tab w:val="left" w:pos="560"/>
+          <w:tab w:val="left" w:pos="1120"/>
+          <w:tab w:val="left" w:pos="1680"/>
+          <w:tab w:val="left" w:pos="2240"/>
+          <w:tab w:val="left" w:pos="2800"/>
+          <w:tab w:val="left" w:pos="3360"/>
+          <w:tab w:val="left" w:pos="3920"/>
+          <w:tab w:val="left" w:pos="4480"/>
+          <w:tab w:val="left" w:pos="5040"/>
+          <w:tab w:val="left" w:pos="5600"/>
+          <w:tab w:val="left" w:pos="6160"/>
+          <w:tab w:val="left" w:pos="6720"/>
+        </w:tabs>
+        <w:autoSpaceDE w:val="0"/>
+        <w:autoSpaceDN w:val="0"/>
+        <w:adjustRightInd w:val="0"/>
+        <w:spacing w:after="0" w:line="240" w:lineRule="auto"/>
+        <w:rPr>
+          <w:rFonts w:ascii="Helvetica Neue" w:hAnsi="Helvetica Neue" w:cs="Helvetica Neue"/>
+          <w:color w:val="000000"/>
+          <w:kern w:val="0"/>
+          <w:sz w:val="26"/>
+          <w:szCs w:val="26"/>
+        </w:rPr>
+      </w:pPr>
+      <w:r>
+        <w:rPr>
+          <w:rFonts w:ascii="Helvetica Neue" w:hAnsi="Helvetica Neue" w:cs="Helvetica Neue"/>
+          <w:color w:val="000000"/>
+          <w:kern w:val="0"/>
+          <w:sz w:val="26"/>
+          <w:szCs w:val="26"/>
+        </w:rPr>
+        <w:t>Она Надеждой Мира останется!</w:t>
+      </w:r>
+    </w:p>
+    <w:p>
+      <w:pPr>
+        <w:tabs>
+          <w:tab w:val="left" w:pos="560"/>
+          <w:tab w:val="left" w:pos="1120"/>
+          <w:tab w:val="left" w:pos="1680"/>
+          <w:tab w:val="left" w:pos="2240"/>
+          <w:tab w:val="left" w:pos="2800"/>
+          <w:tab w:val="left" w:pos="3360"/>
+          <w:tab w:val="left" w:pos="3920"/>
+          <w:tab w:val="left" w:pos="4480"/>
+          <w:tab w:val="left" w:pos="5040"/>
+          <w:tab w:val="left" w:pos="5600"/>
+          <w:tab w:val="left" w:pos="6160"/>
+          <w:tab w:val="left" w:pos="6720"/>
+        </w:tabs>
+        <w:autoSpaceDE w:val="0"/>
+        <w:autoSpaceDN w:val="0"/>
+        <w:adjustRightInd w:val="0"/>
+        <w:spacing w:after="0" w:line="240" w:lineRule="auto"/>
+        <w:rPr>
+          <w:rFonts w:ascii="Helvetica Neue" w:hAnsi="Helvetica Neue" w:cs="Helvetica Neue"/>
+          <w:color w:val="000000"/>
+          <w:kern w:val="0"/>
+          <w:sz w:val="26"/>
+          <w:szCs w:val="26"/>
+        </w:rPr>
+      </w:pPr>
+    </w:p>
+    <w:p>
+      <w:pPr>
+        <w:tabs>
+          <w:tab w:val="left" w:pos="560"/>
+          <w:tab w:val="left" w:pos="1120"/>
+          <w:tab w:val="left" w:pos="1680"/>
+          <w:tab w:val="left" w:pos="2240"/>
+          <w:tab w:val="left" w:pos="2800"/>
+          <w:tab w:val="left" w:pos="3360"/>
+          <w:tab w:val="left" w:pos="3920"/>
+          <w:tab w:val="left" w:pos="4480"/>
+          <w:tab w:val="left" w:pos="5040"/>
+          <w:tab w:val="left" w:pos="5600"/>
+          <w:tab w:val="left" w:pos="6160"/>
+          <w:tab w:val="left" w:pos="6720"/>
+        </w:tabs>
+        <w:autoSpaceDE w:val="0"/>
+        <w:autoSpaceDN w:val="0"/>
+        <w:adjustRightInd w:val="0"/>
+        <w:spacing w:after="0" w:line="240" w:lineRule="auto"/>
+        <w:rPr>
+          <w:rFonts w:ascii="Helvetica Neue" w:hAnsi="Helvetica Neue" w:cs="Helvetica Neue"/>
+          <w:color w:val="000000"/>
+          <w:kern w:val="0"/>
+          <w:sz w:val="26"/>
+          <w:szCs w:val="26"/>
+        </w:rPr>
+      </w:pPr>
+      <w:r>
+        <w:rPr>
+          <w:rFonts w:ascii="Helvetica Neue" w:hAnsi="Helvetica Neue" w:cs="Helvetica Neue"/>
+          <w:color w:val="000000"/>
+          <w:kern w:val="0"/>
+          <w:sz w:val="26"/>
+          <w:szCs w:val="26"/>
+        </w:rPr>
+        <w:t>Посыл на Любовь уберёт тучи!</w:t>
+      </w:r>
+    </w:p>
+    <w:p>
+      <w:pPr>
+        <w:tabs>
+          <w:tab w:val="left" w:pos="560"/>
+          <w:tab w:val="left" w:pos="1120"/>
+          <w:tab w:val="left" w:pos="1680"/>
+          <w:tab w:val="left" w:pos="2240"/>
+          <w:tab w:val="left" w:pos="2800"/>
+          <w:tab w:val="left" w:pos="3360"/>
+          <w:tab w:val="left" w:pos="3920"/>
+          <w:tab w:val="left" w:pos="4480"/>
+          <w:tab w:val="left" w:pos="5040"/>
+          <w:tab w:val="left" w:pos="5600"/>
+          <w:tab w:val="left" w:pos="6160"/>
+          <w:tab w:val="left" w:pos="6720"/>
+        </w:tabs>
+        <w:autoSpaceDE w:val="0"/>
+        <w:autoSpaceDN w:val="0"/>
+        <w:adjustRightInd w:val="0"/>
+        <w:spacing w:after="0" w:line="240" w:lineRule="auto"/>
+        <w:rPr>
+          <w:rFonts w:ascii="Helvetica Neue" w:hAnsi="Helvetica Neue" w:cs="Helvetica Neue"/>
+          <w:color w:val="000000"/>
+          <w:kern w:val="0"/>
+          <w:sz w:val="26"/>
+          <w:szCs w:val="26"/>
+        </w:rPr>
+      </w:pPr>
+      <w:r>
+        <w:rPr>
+          <w:rFonts w:ascii="Helvetica Neue" w:hAnsi="Helvetica Neue" w:cs="Helvetica Neue"/>
+          <w:color w:val="000000"/>
+          <w:kern w:val="0"/>
+          <w:sz w:val="26"/>
+          <w:szCs w:val="26"/>
+        </w:rPr>
+        <w:t>Сознание приобретёт Цель!</w:t>
+      </w:r>
+    </w:p>
+    <w:p>
+      <w:pPr>
+        <w:tabs>
+          <w:tab w:val="left" w:pos="560"/>
+          <w:tab w:val="left" w:pos="1120"/>
+          <w:tab w:val="left" w:pos="1680"/>
+          <w:tab w:val="left" w:pos="2240"/>
+          <w:tab w:val="left" w:pos="2800"/>
+          <w:tab w:val="left" w:pos="3360"/>
+          <w:tab w:val="left" w:pos="3920"/>
+          <w:tab w:val="left" w:pos="4480"/>
+          <w:tab w:val="left" w:pos="5040"/>
+          <w:tab w:val="left" w:pos="5600"/>
+          <w:tab w:val="left" w:pos="6160"/>
+          <w:tab w:val="left" w:pos="6720"/>
+        </w:tabs>
+        <w:autoSpaceDE w:val="0"/>
+        <w:autoSpaceDN w:val="0"/>
+        <w:adjustRightInd w:val="0"/>
+        <w:spacing w:after="0" w:line="240" w:lineRule="auto"/>
+        <w:rPr>
+          <w:rFonts w:ascii="Helvetica Neue" w:hAnsi="Helvetica Neue" w:cs="Helvetica Neue"/>
+          <w:color w:val="000000"/>
+          <w:kern w:val="0"/>
+          <w:sz w:val="26"/>
+          <w:szCs w:val="26"/>
+        </w:rPr>
+      </w:pPr>
+      <w:r>
+        <w:rPr>
+          <w:rFonts w:ascii="Helvetica Neue" w:hAnsi="Helvetica Neue" w:cs="Helvetica Neue"/>
+          <w:color w:val="000000"/>
+          <w:kern w:val="0"/>
+          <w:sz w:val="26"/>
+          <w:szCs w:val="26"/>
+        </w:rPr>
+        <w:t>Дух Руси проснётся Могучий!</w:t>
+      </w:r>
+    </w:p>
+    <w:p>
+      <w:pPr>
+        <w:tabs>
+          <w:tab w:val="left" w:pos="560"/>
+          <w:tab w:val="left" w:pos="1120"/>
+          <w:tab w:val="left" w:pos="1680"/>
+          <w:tab w:val="left" w:pos="2240"/>
+          <w:tab w:val="left" w:pos="2800"/>
+          <w:tab w:val="left" w:pos="3360"/>
+          <w:tab w:val="left" w:pos="3920"/>
+          <w:tab w:val="left" w:pos="4480"/>
+          <w:tab w:val="left" w:pos="5040"/>
+          <w:tab w:val="left" w:pos="5600"/>
+          <w:tab w:val="left" w:pos="6160"/>
+          <w:tab w:val="left" w:pos="6720"/>
+        </w:tabs>
+        <w:autoSpaceDE w:val="0"/>
+        <w:autoSpaceDN w:val="0"/>
+        <w:adjustRightInd w:val="0"/>
+        <w:spacing w:after="0" w:line="240" w:lineRule="auto"/>
+        <w:rPr>
+          <w:rFonts w:ascii="Helvetica Neue" w:hAnsi="Helvetica Neue" w:cs="Helvetica Neue"/>
+          <w:color w:val="000000"/>
+          <w:kern w:val="0"/>
+          <w:sz w:val="26"/>
+          <w:szCs w:val="26"/>
+        </w:rPr>
+      </w:pPr>
+      <w:r>
+        <w:rPr>
+          <w:rFonts w:ascii="Helvetica Neue" w:hAnsi="Helvetica Neue" w:cs="Helvetica Neue"/>
+          <w:color w:val="000000"/>
+          <w:kern w:val="0"/>
+          <w:sz w:val="26"/>
+          <w:szCs w:val="26"/>
+        </w:rPr>
+        <w:t>Русь пройдёт все мели!</w:t>
+      </w:r>
+    </w:p>
+    <w:p>
+      <w:pPr>
+        <w:tabs>
+          <w:tab w:val="left" w:pos="560"/>
+          <w:tab w:val="left" w:pos="1120"/>
+          <w:tab w:val="left" w:pos="1680"/>
+          <w:tab w:val="left" w:pos="2240"/>
+          <w:tab w:val="left" w:pos="2800"/>
+          <w:tab w:val="left" w:pos="3360"/>
+          <w:tab w:val="left" w:pos="3920"/>
+          <w:tab w:val="left" w:pos="4480"/>
+          <w:tab w:val="left" w:pos="5040"/>
+          <w:tab w:val="left" w:pos="5600"/>
+          <w:tab w:val="left" w:pos="6160"/>
+          <w:tab w:val="left" w:pos="6720"/>
+        </w:tabs>
+        <w:autoSpaceDE w:val="0"/>
+        <w:autoSpaceDN w:val="0"/>
+        <w:adjustRightInd w:val="0"/>
+        <w:spacing w:after="0" w:line="240" w:lineRule="auto"/>
+        <w:rPr>
+          <w:rFonts w:ascii="Helvetica Neue" w:hAnsi="Helvetica Neue" w:cs="Helvetica Neue"/>
+          <w:color w:val="000000"/>
+          <w:kern w:val="0"/>
+          <w:sz w:val="26"/>
+          <w:szCs w:val="26"/>
+        </w:rPr>
+      </w:pPr>
+    </w:p>
+    <w:p>
+      <w:pPr>
+        <w:tabs>
+          <w:tab w:val="left" w:pos="560"/>
+          <w:tab w:val="left" w:pos="1120"/>
+          <w:tab w:val="left" w:pos="1680"/>
+          <w:tab w:val="left" w:pos="2240"/>
+          <w:tab w:val="left" w:pos="2800"/>
+          <w:tab w:val="left" w:pos="3360"/>
+          <w:tab w:val="left" w:pos="3920"/>
+          <w:tab w:val="left" w:pos="4480"/>
+          <w:tab w:val="left" w:pos="5040"/>
+          <w:tab w:val="left" w:pos="5600"/>
+          <w:tab w:val="left" w:pos="6160"/>
+          <w:tab w:val="left" w:pos="6720"/>
+        </w:tabs>
+        <w:autoSpaceDE w:val="0"/>
+        <w:autoSpaceDN w:val="0"/>
+        <w:adjustRightInd w:val="0"/>
+        <w:spacing w:after="0" w:line="240" w:lineRule="auto"/>
+        <w:rPr>
+          <w:rFonts w:ascii="Helvetica Neue" w:hAnsi="Helvetica Neue" w:cs="Helvetica Neue"/>
+          <w:color w:val="000000"/>
+          <w:kern w:val="0"/>
+          <w:sz w:val="26"/>
+          <w:szCs w:val="26"/>
+        </w:rPr>
+      </w:pPr>
+      <w:r>
+        <w:rPr>
+          <w:rFonts w:ascii="Helvetica Neue" w:hAnsi="Helvetica Neue" w:cs="Helvetica Neue"/>
+          <w:color w:val="000000"/>
+          <w:kern w:val="0"/>
+          <w:sz w:val="26"/>
+          <w:szCs w:val="26"/>
+        </w:rPr>
+        <w:t>Русь вернётся к своему Пути!</w:t>
+      </w:r>
+    </w:p>
+    <w:p>
+      <w:pPr>
+        <w:tabs>
+          <w:tab w:val="left" w:pos="560"/>
+          <w:tab w:val="left" w:pos="1120"/>
+          <w:tab w:val="left" w:pos="1680"/>
+          <w:tab w:val="left" w:pos="2240"/>
+          <w:tab w:val="left" w:pos="2800"/>
+          <w:tab w:val="left" w:pos="3360"/>
+          <w:tab w:val="left" w:pos="3920"/>
+          <w:tab w:val="left" w:pos="4480"/>
+          <w:tab w:val="left" w:pos="5040"/>
+          <w:tab w:val="left" w:pos="5600"/>
+          <w:tab w:val="left" w:pos="6160"/>
+          <w:tab w:val="left" w:pos="6720"/>
+        </w:tabs>
+        <w:autoSpaceDE w:val="0"/>
+        <w:autoSpaceDN w:val="0"/>
+        <w:adjustRightInd w:val="0"/>
+        <w:spacing w:after="0" w:line="240" w:lineRule="auto"/>
+        <w:rPr>
+          <w:rFonts w:ascii="Helvetica Neue" w:hAnsi="Helvetica Neue" w:cs="Helvetica Neue"/>
+          <w:color w:val="000000"/>
+          <w:kern w:val="0"/>
+          <w:sz w:val="26"/>
+          <w:szCs w:val="26"/>
+        </w:rPr>
+      </w:pPr>
+      <w:r>
+        <w:rPr>
+          <w:rFonts w:ascii="Helvetica Neue" w:hAnsi="Helvetica Neue" w:cs="Helvetica Neue"/>
+          <w:color w:val="000000"/>
+          <w:kern w:val="0"/>
+          <w:sz w:val="26"/>
+          <w:szCs w:val="26"/>
+        </w:rPr>
+        <w:t>Уйдут с горизонта предатели!</w:t>
+      </w:r>
+    </w:p>
+    <w:p>
+      <w:pPr>
+        <w:tabs>
+          <w:tab w:val="left" w:pos="560"/>
+          <w:tab w:val="left" w:pos="1120"/>
+          <w:tab w:val="left" w:pos="1680"/>
+          <w:tab w:val="left" w:pos="2240"/>
+          <w:tab w:val="left" w:pos="2800"/>
+          <w:tab w:val="left" w:pos="3360"/>
+          <w:tab w:val="left" w:pos="3920"/>
+          <w:tab w:val="left" w:pos="4480"/>
+          <w:tab w:val="left" w:pos="5040"/>
+          <w:tab w:val="left" w:pos="5600"/>
+          <w:tab w:val="left" w:pos="6160"/>
+          <w:tab w:val="left" w:pos="6720"/>
+        </w:tabs>
+        <w:autoSpaceDE w:val="0"/>
+        <w:autoSpaceDN w:val="0"/>
+        <w:adjustRightInd w:val="0"/>
+        <w:spacing w:after="0" w:line="240" w:lineRule="auto"/>
+        <w:rPr>
+          <w:rFonts w:ascii="Helvetica Neue" w:hAnsi="Helvetica Neue" w:cs="Helvetica Neue"/>
+          <w:color w:val="000000"/>
+          <w:kern w:val="0"/>
+          <w:sz w:val="26"/>
+          <w:szCs w:val="26"/>
+        </w:rPr>
+      </w:pPr>
+      <w:r>
+        <w:rPr>
+          <w:rFonts w:ascii="Helvetica Neue" w:hAnsi="Helvetica Neue" w:cs="Helvetica Neue"/>
+          <w:color w:val="000000"/>
+          <w:kern w:val="0"/>
+          <w:sz w:val="26"/>
+          <w:szCs w:val="26"/>
+        </w:rPr>
+        <w:t>Люди поймут, что Бог – это Суть!</w:t>
+      </w:r>
+    </w:p>
+    <w:p>
+      <w:pPr>
+        <w:tabs>
+          <w:tab w:val="left" w:pos="560"/>
+          <w:tab w:val="left" w:pos="1120"/>
+          <w:tab w:val="left" w:pos="1680"/>
+          <w:tab w:val="left" w:pos="2240"/>
+          <w:tab w:val="left" w:pos="2800"/>
+          <w:tab w:val="left" w:pos="3360"/>
+          <w:tab w:val="left" w:pos="3920"/>
+          <w:tab w:val="left" w:pos="4480"/>
+          <w:tab w:val="left" w:pos="5040"/>
+          <w:tab w:val="left" w:pos="5600"/>
+          <w:tab w:val="left" w:pos="6160"/>
+          <w:tab w:val="left" w:pos="6720"/>
+        </w:tabs>
+        <w:autoSpaceDE w:val="0"/>
+        <w:autoSpaceDN w:val="0"/>
+        <w:adjustRightInd w:val="0"/>
+        <w:spacing w:after="0" w:line="240" w:lineRule="auto"/>
+        <w:rPr>
+          <w:rFonts w:ascii="Helvetica Neue" w:hAnsi="Helvetica Neue" w:cs="Helvetica Neue"/>
+          <w:color w:val="000000"/>
+          <w:kern w:val="0"/>
+          <w:sz w:val="26"/>
+          <w:szCs w:val="26"/>
+        </w:rPr>
+      </w:pPr>
+      <w:r>
+        <w:rPr>
+          <w:rFonts w:ascii="Helvetica Neue" w:hAnsi="Helvetica Neue" w:cs="Helvetica Neue"/>
+          <w:color w:val="000000"/>
+          <w:kern w:val="0"/>
+          <w:sz w:val="26"/>
+          <w:szCs w:val="26"/>
+        </w:rPr>
+        <w:t xml:space="preserve">Поймут, что сами </w:t>
+      </w:r>
+      <w:proofErr w:type="gramStart"/>
+      <w:r>
+        <w:rPr>
+          <w:rFonts w:ascii="Helvetica Neue" w:hAnsi="Helvetica Neue" w:cs="Helvetica Neue"/>
+          <w:color w:val="000000"/>
+          <w:kern w:val="0"/>
+          <w:sz w:val="26"/>
+          <w:szCs w:val="26"/>
+        </w:rPr>
+        <w:t>они – открыватели</w:t>
+      </w:r>
+      <w:proofErr w:type="gramEnd"/>
+      <w:r>
+        <w:rPr>
+          <w:rFonts w:ascii="Helvetica Neue" w:hAnsi="Helvetica Neue" w:cs="Helvetica Neue"/>
+          <w:color w:val="000000"/>
+          <w:kern w:val="0"/>
+          <w:sz w:val="26"/>
+          <w:szCs w:val="26"/>
+        </w:rPr>
+        <w:t>!</w:t>
+      </w:r>
+    </w:p>
+    <w:p>
+      <w:pPr>
+        <w:tabs>
+          <w:tab w:val="left" w:pos="560"/>
+          <w:tab w:val="left" w:pos="1120"/>
+          <w:tab w:val="left" w:pos="1680"/>
+          <w:tab w:val="left" w:pos="2240"/>
+          <w:tab w:val="left" w:pos="2800"/>
+          <w:tab w:val="left" w:pos="3360"/>
+          <w:tab w:val="left" w:pos="3920"/>
+          <w:tab w:val="left" w:pos="4480"/>
+          <w:tab w:val="left" w:pos="5040"/>
+          <w:tab w:val="left" w:pos="5600"/>
+          <w:tab w:val="left" w:pos="6160"/>
+          <w:tab w:val="left" w:pos="6720"/>
+        </w:tabs>
+        <w:autoSpaceDE w:val="0"/>
+        <w:autoSpaceDN w:val="0"/>
+        <w:adjustRightInd w:val="0"/>
+        <w:spacing w:after="0" w:line="240" w:lineRule="auto"/>
+        <w:rPr>
+          <w:rFonts w:ascii="Helvetica Neue" w:hAnsi="Helvetica Neue" w:cs="Helvetica Neue"/>
+          <w:color w:val="000000"/>
+          <w:kern w:val="0"/>
+          <w:sz w:val="26"/>
+          <w:szCs w:val="26"/>
+        </w:rPr>
+      </w:pPr>
+    </w:p>
+    <w:p>
+      <w:pPr>
+        <w:tabs>
+          <w:tab w:val="left" w:pos="560"/>
+          <w:tab w:val="left" w:pos="1120"/>
+          <w:tab w:val="left" w:pos="1680"/>
+          <w:tab w:val="left" w:pos="2240"/>
+          <w:tab w:val="left" w:pos="2800"/>
+          <w:tab w:val="left" w:pos="3360"/>
+          <w:tab w:val="left" w:pos="3920"/>
+          <w:tab w:val="left" w:pos="4480"/>
+          <w:tab w:val="left" w:pos="5040"/>
+          <w:tab w:val="left" w:pos="5600"/>
+          <w:tab w:val="left" w:pos="6160"/>
+          <w:tab w:val="left" w:pos="6720"/>
+        </w:tabs>
+        <w:autoSpaceDE w:val="0"/>
+        <w:autoSpaceDN w:val="0"/>
+        <w:adjustRightInd w:val="0"/>
+        <w:spacing w:after="0" w:line="240" w:lineRule="auto"/>
+        <w:rPr>
+          <w:rFonts w:ascii="Helvetica Neue" w:hAnsi="Helvetica Neue" w:cs="Helvetica Neue"/>
+          <w:color w:val="000000"/>
+          <w:kern w:val="0"/>
+          <w:sz w:val="26"/>
+          <w:szCs w:val="26"/>
+        </w:rPr>
+      </w:pPr>
+      <w:r>
+        <w:rPr>
+          <w:rFonts w:ascii="Helvetica Neue" w:hAnsi="Helvetica Neue" w:cs="Helvetica Neue"/>
+          <w:color w:val="000000"/>
+          <w:kern w:val="0"/>
+          <w:sz w:val="26"/>
+          <w:szCs w:val="26"/>
+        </w:rPr>
+        <w:t>Идея «Равенство» была в веках!</w:t>
+      </w:r>
+    </w:p>
+    <w:p>
+      <w:pPr>
+        <w:tabs>
+          <w:tab w:val="left" w:pos="560"/>
+          <w:tab w:val="left" w:pos="1120"/>
+          <w:tab w:val="left" w:pos="1680"/>
+          <w:tab w:val="left" w:pos="2240"/>
+          <w:tab w:val="left" w:pos="2800"/>
+          <w:tab w:val="left" w:pos="3360"/>
+          <w:tab w:val="left" w:pos="3920"/>
+          <w:tab w:val="left" w:pos="4480"/>
+          <w:tab w:val="left" w:pos="5040"/>
+          <w:tab w:val="left" w:pos="5600"/>
+          <w:tab w:val="left" w:pos="6160"/>
+          <w:tab w:val="left" w:pos="6720"/>
+        </w:tabs>
+        <w:autoSpaceDE w:val="0"/>
+        <w:autoSpaceDN w:val="0"/>
+        <w:adjustRightInd w:val="0"/>
+        <w:spacing w:after="0" w:line="240" w:lineRule="auto"/>
+        <w:rPr>
+          <w:rFonts w:ascii="Helvetica Neue" w:hAnsi="Helvetica Neue" w:cs="Helvetica Neue"/>
+          <w:color w:val="000000"/>
+          <w:kern w:val="0"/>
+          <w:sz w:val="26"/>
+          <w:szCs w:val="26"/>
+        </w:rPr>
+      </w:pPr>
+      <w:r>
+        <w:rPr>
+          <w:rFonts w:ascii="Helvetica Neue" w:hAnsi="Helvetica Neue" w:cs="Helvetica Neue"/>
+          <w:color w:val="000000"/>
+          <w:kern w:val="0"/>
+          <w:sz w:val="26"/>
+          <w:szCs w:val="26"/>
+        </w:rPr>
+        <w:t>Люди не достигли её самостоятельно,</w:t>
+      </w:r>
+    </w:p>
+    <w:p>
+      <w:pPr>
+        <w:tabs>
+          <w:tab w:val="left" w:pos="560"/>
+          <w:tab w:val="left" w:pos="1120"/>
+          <w:tab w:val="left" w:pos="1680"/>
+          <w:tab w:val="left" w:pos="2240"/>
+          <w:tab w:val="left" w:pos="2800"/>
+          <w:tab w:val="left" w:pos="3360"/>
+          <w:tab w:val="left" w:pos="3920"/>
+          <w:tab w:val="left" w:pos="4480"/>
+          <w:tab w:val="left" w:pos="5040"/>
+          <w:tab w:val="left" w:pos="5600"/>
+          <w:tab w:val="left" w:pos="6160"/>
+          <w:tab w:val="left" w:pos="6720"/>
+        </w:tabs>
+        <w:autoSpaceDE w:val="0"/>
+        <w:autoSpaceDN w:val="0"/>
+        <w:adjustRightInd w:val="0"/>
+        <w:spacing w:after="0" w:line="240" w:lineRule="auto"/>
+        <w:rPr>
+          <w:rFonts w:ascii="Helvetica Neue" w:hAnsi="Helvetica Neue" w:cs="Helvetica Neue"/>
+          <w:color w:val="000000"/>
+          <w:kern w:val="0"/>
+          <w:sz w:val="26"/>
+          <w:szCs w:val="26"/>
+        </w:rPr>
+      </w:pPr>
+      <w:r>
+        <w:rPr>
+          <w:rFonts w:ascii="Helvetica Neue" w:hAnsi="Helvetica Neue" w:cs="Helvetica Neue"/>
+          <w:color w:val="000000"/>
+          <w:kern w:val="0"/>
+          <w:sz w:val="26"/>
+          <w:szCs w:val="26"/>
+        </w:rPr>
+        <w:t>Равенство есть в Небесных анналах,</w:t>
+      </w:r>
+    </w:p>
+    <w:p>
+      <w:pPr>
+        <w:tabs>
+          <w:tab w:val="left" w:pos="560"/>
+          <w:tab w:val="left" w:pos="1120"/>
+          <w:tab w:val="left" w:pos="1680"/>
+          <w:tab w:val="left" w:pos="2240"/>
+          <w:tab w:val="left" w:pos="2800"/>
+          <w:tab w:val="left" w:pos="3360"/>
+          <w:tab w:val="left" w:pos="3920"/>
+          <w:tab w:val="left" w:pos="4480"/>
+          <w:tab w:val="left" w:pos="5040"/>
+          <w:tab w:val="left" w:pos="5600"/>
+          <w:tab w:val="left" w:pos="6160"/>
+          <w:tab w:val="left" w:pos="6720"/>
+        </w:tabs>
+        <w:autoSpaceDE w:val="0"/>
+        <w:autoSpaceDN w:val="0"/>
+        <w:adjustRightInd w:val="0"/>
+        <w:spacing w:after="0" w:line="240" w:lineRule="auto"/>
+        <w:rPr>
+          <w:rFonts w:ascii="Helvetica Neue" w:hAnsi="Helvetica Neue" w:cs="Helvetica Neue"/>
+          <w:color w:val="000000"/>
+          <w:kern w:val="0"/>
+          <w:sz w:val="26"/>
+          <w:szCs w:val="26"/>
+        </w:rPr>
+      </w:pPr>
+      <w:r>
+        <w:rPr>
+          <w:rFonts w:ascii="Helvetica Neue" w:hAnsi="Helvetica Neue" w:cs="Helvetica Neue"/>
+          <w:color w:val="000000"/>
+          <w:kern w:val="0"/>
+          <w:sz w:val="26"/>
+          <w:szCs w:val="26"/>
+        </w:rPr>
+        <w:t>Там всё изложено обстоятельно!</w:t>
+      </w:r>
+    </w:p>
+    <w:p>
+      <w:pPr>
+        <w:tabs>
+          <w:tab w:val="left" w:pos="560"/>
+          <w:tab w:val="left" w:pos="1120"/>
+          <w:tab w:val="left" w:pos="1680"/>
+          <w:tab w:val="left" w:pos="2240"/>
+          <w:tab w:val="left" w:pos="2800"/>
+          <w:tab w:val="left" w:pos="3360"/>
+          <w:tab w:val="left" w:pos="3920"/>
+          <w:tab w:val="left" w:pos="4480"/>
+          <w:tab w:val="left" w:pos="5040"/>
+          <w:tab w:val="left" w:pos="5600"/>
+          <w:tab w:val="left" w:pos="6160"/>
+          <w:tab w:val="left" w:pos="6720"/>
+        </w:tabs>
+        <w:autoSpaceDE w:val="0"/>
+        <w:autoSpaceDN w:val="0"/>
+        <w:adjustRightInd w:val="0"/>
+        <w:spacing w:after="0" w:line="240" w:lineRule="auto"/>
+        <w:rPr>
+          <w:rFonts w:ascii="Helvetica Neue" w:hAnsi="Helvetica Neue" w:cs="Helvetica Neue"/>
+          <w:color w:val="000000"/>
+          <w:kern w:val="0"/>
+          <w:sz w:val="26"/>
+          <w:szCs w:val="26"/>
+        </w:rPr>
+      </w:pPr>
+    </w:p>
+    <w:p>
+      <w:pPr>
+        <w:tabs>
+          <w:tab w:val="left" w:pos="560"/>
+          <w:tab w:val="left" w:pos="1120"/>
+          <w:tab w:val="left" w:pos="1680"/>
+          <w:tab w:val="left" w:pos="2240"/>
+          <w:tab w:val="left" w:pos="2800"/>
+          <w:tab w:val="left" w:pos="3360"/>
+          <w:tab w:val="left" w:pos="3920"/>
+          <w:tab w:val="left" w:pos="4480"/>
+          <w:tab w:val="left" w:pos="5040"/>
+          <w:tab w:val="left" w:pos="5600"/>
+          <w:tab w:val="left" w:pos="6160"/>
+          <w:tab w:val="left" w:pos="6720"/>
+        </w:tabs>
+        <w:autoSpaceDE w:val="0"/>
+        <w:autoSpaceDN w:val="0"/>
+        <w:adjustRightInd w:val="0"/>
+        <w:spacing w:after="0" w:line="240" w:lineRule="auto"/>
+        <w:rPr>
+          <w:rFonts w:ascii="Helvetica Neue" w:hAnsi="Helvetica Neue" w:cs="Helvetica Neue"/>
+          <w:color w:val="000000"/>
+          <w:kern w:val="0"/>
+          <w:sz w:val="26"/>
+          <w:szCs w:val="26"/>
+        </w:rPr>
+      </w:pPr>
+      <w:r>
+        <w:rPr>
+          <w:rFonts w:ascii="Helvetica Neue" w:hAnsi="Helvetica Neue" w:cs="Helvetica Neue"/>
+          <w:color w:val="000000"/>
+          <w:kern w:val="0"/>
+          <w:sz w:val="26"/>
+          <w:szCs w:val="26"/>
+        </w:rPr>
+        <w:t>17 лет дали всходы: Русь поднялась!</w:t>
+      </w:r>
+    </w:p>
+    <w:p>
+      <w:pPr>
+        <w:tabs>
+          <w:tab w:val="left" w:pos="560"/>
+          <w:tab w:val="left" w:pos="1120"/>
+          <w:tab w:val="left" w:pos="1680"/>
+          <w:tab w:val="left" w:pos="2240"/>
+          <w:tab w:val="left" w:pos="2800"/>
+          <w:tab w:val="left" w:pos="3360"/>
+          <w:tab w:val="left" w:pos="3920"/>
+          <w:tab w:val="left" w:pos="4480"/>
+          <w:tab w:val="left" w:pos="5040"/>
+          <w:tab w:val="left" w:pos="5600"/>
+          <w:tab w:val="left" w:pos="6160"/>
+          <w:tab w:val="left" w:pos="6720"/>
+        </w:tabs>
+        <w:autoSpaceDE w:val="0"/>
+        <w:autoSpaceDN w:val="0"/>
+        <w:adjustRightInd w:val="0"/>
+        <w:spacing w:after="0" w:line="240" w:lineRule="auto"/>
+        <w:rPr>
+          <w:rFonts w:ascii="Helvetica Neue" w:hAnsi="Helvetica Neue" w:cs="Helvetica Neue"/>
           <w:b/>
           <w:bCs/>
-        </w:rPr>
-        <w:t>2021-й</w:t>
-      </w:r>
-      <w:proofErr w:type="gramEnd"/>
-      <w:r>
-        <w:rPr>
+          <w:color w:val="000000"/>
+          <w:kern w:val="0"/>
+          <w:sz w:val="26"/>
+          <w:szCs w:val="26"/>
+        </w:rPr>
+      </w:pPr>
+      <w:r>
+        <w:rPr>
+          <w:rFonts w:ascii="Helvetica Neue" w:hAnsi="Helvetica Neue" w:cs="Helvetica Neue"/>
           <w:b/>
           <w:bCs/>
-        </w:rPr>
-        <w:t xml:space="preserve"> год только для Нового поколения”</w:t>
-      </w:r>
-    </w:p>
-    <w:p/>
-    <w:p>
-      <w:r>
-        <w:t>Посмотрите и вспомните 2012 год!</w:t>
-      </w:r>
-    </w:p>
-    <w:p>
-      <w:r>
-        <w:t>Люди ждали тогда События!</w:t>
-      </w:r>
-    </w:p>
-    <w:p>
-      <w:r>
-        <w:t>Сегодня наступил 2021 Исход!</w:t>
-      </w:r>
-    </w:p>
-    <w:p>
-      <w:r>
-        <w:t>Вмешательство Самого Родителя!</w:t>
-      </w:r>
-    </w:p>
-    <w:p/>
-    <w:p>
-      <w:r>
-        <w:t>В 2012 году было Великое предупреждение!</w:t>
-      </w:r>
-    </w:p>
-    <w:p>
-      <w:r>
-        <w:t>В первый раз прозвучал Судный день!</w:t>
-      </w:r>
-    </w:p>
-    <w:p>
-      <w:r>
-        <w:t>Вы дали на Вселенском Соборе обещание,</w:t>
-      </w:r>
-    </w:p>
-    <w:p>
-      <w:r>
-        <w:t>Что Равенство в Мире – есть Ваша Цель!</w:t>
-      </w:r>
-    </w:p>
-    <w:p/>
-    <w:p>
-      <w:r>
-        <w:t>Прошло восемь лет ожидания!</w:t>
-      </w:r>
-    </w:p>
-    <w:p>
-      <w:r>
-        <w:t>Точнее, время постижения Истины!</w:t>
-      </w:r>
-    </w:p>
-    <w:p>
-      <w:r>
-        <w:t>Для Создателя Вы подошли к состоянию,</w:t>
-      </w:r>
-    </w:p>
-    <w:p>
-      <w:r>
-        <w:t>Когда в состоянии противостоять Тьме!</w:t>
-      </w:r>
-    </w:p>
-    <w:p/>
-    <w:p>
-      <w:r>
-        <w:t>В 2012 году ещё была жива Надежда!</w:t>
-      </w:r>
-    </w:p>
-    <w:p>
-      <w:r>
-        <w:t>Что Мир всё же повернётся к Свету!</w:t>
-      </w:r>
-    </w:p>
-    <w:p>
-      <w:r>
-        <w:t>Но к власти пришли воры и невежды,</w:t>
-      </w:r>
-    </w:p>
-    <w:p>
-      <w:r>
-        <w:t>А интересы Бога были забыты!</w:t>
-      </w:r>
-    </w:p>
-    <w:p/>
-    <w:p>
-      <w:r>
-        <w:t>В 2012 году был Духовный подъём!</w:t>
-      </w:r>
-    </w:p>
-    <w:p>
-      <w:r>
-        <w:t>Люди поверили было в себя!</w:t>
-      </w:r>
-    </w:p>
-    <w:p>
-      <w:r>
-        <w:t>Власть применила запрещённый приём!</w:t>
-      </w:r>
-    </w:p>
-    <w:p>
-      <w:r>
-        <w:t>Погибло Нового Мира семя!</w:t>
-      </w:r>
-    </w:p>
-    <w:p/>
-    <w:p>
-      <w:r>
-        <w:t>Многие люди сами ушли из Движения!</w:t>
-      </w:r>
-    </w:p>
-    <w:p>
-      <w:r>
-        <w:t>Из Движения не людей, а Бога!</w:t>
-      </w:r>
-    </w:p>
-    <w:p>
-      <w:r>
-        <w:t>Не состоялся момент Духовного Единения!</w:t>
-      </w:r>
-    </w:p>
-    <w:p>
-      <w:r>
-        <w:t>Люди повторили вековые итоги!</w:t>
-      </w:r>
-    </w:p>
-    <w:p/>
-    <w:p>
-      <w:r>
+          <w:color w:val="000000"/>
+          <w:kern w:val="0"/>
+          <w:sz w:val="26"/>
+          <w:szCs w:val="26"/>
+        </w:rPr>
+        <w:t>Создаёт в Духе Интернационал!</w:t>
+      </w:r>
+    </w:p>
+    <w:p>
+      <w:pPr>
+        <w:tabs>
+          <w:tab w:val="left" w:pos="560"/>
+          <w:tab w:val="left" w:pos="1120"/>
+          <w:tab w:val="left" w:pos="1680"/>
+          <w:tab w:val="left" w:pos="2240"/>
+          <w:tab w:val="left" w:pos="2800"/>
+          <w:tab w:val="left" w:pos="3360"/>
+          <w:tab w:val="left" w:pos="3920"/>
+          <w:tab w:val="left" w:pos="4480"/>
+          <w:tab w:val="left" w:pos="5040"/>
+          <w:tab w:val="left" w:pos="5600"/>
+          <w:tab w:val="left" w:pos="6160"/>
+          <w:tab w:val="left" w:pos="6720"/>
+        </w:tabs>
+        <w:autoSpaceDE w:val="0"/>
+        <w:autoSpaceDN w:val="0"/>
+        <w:adjustRightInd w:val="0"/>
+        <w:spacing w:after="0" w:line="240" w:lineRule="auto"/>
+        <w:rPr>
+          <w:rFonts w:ascii="Helvetica Neue" w:hAnsi="Helvetica Neue" w:cs="Helvetica Neue"/>
+          <w:color w:val="000000"/>
+          <w:kern w:val="0"/>
+          <w:sz w:val="26"/>
+          <w:szCs w:val="26"/>
+        </w:rPr>
+      </w:pPr>
+      <w:r>
+        <w:rPr>
+          <w:rFonts w:ascii="Helvetica Neue" w:hAnsi="Helvetica Neue" w:cs="Helvetica Neue"/>
+          <w:color w:val="000000"/>
+          <w:kern w:val="0"/>
+          <w:sz w:val="26"/>
+          <w:szCs w:val="26"/>
+        </w:rPr>
+        <w:t>Идея от Союза в Душе осталась,</w:t>
+      </w:r>
+    </w:p>
+    <w:p>
+      <w:pPr>
+        <w:tabs>
+          <w:tab w:val="left" w:pos="560"/>
+          <w:tab w:val="left" w:pos="1120"/>
+          <w:tab w:val="left" w:pos="1680"/>
+          <w:tab w:val="left" w:pos="2240"/>
+          <w:tab w:val="left" w:pos="2800"/>
+          <w:tab w:val="left" w:pos="3360"/>
+          <w:tab w:val="left" w:pos="3920"/>
+          <w:tab w:val="left" w:pos="4480"/>
+          <w:tab w:val="left" w:pos="5040"/>
+          <w:tab w:val="left" w:pos="5600"/>
+          <w:tab w:val="left" w:pos="6160"/>
+          <w:tab w:val="left" w:pos="6720"/>
+        </w:tabs>
+        <w:autoSpaceDE w:val="0"/>
+        <w:autoSpaceDN w:val="0"/>
+        <w:adjustRightInd w:val="0"/>
+        <w:spacing w:after="0" w:line="240" w:lineRule="auto"/>
+        <w:rPr>
+          <w:rFonts w:ascii="Helvetica Neue" w:hAnsi="Helvetica Neue" w:cs="Helvetica Neue"/>
+          <w:color w:val="000000"/>
+          <w:kern w:val="0"/>
+          <w:sz w:val="26"/>
+          <w:szCs w:val="26"/>
+        </w:rPr>
+      </w:pPr>
+      <w:r>
+        <w:rPr>
+          <w:rFonts w:ascii="Helvetica Neue" w:hAnsi="Helvetica Neue" w:cs="Helvetica Neue"/>
+          <w:color w:val="000000"/>
+          <w:kern w:val="0"/>
+          <w:sz w:val="26"/>
+          <w:szCs w:val="26"/>
+        </w:rPr>
+        <w:t>Сегодня Создатель её надиктовал!</w:t>
+      </w:r>
+    </w:p>
+    <w:p>
+      <w:pPr>
+        <w:tabs>
+          <w:tab w:val="left" w:pos="560"/>
+          <w:tab w:val="left" w:pos="1120"/>
+          <w:tab w:val="left" w:pos="1680"/>
+          <w:tab w:val="left" w:pos="2240"/>
+          <w:tab w:val="left" w:pos="2800"/>
+          <w:tab w:val="left" w:pos="3360"/>
+          <w:tab w:val="left" w:pos="3920"/>
+          <w:tab w:val="left" w:pos="4480"/>
+          <w:tab w:val="left" w:pos="5040"/>
+          <w:tab w:val="left" w:pos="5600"/>
+          <w:tab w:val="left" w:pos="6160"/>
+          <w:tab w:val="left" w:pos="6720"/>
+        </w:tabs>
+        <w:autoSpaceDE w:val="0"/>
+        <w:autoSpaceDN w:val="0"/>
+        <w:adjustRightInd w:val="0"/>
+        <w:spacing w:after="0" w:line="240" w:lineRule="auto"/>
+        <w:rPr>
+          <w:rFonts w:ascii="Helvetica Neue" w:hAnsi="Helvetica Neue" w:cs="Helvetica Neue"/>
+          <w:color w:val="000000"/>
+          <w:kern w:val="0"/>
+          <w:sz w:val="26"/>
+          <w:szCs w:val="26"/>
+        </w:rPr>
+      </w:pPr>
+    </w:p>
+    <w:p>
+      <w:pPr>
+        <w:tabs>
+          <w:tab w:val="left" w:pos="560"/>
+          <w:tab w:val="left" w:pos="1120"/>
+          <w:tab w:val="left" w:pos="1680"/>
+          <w:tab w:val="left" w:pos="2240"/>
+          <w:tab w:val="left" w:pos="2800"/>
+          <w:tab w:val="left" w:pos="3360"/>
+          <w:tab w:val="left" w:pos="3920"/>
+          <w:tab w:val="left" w:pos="4480"/>
+          <w:tab w:val="left" w:pos="5040"/>
+          <w:tab w:val="left" w:pos="5600"/>
+          <w:tab w:val="left" w:pos="6160"/>
+          <w:tab w:val="left" w:pos="6720"/>
+        </w:tabs>
+        <w:autoSpaceDE w:val="0"/>
+        <w:autoSpaceDN w:val="0"/>
+        <w:adjustRightInd w:val="0"/>
+        <w:spacing w:after="0" w:line="240" w:lineRule="auto"/>
+        <w:rPr>
+          <w:rFonts w:ascii="Helvetica Neue" w:hAnsi="Helvetica Neue" w:cs="Helvetica Neue"/>
+          <w:color w:val="000000"/>
+          <w:kern w:val="0"/>
+          <w:sz w:val="26"/>
+          <w:szCs w:val="26"/>
+        </w:rPr>
+      </w:pPr>
+      <w:r>
+        <w:rPr>
+          <w:rFonts w:ascii="Helvetica Neue" w:hAnsi="Helvetica Neue" w:cs="Helvetica Neue"/>
+          <w:color w:val="000000"/>
+          <w:kern w:val="0"/>
+          <w:sz w:val="26"/>
+          <w:szCs w:val="26"/>
+        </w:rPr>
+        <w:t>Теперь нельзя отступать от Идеи!</w:t>
+      </w:r>
+    </w:p>
+    <w:p>
+      <w:pPr>
+        <w:tabs>
+          <w:tab w:val="left" w:pos="560"/>
+          <w:tab w:val="left" w:pos="1120"/>
+          <w:tab w:val="left" w:pos="1680"/>
+          <w:tab w:val="left" w:pos="2240"/>
+          <w:tab w:val="left" w:pos="2800"/>
+          <w:tab w:val="left" w:pos="3360"/>
+          <w:tab w:val="left" w:pos="3920"/>
+          <w:tab w:val="left" w:pos="4480"/>
+          <w:tab w:val="left" w:pos="5040"/>
+          <w:tab w:val="left" w:pos="5600"/>
+          <w:tab w:val="left" w:pos="6160"/>
+          <w:tab w:val="left" w:pos="6720"/>
+        </w:tabs>
+        <w:autoSpaceDE w:val="0"/>
+        <w:autoSpaceDN w:val="0"/>
+        <w:adjustRightInd w:val="0"/>
+        <w:spacing w:after="0" w:line="240" w:lineRule="auto"/>
+        <w:rPr>
+          <w:rFonts w:ascii="Helvetica Neue" w:hAnsi="Helvetica Neue" w:cs="Helvetica Neue"/>
+          <w:color w:val="000000"/>
+          <w:kern w:val="0"/>
+          <w:sz w:val="26"/>
+          <w:szCs w:val="26"/>
+        </w:rPr>
+      </w:pPr>
+      <w:r>
+        <w:rPr>
+          <w:rFonts w:ascii="Helvetica Neue" w:hAnsi="Helvetica Neue" w:cs="Helvetica Neue"/>
+          <w:color w:val="000000"/>
+          <w:kern w:val="0"/>
+          <w:sz w:val="26"/>
+          <w:szCs w:val="26"/>
+        </w:rPr>
+        <w:t>Сколько веков люди мечтали!</w:t>
+      </w:r>
+    </w:p>
+    <w:p>
+      <w:pPr>
+        <w:tabs>
+          <w:tab w:val="left" w:pos="560"/>
+          <w:tab w:val="left" w:pos="1120"/>
+          <w:tab w:val="left" w:pos="1680"/>
+          <w:tab w:val="left" w:pos="2240"/>
+          <w:tab w:val="left" w:pos="2800"/>
+          <w:tab w:val="left" w:pos="3360"/>
+          <w:tab w:val="left" w:pos="3920"/>
+          <w:tab w:val="left" w:pos="4480"/>
+          <w:tab w:val="left" w:pos="5040"/>
+          <w:tab w:val="left" w:pos="5600"/>
+          <w:tab w:val="left" w:pos="6160"/>
+          <w:tab w:val="left" w:pos="6720"/>
+        </w:tabs>
+        <w:autoSpaceDE w:val="0"/>
+        <w:autoSpaceDN w:val="0"/>
+        <w:adjustRightInd w:val="0"/>
+        <w:spacing w:after="0" w:line="240" w:lineRule="auto"/>
+        <w:rPr>
+          <w:rFonts w:ascii="Helvetica Neue" w:hAnsi="Helvetica Neue" w:cs="Helvetica Neue"/>
+          <w:color w:val="000000"/>
+          <w:kern w:val="0"/>
+          <w:sz w:val="26"/>
+          <w:szCs w:val="26"/>
+        </w:rPr>
+      </w:pPr>
+      <w:r>
+        <w:rPr>
+          <w:rFonts w:ascii="Helvetica Neue" w:hAnsi="Helvetica Neue" w:cs="Helvetica Neue"/>
+          <w:color w:val="000000"/>
+          <w:kern w:val="0"/>
+          <w:sz w:val="26"/>
+          <w:szCs w:val="26"/>
+        </w:rPr>
+        <w:t>Нужно идти, несмотря на потери,</w:t>
+      </w:r>
+    </w:p>
+    <w:p>
+      <w:pPr>
+        <w:tabs>
+          <w:tab w:val="left" w:pos="560"/>
+          <w:tab w:val="left" w:pos="1120"/>
+          <w:tab w:val="left" w:pos="1680"/>
+          <w:tab w:val="left" w:pos="2240"/>
+          <w:tab w:val="left" w:pos="2800"/>
+          <w:tab w:val="left" w:pos="3360"/>
+          <w:tab w:val="left" w:pos="3920"/>
+          <w:tab w:val="left" w:pos="4480"/>
+          <w:tab w:val="left" w:pos="5040"/>
+          <w:tab w:val="left" w:pos="5600"/>
+          <w:tab w:val="left" w:pos="6160"/>
+          <w:tab w:val="left" w:pos="6720"/>
+        </w:tabs>
+        <w:autoSpaceDE w:val="0"/>
+        <w:autoSpaceDN w:val="0"/>
+        <w:adjustRightInd w:val="0"/>
+        <w:spacing w:after="0" w:line="240" w:lineRule="auto"/>
+        <w:rPr>
+          <w:rFonts w:ascii="Helvetica Neue" w:hAnsi="Helvetica Neue" w:cs="Helvetica Neue"/>
+          <w:b/>
+          <w:bCs/>
+          <w:color w:val="000000"/>
+          <w:kern w:val="0"/>
+          <w:sz w:val="26"/>
+          <w:szCs w:val="26"/>
+        </w:rPr>
+      </w:pPr>
+      <w:r>
+        <w:rPr>
+          <w:rFonts w:ascii="Helvetica Neue" w:hAnsi="Helvetica Neue" w:cs="Helvetica Neue"/>
+          <w:b/>
+          <w:bCs/>
+          <w:color w:val="000000"/>
+          <w:kern w:val="0"/>
+          <w:sz w:val="26"/>
+          <w:szCs w:val="26"/>
+        </w:rPr>
+        <w:t>Люди теперь Интернационалом стали!</w:t>
+      </w:r>
+    </w:p>
+    <w:p>
+      <w:pPr>
+        <w:tabs>
+          <w:tab w:val="left" w:pos="560"/>
+          <w:tab w:val="left" w:pos="1120"/>
+          <w:tab w:val="left" w:pos="1680"/>
+          <w:tab w:val="left" w:pos="2240"/>
+          <w:tab w:val="left" w:pos="2800"/>
+          <w:tab w:val="left" w:pos="3360"/>
+          <w:tab w:val="left" w:pos="3920"/>
+          <w:tab w:val="left" w:pos="4480"/>
+          <w:tab w:val="left" w:pos="5040"/>
+          <w:tab w:val="left" w:pos="5600"/>
+          <w:tab w:val="left" w:pos="6160"/>
+          <w:tab w:val="left" w:pos="6720"/>
+        </w:tabs>
+        <w:autoSpaceDE w:val="0"/>
+        <w:autoSpaceDN w:val="0"/>
+        <w:adjustRightInd w:val="0"/>
+        <w:spacing w:after="0" w:line="240" w:lineRule="auto"/>
+        <w:rPr>
+          <w:rFonts w:ascii="Helvetica Neue" w:hAnsi="Helvetica Neue" w:cs="Helvetica Neue"/>
+          <w:color w:val="000000"/>
+          <w:kern w:val="0"/>
+          <w:sz w:val="26"/>
+          <w:szCs w:val="26"/>
+        </w:rPr>
+      </w:pPr>
+    </w:p>
+    <w:p>
+      <w:pPr>
+        <w:tabs>
+          <w:tab w:val="left" w:pos="560"/>
+          <w:tab w:val="left" w:pos="1120"/>
+          <w:tab w:val="left" w:pos="1680"/>
+          <w:tab w:val="left" w:pos="2240"/>
+          <w:tab w:val="left" w:pos="2800"/>
+          <w:tab w:val="left" w:pos="3360"/>
+          <w:tab w:val="left" w:pos="3920"/>
+          <w:tab w:val="left" w:pos="4480"/>
+          <w:tab w:val="left" w:pos="5040"/>
+          <w:tab w:val="left" w:pos="5600"/>
+          <w:tab w:val="left" w:pos="6160"/>
+          <w:tab w:val="left" w:pos="6720"/>
+        </w:tabs>
+        <w:autoSpaceDE w:val="0"/>
+        <w:autoSpaceDN w:val="0"/>
+        <w:adjustRightInd w:val="0"/>
+        <w:spacing w:after="0" w:line="240" w:lineRule="auto"/>
+        <w:rPr>
+          <w:rFonts w:ascii="Helvetica Neue" w:hAnsi="Helvetica Neue" w:cs="Helvetica Neue"/>
+          <w:color w:val="000000"/>
+          <w:kern w:val="0"/>
+          <w:sz w:val="26"/>
+          <w:szCs w:val="26"/>
+        </w:rPr>
+      </w:pPr>
+      <w:r>
+        <w:rPr>
+          <w:rFonts w:ascii="Helvetica Neue" w:hAnsi="Helvetica Neue" w:cs="Helvetica Neue"/>
+          <w:color w:val="000000"/>
+          <w:kern w:val="0"/>
+          <w:sz w:val="26"/>
+          <w:szCs w:val="26"/>
+        </w:rPr>
+        <w:t>Пандемия и капитал – объединили людей!</w:t>
+      </w:r>
+    </w:p>
+    <w:p>
+      <w:pPr>
+        <w:tabs>
+          <w:tab w:val="left" w:pos="560"/>
+          <w:tab w:val="left" w:pos="1120"/>
+          <w:tab w:val="left" w:pos="1680"/>
+          <w:tab w:val="left" w:pos="2240"/>
+          <w:tab w:val="left" w:pos="2800"/>
+          <w:tab w:val="left" w:pos="3360"/>
+          <w:tab w:val="left" w:pos="3920"/>
+          <w:tab w:val="left" w:pos="4480"/>
+          <w:tab w:val="left" w:pos="5040"/>
+          <w:tab w:val="left" w:pos="5600"/>
+          <w:tab w:val="left" w:pos="6160"/>
+          <w:tab w:val="left" w:pos="6720"/>
+        </w:tabs>
+        <w:autoSpaceDE w:val="0"/>
+        <w:autoSpaceDN w:val="0"/>
+        <w:adjustRightInd w:val="0"/>
+        <w:spacing w:after="0" w:line="240" w:lineRule="auto"/>
+        <w:rPr>
+          <w:rFonts w:ascii="Helvetica Neue" w:hAnsi="Helvetica Neue" w:cs="Helvetica Neue"/>
+          <w:color w:val="000000"/>
+          <w:kern w:val="0"/>
+          <w:sz w:val="26"/>
+          <w:szCs w:val="26"/>
+        </w:rPr>
+      </w:pPr>
+      <w:r>
+        <w:rPr>
+          <w:rFonts w:ascii="Helvetica Neue" w:hAnsi="Helvetica Neue" w:cs="Helvetica Neue"/>
+          <w:color w:val="000000"/>
+          <w:kern w:val="0"/>
+          <w:sz w:val="26"/>
+          <w:szCs w:val="26"/>
+        </w:rPr>
+        <w:t>Попытка создать рабов – помогла!</w:t>
+      </w:r>
+    </w:p>
+    <w:p>
+      <w:pPr>
+        <w:tabs>
+          <w:tab w:val="left" w:pos="560"/>
+          <w:tab w:val="left" w:pos="1120"/>
+          <w:tab w:val="left" w:pos="1680"/>
+          <w:tab w:val="left" w:pos="2240"/>
+          <w:tab w:val="left" w:pos="2800"/>
+          <w:tab w:val="left" w:pos="3360"/>
+          <w:tab w:val="left" w:pos="3920"/>
+          <w:tab w:val="left" w:pos="4480"/>
+          <w:tab w:val="left" w:pos="5040"/>
+          <w:tab w:val="left" w:pos="5600"/>
+          <w:tab w:val="left" w:pos="6160"/>
+          <w:tab w:val="left" w:pos="6720"/>
+        </w:tabs>
+        <w:autoSpaceDE w:val="0"/>
+        <w:autoSpaceDN w:val="0"/>
+        <w:adjustRightInd w:val="0"/>
+        <w:spacing w:after="0" w:line="240" w:lineRule="auto"/>
+        <w:rPr>
+          <w:rFonts w:ascii="Helvetica Neue" w:hAnsi="Helvetica Neue" w:cs="Helvetica Neue"/>
+          <w:color w:val="000000"/>
+          <w:kern w:val="0"/>
+          <w:sz w:val="26"/>
+          <w:szCs w:val="26"/>
+        </w:rPr>
+      </w:pPr>
+      <w:r>
+        <w:rPr>
+          <w:rFonts w:ascii="Helvetica Neue" w:hAnsi="Helvetica Neue" w:cs="Helvetica Neue"/>
+          <w:color w:val="000000"/>
+          <w:kern w:val="0"/>
+          <w:sz w:val="26"/>
+          <w:szCs w:val="26"/>
+        </w:rPr>
+        <w:t>Теперь людям стало видней,</w:t>
+      </w:r>
+    </w:p>
+    <w:p>
+      <w:pPr>
+        <w:tabs>
+          <w:tab w:val="left" w:pos="560"/>
+          <w:tab w:val="left" w:pos="1120"/>
+          <w:tab w:val="left" w:pos="1680"/>
+          <w:tab w:val="left" w:pos="2240"/>
+          <w:tab w:val="left" w:pos="2800"/>
+          <w:tab w:val="left" w:pos="3360"/>
+          <w:tab w:val="left" w:pos="3920"/>
+          <w:tab w:val="left" w:pos="4480"/>
+          <w:tab w:val="left" w:pos="5040"/>
+          <w:tab w:val="left" w:pos="5600"/>
+          <w:tab w:val="left" w:pos="6160"/>
+          <w:tab w:val="left" w:pos="6720"/>
+        </w:tabs>
+        <w:autoSpaceDE w:val="0"/>
+        <w:autoSpaceDN w:val="0"/>
+        <w:adjustRightInd w:val="0"/>
+        <w:spacing w:after="0" w:line="240" w:lineRule="auto"/>
+        <w:rPr>
+          <w:rFonts w:ascii="Helvetica Neue" w:hAnsi="Helvetica Neue" w:cs="Helvetica Neue"/>
+          <w:color w:val="000000"/>
+          <w:kern w:val="0"/>
+          <w:sz w:val="26"/>
+          <w:szCs w:val="26"/>
+        </w:rPr>
+      </w:pPr>
+      <w:r>
+        <w:rPr>
+          <w:rFonts w:ascii="Helvetica Neue" w:hAnsi="Helvetica Neue" w:cs="Helvetica Neue"/>
+          <w:color w:val="000000"/>
+          <w:kern w:val="0"/>
+          <w:sz w:val="26"/>
+          <w:szCs w:val="26"/>
+        </w:rPr>
+        <w:t>Сознание поднялось до «потолка»!</w:t>
+      </w:r>
+    </w:p>
+    <w:p>
+      <w:pPr>
+        <w:tabs>
+          <w:tab w:val="left" w:pos="560"/>
+          <w:tab w:val="left" w:pos="1120"/>
+          <w:tab w:val="left" w:pos="1680"/>
+          <w:tab w:val="left" w:pos="2240"/>
+          <w:tab w:val="left" w:pos="2800"/>
+          <w:tab w:val="left" w:pos="3360"/>
+          <w:tab w:val="left" w:pos="3920"/>
+          <w:tab w:val="left" w:pos="4480"/>
+          <w:tab w:val="left" w:pos="5040"/>
+          <w:tab w:val="left" w:pos="5600"/>
+          <w:tab w:val="left" w:pos="6160"/>
+          <w:tab w:val="left" w:pos="6720"/>
+        </w:tabs>
+        <w:autoSpaceDE w:val="0"/>
+        <w:autoSpaceDN w:val="0"/>
+        <w:adjustRightInd w:val="0"/>
+        <w:spacing w:after="0" w:line="240" w:lineRule="auto"/>
+        <w:rPr>
+          <w:rFonts w:ascii="Helvetica Neue" w:hAnsi="Helvetica Neue" w:cs="Helvetica Neue"/>
+          <w:color w:val="000000"/>
+          <w:kern w:val="0"/>
+          <w:sz w:val="26"/>
+          <w:szCs w:val="26"/>
+        </w:rPr>
+      </w:pPr>
+    </w:p>
+    <w:p>
+      <w:pPr>
+        <w:tabs>
+          <w:tab w:val="left" w:pos="560"/>
+          <w:tab w:val="left" w:pos="1120"/>
+          <w:tab w:val="left" w:pos="1680"/>
+          <w:tab w:val="left" w:pos="2240"/>
+          <w:tab w:val="left" w:pos="2800"/>
+          <w:tab w:val="left" w:pos="3360"/>
+          <w:tab w:val="left" w:pos="3920"/>
+          <w:tab w:val="left" w:pos="4480"/>
+          <w:tab w:val="left" w:pos="5040"/>
+          <w:tab w:val="left" w:pos="5600"/>
+          <w:tab w:val="left" w:pos="6160"/>
+          <w:tab w:val="left" w:pos="6720"/>
+        </w:tabs>
+        <w:autoSpaceDE w:val="0"/>
+        <w:autoSpaceDN w:val="0"/>
+        <w:adjustRightInd w:val="0"/>
+        <w:spacing w:after="0" w:line="240" w:lineRule="auto"/>
+        <w:rPr>
+          <w:rFonts w:ascii="Helvetica Neue" w:hAnsi="Helvetica Neue" w:cs="Helvetica Neue"/>
+          <w:color w:val="000000"/>
+          <w:kern w:val="0"/>
+          <w:sz w:val="26"/>
+          <w:szCs w:val="26"/>
+        </w:rPr>
+      </w:pPr>
+      <w:r>
+        <w:rPr>
+          <w:rFonts w:ascii="Helvetica Neue" w:hAnsi="Helvetica Neue" w:cs="Helvetica Neue"/>
+          <w:color w:val="000000"/>
+          <w:kern w:val="0"/>
+          <w:sz w:val="26"/>
+          <w:szCs w:val="26"/>
+        </w:rPr>
         <w:lastRenderedPageBreak/>
-        <w:t>Осталось совсем немного, но все в Духе!</w:t>
-      </w:r>
-    </w:p>
-    <w:p>
-      <w:r>
-        <w:t>Они держат на своих плечах Мир!</w:t>
-      </w:r>
-    </w:p>
-    <w:p>
-      <w:r>
-        <w:t>Руси уже нет – это Тёмных слухи,</w:t>
-      </w:r>
-    </w:p>
-    <w:p>
-      <w:r>
-        <w:t>Русь для людей и Создателя – ориентир!</w:t>
-      </w:r>
-    </w:p>
-    <w:p/>
-    <w:p>
-      <w:r>
-        <w:t>Цифры сошлись, но в другом порядке!</w:t>
-      </w:r>
-    </w:p>
-    <w:p>
-      <w:r>
-        <w:t>Предложено Новое исчисление!</w:t>
-      </w:r>
-    </w:p>
-    <w:p>
-      <w:r>
-        <w:t>Для цивилизации – это Новая Бога отметка,</w:t>
-      </w:r>
-    </w:p>
-    <w:p>
-      <w:r>
-        <w:t>Начала Планетарного Преображения!</w:t>
-      </w:r>
-    </w:p>
-    <w:p/>
-    <w:p>
-      <w:r>
-        <w:t>Помните, Бог говорил о точке отсчёта,</w:t>
-      </w:r>
-    </w:p>
-    <w:p>
-      <w:r>
-        <w:t>Никто не верил, но цифры сошлись,</w:t>
-      </w:r>
-    </w:p>
-    <w:p>
-      <w:r>
-        <w:t>Фактически – это Начало в Духе людей полёта,</w:t>
-      </w:r>
-    </w:p>
-    <w:p>
-      <w:r>
-        <w:t>Верящие Богу на Руси нашлись!</w:t>
-      </w:r>
-    </w:p>
-    <w:p/>
-    <w:p>
-      <w:r>
-        <w:t>Создали то, что в Мире никто не делал!</w:t>
-      </w:r>
-    </w:p>
-    <w:p>
-      <w:r>
-        <w:t>Создали по Заданию Бога Матрицу!</w:t>
-      </w:r>
-    </w:p>
-    <w:p>
-      <w:r>
-        <w:t>Духовными Русь занялась делами,</w:t>
-      </w:r>
-    </w:p>
-    <w:p>
-      <w:r>
-        <w:t>С 2021 года начинает Истории писать страницы!</w:t>
-      </w:r>
-    </w:p>
-    <w:p/>
-    <w:p>
-      <w:r>
-        <w:t>Восемь лет были уроки и был отсев!</w:t>
-      </w:r>
-    </w:p>
-    <w:p>
-      <w:r>
-        <w:t>Формировалась Школа Учителей Духа!</w:t>
-      </w:r>
-    </w:p>
-    <w:p>
-      <w:r>
-        <w:t>Был и Новый Знаний посев!</w:t>
-      </w:r>
-    </w:p>
-    <w:p>
-      <w:r>
-        <w:t>Появились Учителя, знающие как в Духе!</w:t>
-      </w:r>
-    </w:p>
-    <w:p/>
-    <w:p>
-      <w:r>
-        <w:t>Незаметно сложились цифры!</w:t>
-      </w:r>
-    </w:p>
-    <w:p>
-      <w:r>
-        <w:t>Это цифры Гармонии всех Миров!</w:t>
-      </w:r>
-    </w:p>
-    <w:p>
-      <w:r>
-        <w:t>Люди были заняты проблемами войны!</w:t>
-      </w:r>
-    </w:p>
-    <w:p>
-      <w:r>
-        <w:t>Главное, надо освободиться от оков!</w:t>
-      </w:r>
-    </w:p>
-    <w:p/>
-    <w:p>
-      <w:r>
-        <w:t>Никто не подгонял время!</w:t>
-      </w:r>
-    </w:p>
-    <w:p>
-      <w:r>
-        <w:t>Оно, казалось, совсем заснуло!</w:t>
-      </w:r>
-    </w:p>
-    <w:p>
-      <w:r>
-        <w:lastRenderedPageBreak/>
-        <w:t>На улицы городов вылезло бремя,</w:t>
-      </w:r>
-    </w:p>
-    <w:p>
-      <w:r>
-        <w:t>Выступление людей – всё развернуло!</w:t>
-      </w:r>
-    </w:p>
-    <w:p/>
-    <w:p>
-      <w:r>
-        <w:t>Неожиданно молодёжь проснулась!</w:t>
-      </w:r>
-    </w:p>
-    <w:p>
-      <w:r>
-        <w:t>Особенно, Новое поколение!</w:t>
-      </w:r>
-    </w:p>
-    <w:p>
-      <w:r>
-        <w:t>Оно на ситуацию гнева откликнулось!</w:t>
-      </w:r>
-    </w:p>
-    <w:p>
-      <w:r>
-        <w:t>Проявилось неповиновение!</w:t>
-      </w:r>
-    </w:p>
-    <w:p/>
-    <w:p>
-      <w:r>
-        <w:t>Власть решила, что Русь, как Европа!</w:t>
-      </w:r>
-    </w:p>
-    <w:p>
-      <w:r>
-        <w:t>Пустой балаган на улицах!</w:t>
-      </w:r>
-    </w:p>
-    <w:p>
-      <w:r>
-        <w:t>Для Руси нет слова: «внутренняя утроба»!</w:t>
-      </w:r>
-    </w:p>
-    <w:p>
-      <w:r>
-        <w:t>Для Руси есть Свобода в Душе и в деснице!</w:t>
-      </w:r>
-    </w:p>
-    <w:p/>
-    <w:p>
-      <w:r>
-        <w:t>Молодость не боится смерти!</w:t>
-      </w:r>
-    </w:p>
-    <w:p>
-      <w:r>
-        <w:t>Это – старшие боятся всегда всего!</w:t>
-      </w:r>
-    </w:p>
-    <w:p>
-      <w:r>
-        <w:t>Нет для старших уже «Завтра», поверьте,</w:t>
-      </w:r>
-    </w:p>
-    <w:p>
-      <w:r>
-        <w:t>Молодость требует своего!</w:t>
-      </w:r>
-    </w:p>
-    <w:p/>
-    <w:p>
-      <w:r>
-        <w:t>2021 год только для Нового поколения!</w:t>
-      </w:r>
-    </w:p>
-    <w:p>
-      <w:r>
-        <w:t>Этому поколению творить «Завтра»!</w:t>
-      </w:r>
-    </w:p>
-    <w:p>
-      <w:r>
-        <w:t>Не может быть Русь в Духе покорённая,</w:t>
-      </w:r>
-    </w:p>
-    <w:p>
-      <w:r>
-        <w:t>Пассионарность на Руси – Правда!</w:t>
-      </w:r>
-    </w:p>
-    <w:p/>
-    <w:p>
-      <w:r>
-        <w:t>Неожиданная ситуация для власти!</w:t>
-      </w:r>
-    </w:p>
-    <w:p>
-      <w:r>
-        <w:t>Молодые сильны в Духе!</w:t>
-      </w:r>
-    </w:p>
-    <w:p>
-      <w:r>
-        <w:t>Они по себе уже знают рабские страсти!</w:t>
-      </w:r>
-    </w:p>
-    <w:p>
-      <w:r>
-        <w:t>В Духе не страшны никакие потуги!</w:t>
-      </w:r>
-    </w:p>
-    <w:p/>
-    <w:p>
-      <w:r>
-        <w:t>Родители им уже не авторитет!</w:t>
-      </w:r>
-    </w:p>
-    <w:p>
-      <w:r>
-        <w:t>Родители сломались под гнётом!</w:t>
-      </w:r>
-    </w:p>
-    <w:p>
-      <w:r>
-        <w:t>Для них – Свободная страна приоритет!</w:t>
-      </w:r>
-    </w:p>
-    <w:p>
+        <w:t>«Потолок» Сознания – это Небо!</w:t>
+      </w:r>
+    </w:p>
+    <w:p>
+      <w:pPr>
+        <w:tabs>
+          <w:tab w:val="left" w:pos="560"/>
+          <w:tab w:val="left" w:pos="1120"/>
+          <w:tab w:val="left" w:pos="1680"/>
+          <w:tab w:val="left" w:pos="2240"/>
+          <w:tab w:val="left" w:pos="2800"/>
+          <w:tab w:val="left" w:pos="3360"/>
+          <w:tab w:val="left" w:pos="3920"/>
+          <w:tab w:val="left" w:pos="4480"/>
+          <w:tab w:val="left" w:pos="5040"/>
+          <w:tab w:val="left" w:pos="5600"/>
+          <w:tab w:val="left" w:pos="6160"/>
+          <w:tab w:val="left" w:pos="6720"/>
+        </w:tabs>
+        <w:autoSpaceDE w:val="0"/>
+        <w:autoSpaceDN w:val="0"/>
+        <w:adjustRightInd w:val="0"/>
+        <w:spacing w:after="0" w:line="240" w:lineRule="auto"/>
+        <w:rPr>
+          <w:rFonts w:ascii="Helvetica Neue" w:hAnsi="Helvetica Neue" w:cs="Helvetica Neue"/>
+          <w:color w:val="000000"/>
+          <w:kern w:val="0"/>
+          <w:sz w:val="26"/>
+          <w:szCs w:val="26"/>
+        </w:rPr>
+      </w:pPr>
+      <w:r>
+        <w:rPr>
+          <w:rFonts w:ascii="Helvetica Neue" w:hAnsi="Helvetica Neue" w:cs="Helvetica Neue"/>
+          <w:color w:val="000000"/>
+          <w:kern w:val="0"/>
+          <w:sz w:val="26"/>
+          <w:szCs w:val="26"/>
+        </w:rPr>
+        <w:t>Шестая раса – жизнь без оболочки!</w:t>
+      </w:r>
+    </w:p>
+    <w:p>
+      <w:pPr>
+        <w:tabs>
+          <w:tab w:val="left" w:pos="560"/>
+          <w:tab w:val="left" w:pos="1120"/>
+          <w:tab w:val="left" w:pos="1680"/>
+          <w:tab w:val="left" w:pos="2240"/>
+          <w:tab w:val="left" w:pos="2800"/>
+          <w:tab w:val="left" w:pos="3360"/>
+          <w:tab w:val="left" w:pos="3920"/>
+          <w:tab w:val="left" w:pos="4480"/>
+          <w:tab w:val="left" w:pos="5040"/>
+          <w:tab w:val="left" w:pos="5600"/>
+          <w:tab w:val="left" w:pos="6160"/>
+          <w:tab w:val="left" w:pos="6720"/>
+        </w:tabs>
+        <w:autoSpaceDE w:val="0"/>
+        <w:autoSpaceDN w:val="0"/>
+        <w:adjustRightInd w:val="0"/>
+        <w:spacing w:after="0" w:line="240" w:lineRule="auto"/>
+        <w:rPr>
+          <w:rFonts w:ascii="Helvetica Neue" w:hAnsi="Helvetica Neue" w:cs="Helvetica Neue"/>
+          <w:color w:val="000000"/>
+          <w:kern w:val="0"/>
+          <w:sz w:val="26"/>
+          <w:szCs w:val="26"/>
+        </w:rPr>
+      </w:pPr>
+      <w:r>
+        <w:rPr>
+          <w:rFonts w:ascii="Helvetica Neue" w:hAnsi="Helvetica Neue" w:cs="Helvetica Neue"/>
+          <w:color w:val="000000"/>
+          <w:kern w:val="0"/>
+          <w:sz w:val="26"/>
+          <w:szCs w:val="26"/>
+        </w:rPr>
+        <w:t>Равенство становится Былью,</w:t>
+      </w:r>
+    </w:p>
+    <w:p>
+      <w:pPr>
+        <w:tabs>
+          <w:tab w:val="left" w:pos="560"/>
+          <w:tab w:val="left" w:pos="1120"/>
+          <w:tab w:val="left" w:pos="1680"/>
+          <w:tab w:val="left" w:pos="2240"/>
+          <w:tab w:val="left" w:pos="2800"/>
+          <w:tab w:val="left" w:pos="3360"/>
+          <w:tab w:val="left" w:pos="3920"/>
+          <w:tab w:val="left" w:pos="4480"/>
+          <w:tab w:val="left" w:pos="5040"/>
+          <w:tab w:val="left" w:pos="5600"/>
+          <w:tab w:val="left" w:pos="6160"/>
+          <w:tab w:val="left" w:pos="6720"/>
+        </w:tabs>
+        <w:autoSpaceDE w:val="0"/>
+        <w:autoSpaceDN w:val="0"/>
+        <w:adjustRightInd w:val="0"/>
+        <w:spacing w:after="0" w:line="240" w:lineRule="auto"/>
+        <w:rPr>
+          <w:rFonts w:ascii="Helvetica Neue" w:hAnsi="Helvetica Neue" w:cs="Helvetica Neue"/>
+          <w:color w:val="000000"/>
+          <w:kern w:val="0"/>
+          <w:sz w:val="26"/>
+          <w:szCs w:val="26"/>
+        </w:rPr>
+      </w:pPr>
+      <w:r>
+        <w:rPr>
+          <w:rFonts w:ascii="Helvetica Neue" w:hAnsi="Helvetica Neue" w:cs="Helvetica Neue"/>
+          <w:color w:val="000000"/>
+          <w:kern w:val="0"/>
+          <w:sz w:val="26"/>
+          <w:szCs w:val="26"/>
+        </w:rPr>
+        <w:t>В Истории Планеты – Новые строчки!</w:t>
+      </w:r>
+    </w:p>
+    <w:p>
+      <w:pPr>
+        <w:tabs>
+          <w:tab w:val="left" w:pos="560"/>
+          <w:tab w:val="left" w:pos="1120"/>
+          <w:tab w:val="left" w:pos="1680"/>
+          <w:tab w:val="left" w:pos="2240"/>
+          <w:tab w:val="left" w:pos="2800"/>
+          <w:tab w:val="left" w:pos="3360"/>
+          <w:tab w:val="left" w:pos="3920"/>
+          <w:tab w:val="left" w:pos="4480"/>
+          <w:tab w:val="left" w:pos="5040"/>
+          <w:tab w:val="left" w:pos="5600"/>
+          <w:tab w:val="left" w:pos="6160"/>
+          <w:tab w:val="left" w:pos="6720"/>
+        </w:tabs>
+        <w:autoSpaceDE w:val="0"/>
+        <w:autoSpaceDN w:val="0"/>
+        <w:adjustRightInd w:val="0"/>
+        <w:spacing w:after="0" w:line="240" w:lineRule="auto"/>
+        <w:rPr>
+          <w:rFonts w:ascii="Helvetica Neue" w:hAnsi="Helvetica Neue" w:cs="Helvetica Neue"/>
+          <w:color w:val="000000"/>
+          <w:kern w:val="0"/>
+          <w:sz w:val="26"/>
+          <w:szCs w:val="26"/>
+        </w:rPr>
+      </w:pPr>
+    </w:p>
+    <w:p>
+      <w:pPr>
+        <w:tabs>
+          <w:tab w:val="left" w:pos="560"/>
+          <w:tab w:val="left" w:pos="1120"/>
+          <w:tab w:val="left" w:pos="1680"/>
+          <w:tab w:val="left" w:pos="2240"/>
+          <w:tab w:val="left" w:pos="2800"/>
+          <w:tab w:val="left" w:pos="3360"/>
+          <w:tab w:val="left" w:pos="3920"/>
+          <w:tab w:val="left" w:pos="4480"/>
+          <w:tab w:val="left" w:pos="5040"/>
+          <w:tab w:val="left" w:pos="5600"/>
+          <w:tab w:val="left" w:pos="6160"/>
+          <w:tab w:val="left" w:pos="6720"/>
+        </w:tabs>
+        <w:autoSpaceDE w:val="0"/>
+        <w:autoSpaceDN w:val="0"/>
+        <w:adjustRightInd w:val="0"/>
+        <w:spacing w:after="0" w:line="240" w:lineRule="auto"/>
+        <w:rPr>
+          <w:rFonts w:ascii="Helvetica Neue" w:hAnsi="Helvetica Neue" w:cs="Helvetica Neue"/>
+          <w:b/>
+          <w:bCs/>
+          <w:color w:val="000000"/>
+          <w:kern w:val="0"/>
+          <w:sz w:val="26"/>
+          <w:szCs w:val="26"/>
+        </w:rPr>
+      </w:pPr>
+      <w:r>
+        <w:rPr>
+          <w:rFonts w:ascii="Helvetica Neue" w:hAnsi="Helvetica Neue" w:cs="Helvetica Neue"/>
+          <w:b/>
+          <w:bCs/>
+          <w:color w:val="000000"/>
+          <w:kern w:val="0"/>
+          <w:sz w:val="26"/>
+          <w:szCs w:val="26"/>
+        </w:rPr>
+        <w:t>Название страны всё же: Рассея!</w:t>
+      </w:r>
+    </w:p>
+    <w:p>
+      <w:pPr>
+        <w:tabs>
+          <w:tab w:val="left" w:pos="560"/>
+          <w:tab w:val="left" w:pos="1120"/>
+          <w:tab w:val="left" w:pos="1680"/>
+          <w:tab w:val="left" w:pos="2240"/>
+          <w:tab w:val="left" w:pos="2800"/>
+          <w:tab w:val="left" w:pos="3360"/>
+          <w:tab w:val="left" w:pos="3920"/>
+          <w:tab w:val="left" w:pos="4480"/>
+          <w:tab w:val="left" w:pos="5040"/>
+          <w:tab w:val="left" w:pos="5600"/>
+          <w:tab w:val="left" w:pos="6160"/>
+          <w:tab w:val="left" w:pos="6720"/>
+        </w:tabs>
+        <w:autoSpaceDE w:val="0"/>
+        <w:autoSpaceDN w:val="0"/>
+        <w:adjustRightInd w:val="0"/>
+        <w:spacing w:after="0" w:line="240" w:lineRule="auto"/>
+        <w:rPr>
+          <w:rFonts w:ascii="Helvetica Neue" w:hAnsi="Helvetica Neue" w:cs="Helvetica Neue"/>
+          <w:b/>
+          <w:bCs/>
+          <w:color w:val="000000"/>
+          <w:kern w:val="0"/>
+          <w:sz w:val="26"/>
+          <w:szCs w:val="26"/>
+        </w:rPr>
+      </w:pPr>
+      <w:r>
+        <w:rPr>
+          <w:rFonts w:ascii="Helvetica Neue" w:hAnsi="Helvetica Neue" w:cs="Helvetica Neue"/>
+          <w:b/>
+          <w:bCs/>
+          <w:color w:val="000000"/>
+          <w:kern w:val="0"/>
+          <w:sz w:val="26"/>
+          <w:szCs w:val="26"/>
+        </w:rPr>
+        <w:t xml:space="preserve">Исток её </w:t>
+      </w:r>
       <w:proofErr w:type="gramStart"/>
       <w:r>
-        <w:t>Они – опьянены</w:t>
+        <w:rPr>
+          <w:rFonts w:ascii="Helvetica Neue" w:hAnsi="Helvetica Neue" w:cs="Helvetica Neue"/>
+          <w:b/>
+          <w:bCs/>
+          <w:color w:val="000000"/>
+          <w:kern w:val="0"/>
+          <w:sz w:val="26"/>
+          <w:szCs w:val="26"/>
+        </w:rPr>
+        <w:t>от Ярила</w:t>
       </w:r>
       <w:proofErr w:type="gramEnd"/>
       <w:r>
-        <w:t xml:space="preserve"> Свободным полётом!</w:t>
-      </w:r>
-    </w:p>
-    <w:p/>
-    <w:p>
-      <w:r>
-        <w:t>Мы подготовили для них Знания!</w:t>
-      </w:r>
-    </w:p>
-    <w:p>
-      <w:r>
-        <w:t>Вы с Богом передали для них Идею!</w:t>
-      </w:r>
-    </w:p>
-    <w:p>
-      <w:r>
-        <w:t>Они поднимут скоро другое Знамя!</w:t>
-      </w:r>
-    </w:p>
-    <w:p>
-      <w:r>
-        <w:t>Создатель поможет обойтись без потерь!</w:t>
-      </w:r>
-    </w:p>
-    <w:p/>
-    <w:p>
-      <w:r>
-        <w:t>2021 год – это их Начало!</w:t>
-      </w:r>
-    </w:p>
-    <w:p>
-      <w:r>
-        <w:t>Подготовка и управление в руках Бога!</w:t>
-      </w:r>
-    </w:p>
-    <w:p>
-      <w:r>
-        <w:t>Исторически, Русь всегда начинала!</w:t>
-      </w:r>
-    </w:p>
-    <w:p>
-      <w:r>
-        <w:t>Русь – это Первые на Планете с Небес – Боги!</w:t>
-      </w:r>
-    </w:p>
-    <w:p/>
-    <w:p>
-      <w:r>
+        <w:rPr>
+          <w:rFonts w:ascii="Helvetica Neue" w:hAnsi="Helvetica Neue" w:cs="Helvetica Neue"/>
+          <w:b/>
+          <w:bCs/>
+          <w:color w:val="000000"/>
+          <w:kern w:val="0"/>
+          <w:sz w:val="26"/>
+          <w:szCs w:val="26"/>
+        </w:rPr>
+        <w:t>!</w:t>
+      </w:r>
+    </w:p>
+    <w:p>
+      <w:pPr>
+        <w:tabs>
+          <w:tab w:val="left" w:pos="560"/>
+          <w:tab w:val="left" w:pos="1120"/>
+          <w:tab w:val="left" w:pos="1680"/>
+          <w:tab w:val="left" w:pos="2240"/>
+          <w:tab w:val="left" w:pos="2800"/>
+          <w:tab w:val="left" w:pos="3360"/>
+          <w:tab w:val="left" w:pos="3920"/>
+          <w:tab w:val="left" w:pos="4480"/>
+          <w:tab w:val="left" w:pos="5040"/>
+          <w:tab w:val="left" w:pos="5600"/>
+          <w:tab w:val="left" w:pos="6160"/>
+          <w:tab w:val="left" w:pos="6720"/>
+        </w:tabs>
+        <w:autoSpaceDE w:val="0"/>
+        <w:autoSpaceDN w:val="0"/>
+        <w:adjustRightInd w:val="0"/>
+        <w:spacing w:after="0" w:line="240" w:lineRule="auto"/>
+        <w:rPr>
+          <w:rFonts w:ascii="Helvetica Neue" w:hAnsi="Helvetica Neue" w:cs="Helvetica Neue"/>
+          <w:b/>
+          <w:bCs/>
+          <w:color w:val="000000"/>
+          <w:kern w:val="0"/>
+          <w:sz w:val="26"/>
+          <w:szCs w:val="26"/>
+        </w:rPr>
+      </w:pPr>
+      <w:r>
+        <w:rPr>
+          <w:rFonts w:ascii="Helvetica Neue" w:hAnsi="Helvetica Neue" w:cs="Helvetica Neue"/>
+          <w:b/>
+          <w:bCs/>
+          <w:color w:val="000000"/>
+          <w:kern w:val="0"/>
+          <w:sz w:val="26"/>
+          <w:szCs w:val="26"/>
+        </w:rPr>
+        <w:t>Бог впереди, в облике своего Мессии!</w:t>
+      </w:r>
+    </w:p>
+    <w:p>
+      <w:pPr>
+        <w:tabs>
+          <w:tab w:val="left" w:pos="560"/>
+          <w:tab w:val="left" w:pos="1120"/>
+          <w:tab w:val="left" w:pos="1680"/>
+          <w:tab w:val="left" w:pos="2240"/>
+          <w:tab w:val="left" w:pos="2800"/>
+          <w:tab w:val="left" w:pos="3360"/>
+          <w:tab w:val="left" w:pos="3920"/>
+          <w:tab w:val="left" w:pos="4480"/>
+          <w:tab w:val="left" w:pos="5040"/>
+          <w:tab w:val="left" w:pos="5600"/>
+          <w:tab w:val="left" w:pos="6160"/>
+          <w:tab w:val="left" w:pos="6720"/>
+        </w:tabs>
+        <w:autoSpaceDE w:val="0"/>
+        <w:autoSpaceDN w:val="0"/>
+        <w:adjustRightInd w:val="0"/>
+        <w:spacing w:after="0" w:line="240" w:lineRule="auto"/>
+        <w:rPr>
+          <w:rFonts w:ascii="Helvetica Neue" w:hAnsi="Helvetica Neue" w:cs="Helvetica Neue"/>
+          <w:b/>
+          <w:bCs/>
+          <w:color w:val="000000"/>
+          <w:kern w:val="0"/>
+          <w:sz w:val="26"/>
+          <w:szCs w:val="26"/>
+        </w:rPr>
+      </w:pPr>
+      <w:r>
+        <w:rPr>
+          <w:rFonts w:ascii="Helvetica Neue" w:hAnsi="Helvetica Neue" w:cs="Helvetica Neue"/>
+          <w:b/>
+          <w:bCs/>
+          <w:color w:val="000000"/>
+          <w:kern w:val="0"/>
+          <w:sz w:val="26"/>
+          <w:szCs w:val="26"/>
+        </w:rPr>
+        <w:t>Любовь будет на Планете – мерилом!</w:t>
+      </w:r>
+    </w:p>
+    <w:p>
+      <w:pPr>
+        <w:tabs>
+          <w:tab w:val="left" w:pos="560"/>
+          <w:tab w:val="left" w:pos="1120"/>
+          <w:tab w:val="left" w:pos="1680"/>
+          <w:tab w:val="left" w:pos="2240"/>
+          <w:tab w:val="left" w:pos="2800"/>
+          <w:tab w:val="left" w:pos="3360"/>
+          <w:tab w:val="left" w:pos="3920"/>
+          <w:tab w:val="left" w:pos="4480"/>
+          <w:tab w:val="left" w:pos="5040"/>
+          <w:tab w:val="left" w:pos="5600"/>
+          <w:tab w:val="left" w:pos="6160"/>
+          <w:tab w:val="left" w:pos="6720"/>
+        </w:tabs>
+        <w:autoSpaceDE w:val="0"/>
+        <w:autoSpaceDN w:val="0"/>
+        <w:adjustRightInd w:val="0"/>
+        <w:spacing w:after="0" w:line="240" w:lineRule="auto"/>
+        <w:rPr>
+          <w:rFonts w:ascii="Helvetica Neue" w:hAnsi="Helvetica Neue" w:cs="Helvetica Neue"/>
+          <w:color w:val="000000"/>
+          <w:kern w:val="0"/>
+          <w:sz w:val="26"/>
+          <w:szCs w:val="26"/>
+        </w:rPr>
+      </w:pPr>
+    </w:p>
+    <w:p>
+      <w:pPr>
+        <w:tabs>
+          <w:tab w:val="left" w:pos="560"/>
+          <w:tab w:val="left" w:pos="1120"/>
+          <w:tab w:val="left" w:pos="1680"/>
+          <w:tab w:val="left" w:pos="2240"/>
+          <w:tab w:val="left" w:pos="2800"/>
+          <w:tab w:val="left" w:pos="3360"/>
+          <w:tab w:val="left" w:pos="3920"/>
+          <w:tab w:val="left" w:pos="4480"/>
+          <w:tab w:val="left" w:pos="5040"/>
+          <w:tab w:val="left" w:pos="5600"/>
+          <w:tab w:val="left" w:pos="6160"/>
+          <w:tab w:val="left" w:pos="6720"/>
+        </w:tabs>
+        <w:autoSpaceDE w:val="0"/>
+        <w:autoSpaceDN w:val="0"/>
+        <w:adjustRightInd w:val="0"/>
+        <w:spacing w:after="0" w:line="240" w:lineRule="auto"/>
+        <w:rPr>
+          <w:rFonts w:ascii="Helvetica Neue" w:hAnsi="Helvetica Neue" w:cs="Helvetica Neue"/>
+          <w:color w:val="000000"/>
+          <w:kern w:val="0"/>
+          <w:sz w:val="26"/>
+          <w:szCs w:val="26"/>
+        </w:rPr>
+      </w:pPr>
+      <w:r>
+        <w:rPr>
+          <w:rFonts w:ascii="Helvetica Neue" w:hAnsi="Helvetica Neue" w:cs="Helvetica Neue"/>
+          <w:color w:val="000000"/>
+          <w:kern w:val="0"/>
+          <w:sz w:val="26"/>
+          <w:szCs w:val="26"/>
+        </w:rPr>
         <w:t>Аминь.</w:t>
       </w:r>
     </w:p>
     <w:p>
-      <w:r>
+      <w:pPr>
+        <w:tabs>
+          <w:tab w:val="left" w:pos="560"/>
+          <w:tab w:val="left" w:pos="1120"/>
+          <w:tab w:val="left" w:pos="1680"/>
+          <w:tab w:val="left" w:pos="2240"/>
+          <w:tab w:val="left" w:pos="2800"/>
+          <w:tab w:val="left" w:pos="3360"/>
+          <w:tab w:val="left" w:pos="3920"/>
+          <w:tab w:val="left" w:pos="4480"/>
+          <w:tab w:val="left" w:pos="5040"/>
+          <w:tab w:val="left" w:pos="5600"/>
+          <w:tab w:val="left" w:pos="6160"/>
+          <w:tab w:val="left" w:pos="6720"/>
+        </w:tabs>
+        <w:autoSpaceDE w:val="0"/>
+        <w:autoSpaceDN w:val="0"/>
+        <w:adjustRightInd w:val="0"/>
+        <w:spacing w:after="0" w:line="240" w:lineRule="auto"/>
+        <w:rPr>
+          <w:rFonts w:ascii="Helvetica Neue" w:hAnsi="Helvetica Neue" w:cs="Helvetica Neue"/>
+          <w:color w:val="000000"/>
+          <w:kern w:val="0"/>
+          <w:sz w:val="26"/>
+          <w:szCs w:val="26"/>
+        </w:rPr>
+      </w:pPr>
+      <w:r>
+        <w:rPr>
+          <w:rFonts w:ascii="Helvetica Neue" w:hAnsi="Helvetica Neue" w:cs="Helvetica Neue"/>
+          <w:color w:val="000000"/>
+          <w:kern w:val="0"/>
+          <w:sz w:val="26"/>
+          <w:szCs w:val="26"/>
+        </w:rPr>
         <w:t>Отец Абсолют.</w:t>
+      </w:r>
+    </w:p>
+    <w:p>
+      <w:pPr>
+        <w:tabs>
+          <w:tab w:val="left" w:pos="560"/>
+          <w:tab w:val="left" w:pos="1120"/>
+          <w:tab w:val="left" w:pos="1680"/>
+          <w:tab w:val="left" w:pos="2240"/>
+          <w:tab w:val="left" w:pos="2800"/>
+          <w:tab w:val="left" w:pos="3360"/>
+          <w:tab w:val="left" w:pos="3920"/>
+          <w:tab w:val="left" w:pos="4480"/>
+          <w:tab w:val="left" w:pos="5040"/>
+          <w:tab w:val="left" w:pos="5600"/>
+          <w:tab w:val="left" w:pos="6160"/>
+          <w:tab w:val="left" w:pos="6720"/>
+        </w:tabs>
+        <w:autoSpaceDE w:val="0"/>
+        <w:autoSpaceDN w:val="0"/>
+        <w:adjustRightInd w:val="0"/>
+        <w:spacing w:after="0" w:line="240" w:lineRule="auto"/>
+        <w:rPr>
+          <w:rFonts w:ascii="Helvetica Neue" w:hAnsi="Helvetica Neue" w:cs="Helvetica Neue"/>
+          <w:color w:val="000000"/>
+          <w:kern w:val="0"/>
+          <w:sz w:val="26"/>
+          <w:szCs w:val="26"/>
+        </w:rPr>
+      </w:pPr>
+    </w:p>
+    <w:p>
+      <w:r>
+        <w:rPr>
+          <w:rFonts w:ascii="Helvetica Neue" w:hAnsi="Helvetica Neue" w:cs="Helvetica Neue"/>
+          <w:color w:val="000000"/>
+          <w:kern w:val="0"/>
+          <w:sz w:val="26"/>
+          <w:szCs w:val="26"/>
+        </w:rPr>
+        <w:t>10.02.2021 = 8</w:t>
       </w:r>
     </w:p>
     <w:sectPr>
@@ -509,15 +4049,15 @@
       <w:rPr>
         <w:rFonts w:asciiTheme="minorHAnsi" w:eastAsiaTheme="minorHAnsi" w:hAnsiTheme="minorHAnsi" w:cstheme="minorBidi"/>
         <w:kern w:val="2"/>
-        <w:sz w:val="22"/>
-        <w:szCs w:val="22"/>
+        <w:sz w:val="24"/>
+        <w:szCs w:val="24"/>
         <w:lang w:val="ru-RU" w:eastAsia="en-US" w:bidi="ar-SA"/>
         <w14:ligatures w14:val="standardContextual"/>
       </w:rPr>
     </w:rPrDefault>
     <w:pPrDefault>
       <w:pPr>
-        <w:spacing w:after="160" w:line="259" w:lineRule="auto"/>
+        <w:spacing w:after="160" w:line="278" w:lineRule="auto"/>
       </w:pPr>
     </w:pPrDefault>
   </w:docDefaults>
@@ -910,7 +4450,7 @@
     <w:link w:val="10"/>
     <w:uiPriority w:val="9"/>
     <w:qFormat/>
-    <w:rsid w:val="004A283D"/>
+    <w:rsid w:val="00BA0716"/>
     <w:pPr>
       <w:keepNext/>
       <w:keepLines/>
@@ -933,7 +4473,7 @@
     <w:semiHidden/>
     <w:unhideWhenUsed/>
     <w:qFormat/>
-    <w:rsid w:val="004A283D"/>
+    <w:rsid w:val="00BA0716"/>
     <w:pPr>
       <w:keepNext/>
       <w:keepLines/>
@@ -956,7 +4496,7 @@
     <w:semiHidden/>
     <w:unhideWhenUsed/>
     <w:qFormat/>
-    <w:rsid w:val="004A283D"/>
+    <w:rsid w:val="00BA0716"/>
     <w:pPr>
       <w:keepNext/>
       <w:keepLines/>
@@ -979,7 +4519,7 @@
     <w:semiHidden/>
     <w:unhideWhenUsed/>
     <w:qFormat/>
-    <w:rsid w:val="004A283D"/>
+    <w:rsid w:val="00BA0716"/>
     <w:pPr>
       <w:keepNext/>
       <w:keepLines/>
@@ -1002,7 +4542,7 @@
     <w:semiHidden/>
     <w:unhideWhenUsed/>
     <w:qFormat/>
-    <w:rsid w:val="004A283D"/>
+    <w:rsid w:val="00BA0716"/>
     <w:pPr>
       <w:keepNext/>
       <w:keepLines/>
@@ -1023,7 +4563,7 @@
     <w:semiHidden/>
     <w:unhideWhenUsed/>
     <w:qFormat/>
-    <w:rsid w:val="004A283D"/>
+    <w:rsid w:val="00BA0716"/>
     <w:pPr>
       <w:keepNext/>
       <w:keepLines/>
@@ -1046,7 +4586,7 @@
     <w:semiHidden/>
     <w:unhideWhenUsed/>
     <w:qFormat/>
-    <w:rsid w:val="004A283D"/>
+    <w:rsid w:val="00BA0716"/>
     <w:pPr>
       <w:keepNext/>
       <w:keepLines/>
@@ -1067,7 +4607,7 @@
     <w:semiHidden/>
     <w:unhideWhenUsed/>
     <w:qFormat/>
-    <w:rsid w:val="004A283D"/>
+    <w:rsid w:val="00BA0716"/>
     <w:pPr>
       <w:keepNext/>
       <w:keepLines/>
@@ -1090,7 +4630,7 @@
     <w:semiHidden/>
     <w:unhideWhenUsed/>
     <w:qFormat/>
-    <w:rsid w:val="004A283D"/>
+    <w:rsid w:val="00BA0716"/>
     <w:pPr>
       <w:keepNext/>
       <w:keepLines/>
@@ -1134,7 +4674,7 @@
     <w:basedOn w:val="a0"/>
     <w:link w:val="1"/>
     <w:uiPriority w:val="9"/>
-    <w:rsid w:val="004A283D"/>
+    <w:rsid w:val="00BA0716"/>
     <w:rPr>
       <w:rFonts w:asciiTheme="majorHAnsi" w:eastAsiaTheme="majorEastAsia" w:hAnsiTheme="majorHAnsi" w:cstheme="majorBidi"/>
       <w:color w:val="0F4761" w:themeColor="accent1" w:themeShade="BF"/>
@@ -1148,7 +4688,7 @@
     <w:link w:val="2"/>
     <w:uiPriority w:val="9"/>
     <w:semiHidden/>
-    <w:rsid w:val="004A283D"/>
+    <w:rsid w:val="00BA0716"/>
     <w:rPr>
       <w:rFonts w:asciiTheme="majorHAnsi" w:eastAsiaTheme="majorEastAsia" w:hAnsiTheme="majorHAnsi" w:cstheme="majorBidi"/>
       <w:color w:val="0F4761" w:themeColor="accent1" w:themeShade="BF"/>
@@ -1162,7 +4702,7 @@
     <w:link w:val="3"/>
     <w:uiPriority w:val="9"/>
     <w:semiHidden/>
-    <w:rsid w:val="004A283D"/>
+    <w:rsid w:val="00BA0716"/>
     <w:rPr>
       <w:rFonts w:eastAsiaTheme="majorEastAsia" w:cstheme="majorBidi"/>
       <w:color w:val="0F4761" w:themeColor="accent1" w:themeShade="BF"/>
@@ -1176,7 +4716,7 @@
     <w:link w:val="4"/>
     <w:uiPriority w:val="9"/>
     <w:semiHidden/>
-    <w:rsid w:val="004A283D"/>
+    <w:rsid w:val="00BA0716"/>
     <w:rPr>
       <w:rFonts w:eastAsiaTheme="majorEastAsia" w:cstheme="majorBidi"/>
       <w:i/>
@@ -1190,7 +4730,7 @@
     <w:link w:val="5"/>
     <w:uiPriority w:val="9"/>
     <w:semiHidden/>
-    <w:rsid w:val="004A283D"/>
+    <w:rsid w:val="00BA0716"/>
     <w:rPr>
       <w:rFonts w:eastAsiaTheme="majorEastAsia" w:cstheme="majorBidi"/>
       <w:color w:val="0F4761" w:themeColor="accent1" w:themeShade="BF"/>
@@ -1202,7 +4742,7 @@
     <w:link w:val="6"/>
     <w:uiPriority w:val="9"/>
     <w:semiHidden/>
-    <w:rsid w:val="004A283D"/>
+    <w:rsid w:val="00BA0716"/>
     <w:rPr>
       <w:rFonts w:eastAsiaTheme="majorEastAsia" w:cstheme="majorBidi"/>
       <w:i/>
@@ -1216,7 +4756,7 @@
     <w:link w:val="7"/>
     <w:uiPriority w:val="9"/>
     <w:semiHidden/>
-    <w:rsid w:val="004A283D"/>
+    <w:rsid w:val="00BA0716"/>
     <w:rPr>
       <w:rFonts w:eastAsiaTheme="majorEastAsia" w:cstheme="majorBidi"/>
       <w:color w:val="595959" w:themeColor="text1" w:themeTint="A6"/>
@@ -1228,7 +4768,7 @@
     <w:link w:val="8"/>
     <w:uiPriority w:val="9"/>
     <w:semiHidden/>
-    <w:rsid w:val="004A283D"/>
+    <w:rsid w:val="00BA0716"/>
     <w:rPr>
       <w:rFonts w:eastAsiaTheme="majorEastAsia" w:cstheme="majorBidi"/>
       <w:i/>
@@ -1242,7 +4782,7 @@
     <w:link w:val="9"/>
     <w:uiPriority w:val="9"/>
     <w:semiHidden/>
-    <w:rsid w:val="004A283D"/>
+    <w:rsid w:val="00BA0716"/>
     <w:rPr>
       <w:rFonts w:eastAsiaTheme="majorEastAsia" w:cstheme="majorBidi"/>
       <w:color w:val="272727" w:themeColor="text1" w:themeTint="D8"/>
@@ -1255,7 +4795,7 @@
     <w:link w:val="a4"/>
     <w:uiPriority w:val="10"/>
     <w:qFormat/>
-    <w:rsid w:val="004A283D"/>
+    <w:rsid w:val="00BA0716"/>
     <w:pPr>
       <w:spacing w:after="80" w:line="240" w:lineRule="auto"/>
       <w:contextualSpacing/>
@@ -1273,7 +4813,7 @@
     <w:basedOn w:val="a0"/>
     <w:link w:val="a3"/>
     <w:uiPriority w:val="10"/>
-    <w:rsid w:val="004A283D"/>
+    <w:rsid w:val="00BA0716"/>
     <w:rPr>
       <w:rFonts w:asciiTheme="majorHAnsi" w:eastAsiaTheme="majorEastAsia" w:hAnsiTheme="majorHAnsi" w:cstheme="majorBidi"/>
       <w:spacing w:val="-10"/>
@@ -1289,7 +4829,7 @@
     <w:link w:val="a6"/>
     <w:uiPriority w:val="11"/>
     <w:qFormat/>
-    <w:rsid w:val="004A283D"/>
+    <w:rsid w:val="00BA0716"/>
     <w:pPr>
       <w:numPr>
         <w:ilvl w:val="1"/>
@@ -1308,7 +4848,7 @@
     <w:basedOn w:val="a0"/>
     <w:link w:val="a5"/>
     <w:uiPriority w:val="11"/>
-    <w:rsid w:val="004A283D"/>
+    <w:rsid w:val="00BA0716"/>
     <w:rPr>
       <w:rFonts w:eastAsiaTheme="majorEastAsia" w:cstheme="majorBidi"/>
       <w:color w:val="595959" w:themeColor="text1" w:themeTint="A6"/>
@@ -1324,7 +4864,7 @@
     <w:link w:val="22"/>
     <w:uiPriority w:val="29"/>
     <w:qFormat/>
-    <w:rsid w:val="004A283D"/>
+    <w:rsid w:val="00BA0716"/>
     <w:pPr>
       <w:spacing w:before="160"/>
       <w:jc w:val="center"/>
@@ -1340,7 +4880,7 @@
     <w:basedOn w:val="a0"/>
     <w:link w:val="21"/>
     <w:uiPriority w:val="29"/>
-    <w:rsid w:val="004A283D"/>
+    <w:rsid w:val="00BA0716"/>
     <w:rPr>
       <w:i/>
       <w:iCs/>
@@ -1352,7 +4892,7 @@
     <w:basedOn w:val="a"/>
     <w:uiPriority w:val="34"/>
     <w:qFormat/>
-    <w:rsid w:val="004A283D"/>
+    <w:rsid w:val="00BA0716"/>
     <w:pPr>
       <w:ind w:left="720"/>
       <w:contextualSpacing/>
@@ -1363,7 +4903,7 @@
     <w:basedOn w:val="a0"/>
     <w:uiPriority w:val="21"/>
     <w:qFormat/>
-    <w:rsid w:val="004A283D"/>
+    <w:rsid w:val="00BA0716"/>
     <w:rPr>
       <w:i/>
       <w:iCs/>
@@ -1377,7 +4917,7 @@
     <w:link w:val="aa"/>
     <w:uiPriority w:val="30"/>
     <w:qFormat/>
-    <w:rsid w:val="004A283D"/>
+    <w:rsid w:val="00BA0716"/>
     <w:pPr>
       <w:pBdr>
         <w:top w:val="single" w:sz="4" w:space="10" w:color="0F4761" w:themeColor="accent1" w:themeShade="BF"/>
@@ -1398,7 +4938,7 @@
     <w:basedOn w:val="a0"/>
     <w:link w:val="a9"/>
     <w:uiPriority w:val="30"/>
-    <w:rsid w:val="004A283D"/>
+    <w:rsid w:val="00BA0716"/>
     <w:rPr>
       <w:i/>
       <w:iCs/>
@@ -1410,7 +4950,7 @@
     <w:basedOn w:val="a0"/>
     <w:uiPriority w:val="32"/>
     <w:qFormat/>
-    <w:rsid w:val="004A283D"/>
+    <w:rsid w:val="00BA0716"/>
     <w:rPr>
       <w:b/>
       <w:bCs/>
@@ -1520,7 +5060,7 @@
         <a:latin typeface="Aptos" panose="02110004020202020204"/>
         <a:ea typeface=""/>
         <a:cs typeface=""/>
-        <a:font script="Jpan" typeface="游ゴシック"/>
+        <a:font script="Jpan" typeface="游明朝"/>
         <a:font script="Hang" typeface="맑은 고딕"/>
         <a:font script="Hans" typeface="等线"/>
         <a:font script="Hant" typeface="新細明體"/>
@@ -1628,13 +5168,6 @@
         </a:gradFill>
       </a:fillStyleLst>
       <a:lnStyleLst>
-        <a:ln w="6350" cap="flat" cmpd="sng" algn="ctr">
-          <a:solidFill>
-            <a:schemeClr val="phClr"/>
-          </a:solidFill>
-          <a:prstDash val="solid"/>
-          <a:miter lim="800000"/>
-        </a:ln>
         <a:ln w="12700" cap="flat" cmpd="sng" algn="ctr">
           <a:solidFill>
             <a:schemeClr val="phClr"/>
@@ -1643,6 +5176,13 @@
           <a:miter lim="800000"/>
         </a:ln>
         <a:ln w="19050" cap="flat" cmpd="sng" algn="ctr">
+          <a:solidFill>
+            <a:schemeClr val="phClr"/>
+          </a:solidFill>
+          <a:prstDash val="solid"/>
+          <a:miter lim="800000"/>
+        </a:ln>
+        <a:ln w="25400" cap="flat" cmpd="sng" algn="ctr">
           <a:solidFill>
             <a:schemeClr val="phClr"/>
           </a:solidFill>
@@ -1707,11 +5247,31 @@
       </a:bgFillStyleLst>
     </a:fmtScheme>
   </a:themeElements>
-  <a:objectDefaults/>
+  <a:objectDefaults>
+    <a:lnDef>
+      <a:spPr/>
+      <a:bodyPr/>
+      <a:lstStyle/>
+      <a:style>
+        <a:lnRef idx="2">
+          <a:schemeClr val="accent1"/>
+        </a:lnRef>
+        <a:fillRef idx="0">
+          <a:schemeClr val="accent1"/>
+        </a:fillRef>
+        <a:effectRef idx="1">
+          <a:schemeClr val="accent1"/>
+        </a:effectRef>
+        <a:fontRef idx="minor">
+          <a:schemeClr val="tx1"/>
+        </a:fontRef>
+      </a:style>
+    </a:lnDef>
+  </a:objectDefaults>
   <a:extraClrSchemeLst/>
   <a:extLst>
     <a:ext uri="{05A4C25C-085E-4340-85A3-A5531E510DB2}">
-      <thm15:themeFamily xmlns:thm15="http://schemas.microsoft.com/office/thememl/2012/main" name="Office Theme" id="{62F939B6-93AF-4DB8-9C6B-D6C7DFDC589F}" vid="{4A3C46E8-61CC-4603-A589-7422A47A8E4A}"/>
+      <thm15:themeFamily xmlns:thm15="http://schemas.microsoft.com/office/thememl/2012/main" name="Office Theme" id="{2E142A2C-CD16-42D6-873A-C26D2A0506FA}" vid="{1BDDFF52-6CD6-40A5-AB3C-68EB2F1E4D0A}"/>
     </a:ext>
   </a:extLst>
 </a:theme>
